--- a/dosyalar/sinavlar/5-sinif/arapca-5-1d1y-klasik.docx
+++ b/dosyalar/sinavlar/5-sinif/arapca-5-1d1y-klasik.docx
@@ -32,7 +32,7 @@
           </w:tcPr>
           <w:p>
             <w:pPr>
-              <w:spacing w:after="20"/>
+              <w:spacing w:after="8"/>
               <w:jc w:val="center"/>
             </w:pPr>
             <w:r>
@@ -43,15 +43,15 @@
                 <w:i w:val="false"/>
                 <w:iCs w:val="false"/>
                 <w:color w:val="39454F"/>
-                <w:sz w:val="19"/>
-                <w:szCs w:val="19"/>
+                <w:sz w:val="17"/>
+                <w:szCs w:val="17"/>
               </w:rPr>
               <w:t xml:space="preserve">2026-2027 EĞİTİM ÖĞRETİM YILI</w:t>
             </w:r>
           </w:p>
           <w:p>
             <w:pPr>
-              <w:spacing w:after="20"/>
+              <w:spacing w:after="8"/>
               <w:jc w:val="center"/>
             </w:pPr>
             <w:r>
@@ -62,8 +62,8 @@
                 <w:i w:val="false"/>
                 <w:iCs w:val="false"/>
                 <w:color w:val="111111"/>
-                <w:sz w:val="21"/>
-                <w:szCs w:val="21"/>
+                <w:sz w:val="18"/>
+                <w:szCs w:val="18"/>
               </w:rPr>
               <w:t xml:space="preserve">……………………………………………………………… İMAM HATİP ORTAOKULU</w:t>
             </w:r>
@@ -81,8 +81,8 @@
                 <w:i w:val="false"/>
                 <w:iCs w:val="false"/>
                 <w:color w:val="15222E"/>
-                <w:sz w:val="23"/>
-                <w:szCs w:val="23"/>
+                <w:sz w:val="20"/>
+                <w:szCs w:val="20"/>
               </w:rPr>
               <w:t xml:space="preserve">5. SINIF ARAPÇA DERSİ 1. DÖNEM 1. YAZILI SINAVI</w:t>
             </w:r>
@@ -122,18 +122,18 @@
           </w:tcPr>
           <w:p>
             <w:pPr>
-              <w:spacing w:after="0" w:line="270"/>
-            </w:pPr>
-            <w:r>
-              <w:rPr>
-                <w:rFonts w:ascii="Times New Roman" w:cs="Times New Roman" w:eastAsia="Times New Roman" w:hAnsi="Times New Roman"/>
-                <w:b w:val="false"/>
-                <w:bCs w:val="false"/>
-                <w:i w:val="false"/>
-                <w:iCs w:val="false"/>
-                <w:color w:val="111111"/>
-                <w:sz w:val="20"/>
-                <w:szCs w:val="20"/>
+              <w:spacing w:after="0" w:line="220"/>
+            </w:pPr>
+            <w:r>
+              <w:rPr>
+                <w:rFonts w:ascii="Times New Roman" w:cs="Times New Roman" w:eastAsia="Times New Roman" w:hAnsi="Times New Roman"/>
+                <w:b w:val="false"/>
+                <w:bCs w:val="false"/>
+                <w:i w:val="false"/>
+                <w:iCs w:val="false"/>
+                <w:color w:val="111111"/>
+                <w:sz w:val="17"/>
+                <w:szCs w:val="17"/>
               </w:rPr>
               <w:t xml:space="preserve">Adı Soyadı :  ………………………………………………………</w:t>
             </w:r>
@@ -152,18 +152,18 @@
           </w:tcPr>
           <w:p>
             <w:pPr>
-              <w:spacing w:after="0" w:line="270"/>
-            </w:pPr>
-            <w:r>
-              <w:rPr>
-                <w:rFonts w:ascii="Times New Roman" w:cs="Times New Roman" w:eastAsia="Times New Roman" w:hAnsi="Times New Roman"/>
-                <w:b w:val="false"/>
-                <w:bCs w:val="false"/>
-                <w:i w:val="false"/>
-                <w:iCs w:val="false"/>
-                <w:color w:val="111111"/>
-                <w:sz w:val="20"/>
-                <w:szCs w:val="20"/>
+              <w:spacing w:after="0" w:line="220"/>
+            </w:pPr>
+            <w:r>
+              <w:rPr>
+                <w:rFonts w:ascii="Times New Roman" w:cs="Times New Roman" w:eastAsia="Times New Roman" w:hAnsi="Times New Roman"/>
+                <w:b w:val="false"/>
+                <w:bCs w:val="false"/>
+                <w:i w:val="false"/>
+                <w:iCs w:val="false"/>
+                <w:color w:val="111111"/>
+                <w:sz w:val="17"/>
+                <w:szCs w:val="17"/>
               </w:rPr>
               <w:t xml:space="preserve">Sınıfı :  …………</w:t>
             </w:r>
@@ -182,18 +182,18 @@
           </w:tcPr>
           <w:p>
             <w:pPr>
-              <w:spacing w:after="0" w:line="270"/>
-            </w:pPr>
-            <w:r>
-              <w:rPr>
-                <w:rFonts w:ascii="Times New Roman" w:cs="Times New Roman" w:eastAsia="Times New Roman" w:hAnsi="Times New Roman"/>
-                <w:b w:val="false"/>
-                <w:bCs w:val="false"/>
-                <w:i w:val="false"/>
-                <w:iCs w:val="false"/>
-                <w:color w:val="111111"/>
-                <w:sz w:val="20"/>
-                <w:szCs w:val="20"/>
+              <w:spacing w:after="0" w:line="220"/>
+            </w:pPr>
+            <w:r>
+              <w:rPr>
+                <w:rFonts w:ascii="Times New Roman" w:cs="Times New Roman" w:eastAsia="Times New Roman" w:hAnsi="Times New Roman"/>
+                <w:b w:val="false"/>
+                <w:bCs w:val="false"/>
+                <w:i w:val="false"/>
+                <w:iCs w:val="false"/>
+                <w:color w:val="111111"/>
+                <w:sz w:val="17"/>
+                <w:szCs w:val="17"/>
               </w:rPr>
               <w:t xml:space="preserve">No :  ………</w:t>
             </w:r>
@@ -224,27 +224,27 @@
                 <w:i w:val="false"/>
                 <w:iCs w:val="false"/>
                 <w:color w:val="39454F"/>
-                <w:sz w:val="18"/>
-                <w:szCs w:val="18"/>
+                <w:sz w:val="16"/>
+                <w:szCs w:val="16"/>
               </w:rPr>
               <w:t xml:space="preserve">PUAN</w:t>
             </w:r>
           </w:p>
           <w:p>
             <w:pPr>
-              <w:spacing w:after="40" w:before="60"/>
-              <w:jc w:val="center"/>
-            </w:pPr>
-            <w:r>
-              <w:rPr>
-                <w:rFonts w:ascii="Times New Roman" w:cs="Times New Roman" w:eastAsia="Times New Roman" w:hAnsi="Times New Roman"/>
-                <w:b w:val="false"/>
-                <w:bCs w:val="false"/>
-                <w:i w:val="false"/>
-                <w:iCs w:val="false"/>
-                <w:color w:val="111111"/>
-                <w:sz w:val="24"/>
-                <w:szCs w:val="24"/>
+              <w:spacing w:after="16" w:before="24"/>
+              <w:jc w:val="center"/>
+            </w:pPr>
+            <w:r>
+              <w:rPr>
+                <w:rFonts w:ascii="Times New Roman" w:cs="Times New Roman" w:eastAsia="Times New Roman" w:hAnsi="Times New Roman"/>
+                <w:b w:val="false"/>
+                <w:bCs w:val="false"/>
+                <w:i w:val="false"/>
+                <w:iCs w:val="false"/>
+                <w:color w:val="111111"/>
+                <w:sz w:val="21"/>
+                <w:szCs w:val="21"/>
               </w:rPr>
               <w:t xml:space="preserve"/>
             </w:r>
@@ -252,24 +252,6 @@
         </w:tc>
       </w:tr>
     </w:tbl>
-    <w:p>
-      <w:pPr>
-        <w:spacing w:after="110"/>
-      </w:pPr>
-      <w:r>
-        <w:rPr>
-          <w:rFonts w:ascii="Times New Roman" w:cs="Times New Roman" w:eastAsia="Times New Roman" w:hAnsi="Times New Roman"/>
-          <w:b w:val="false"/>
-          <w:bCs w:val="false"/>
-          <w:i w:val="false"/>
-          <w:iCs w:val="false"/>
-          <w:color w:val="111111"/>
-          <w:sz w:val="21"/>
-          <w:szCs w:val="21"/>
-        </w:rPr>
-        <w:t xml:space="preserve"/>
-      </w:r>
-    </w:p>
     <w:tbl>
       <w:tblPr>
         <w:tblW w:type="dxa" w:w="9864"/>
@@ -300,7 +282,7 @@
           </w:tcPr>
           <w:p>
             <w:pPr>
-              <w:spacing w:after="40"/>
+              <w:spacing w:after="16"/>
             </w:pPr>
             <w:r>
               <w:rPr>
@@ -310,15 +292,15 @@
                 <w:i w:val="false"/>
                 <w:iCs w:val="false"/>
                 <w:color w:val="2B3742"/>
-                <w:sz w:val="18"/>
-                <w:szCs w:val="18"/>
+                <w:sz w:val="16"/>
+                <w:szCs w:val="16"/>
               </w:rPr>
               <w:t xml:space="preserve">AÇIKLAMALAR</w:t>
             </w:r>
           </w:p>
           <w:p>
             <w:pPr>
-              <w:spacing w:after="20" w:line="250"/>
+              <w:spacing w:after="8" w:line="220"/>
               <w:ind w:left="170" w:hanging="170"/>
             </w:pPr>
             <w:r>
@@ -329,15 +311,15 @@
                 <w:i w:val="false"/>
                 <w:iCs w:val="false"/>
                 <w:color w:val="2B3742"/>
-                <w:sz w:val="18"/>
-                <w:szCs w:val="18"/>
+                <w:sz w:val="16"/>
+                <w:szCs w:val="16"/>
               </w:rPr>
               <w:t xml:space="preserve">•  Sınav süresi bir ders saatidir.</w:t>
             </w:r>
           </w:p>
           <w:p>
             <w:pPr>
-              <w:spacing w:after="20" w:line="250"/>
+              <w:spacing w:after="8" w:line="220"/>
               <w:ind w:left="170" w:hanging="170"/>
             </w:pPr>
             <w:r>
@@ -348,15 +330,15 @@
                 <w:i w:val="false"/>
                 <w:iCs w:val="false"/>
                 <w:color w:val="2B3742"/>
-                <w:sz w:val="18"/>
-                <w:szCs w:val="18"/>
+                <w:sz w:val="16"/>
+                <w:szCs w:val="16"/>
               </w:rPr>
               <w:t xml:space="preserve">•  Her sorunun puanı soru sonunda belirtilmiştir.</w:t>
             </w:r>
           </w:p>
           <w:p>
             <w:pPr>
-              <w:spacing w:after="20" w:line="250"/>
+              <w:spacing w:after="8" w:line="220"/>
               <w:ind w:left="170" w:hanging="170"/>
             </w:pPr>
             <w:r>
@@ -367,15 +349,15 @@
                 <w:i w:val="false"/>
                 <w:iCs w:val="false"/>
                 <w:color w:val="2B3742"/>
-                <w:sz w:val="18"/>
-                <w:szCs w:val="18"/>
+                <w:sz w:val="16"/>
+                <w:szCs w:val="16"/>
               </w:rPr>
               <w:t xml:space="preserve">•  Arapça yazarken harekeleri de yazmayı unutmayınız.</w:t>
             </w:r>
           </w:p>
           <w:p>
             <w:pPr>
-              <w:spacing w:after="20" w:line="250"/>
+              <w:spacing w:after="8" w:line="220"/>
               <w:ind w:left="170" w:hanging="170"/>
             </w:pPr>
             <w:r>
@@ -386,8 +368,8 @@
                 <w:i w:val="false"/>
                 <w:iCs w:val="false"/>
                 <w:color w:val="2B3742"/>
-                <w:sz w:val="18"/>
-                <w:szCs w:val="18"/>
+                <w:sz w:val="16"/>
+                <w:szCs w:val="16"/>
               </w:rPr>
               <w:t xml:space="preserve">•  Cevaplarınızı okunaklı yazınız; okunmayan cevaplar değerlendirmeye alınmaz.</w:t>
             </w:r>
@@ -400,7 +382,7 @@
         <w:tabs>
           <w:tab w:val="right" w:pos="9864"/>
         </w:tabs>
-        <w:spacing w:after="90" w:before="220" w:line="280"/>
+        <w:spacing w:after="36" w:before="88" w:line="220"/>
         <w:ind w:left="340" w:hanging="340"/>
       </w:pPr>
       <w:r>
@@ -411,16 +393,16 @@
           <w:i w:val="false"/>
           <w:iCs w:val="false"/>
           <w:color w:val="111111"/>
-          <w:sz w:val="21"/>
-          <w:szCs w:val="21"/>
+          <w:sz w:val="18"/>
+          <w:szCs w:val="18"/>
         </w:rPr>
         <w:t xml:space="preserve">1.</w:t>
       </w:r>
       <w:r>
         <w:rPr>
           <w:rFonts w:ascii="Times New Roman" w:cs="Times New Roman" w:eastAsia="Times New Roman" w:hAnsi="Times New Roman"/>
-          <w:sz w:val="21"/>
-          <w:szCs w:val="21"/>
+          <w:sz w:val="18"/>
+          <w:szCs w:val="18"/>
         </w:rPr>
         <w:tab/>
       </w:r>
@@ -432,16 +414,16 @@
           <w:i w:val="false"/>
           <w:iCs w:val="false"/>
           <w:color w:val="111111"/>
-          <w:sz w:val="21"/>
-          <w:szCs w:val="21"/>
+          <w:sz w:val="18"/>
+          <w:szCs w:val="18"/>
         </w:rPr>
         <w:t xml:space="preserve">Aşağıdaki harflerin okunuşlarını (isimlerini) yazınız.</w:t>
       </w:r>
       <w:r>
         <w:rPr>
           <w:rFonts w:ascii="Times New Roman" w:cs="Times New Roman" w:eastAsia="Times New Roman" w:hAnsi="Times New Roman"/>
-          <w:sz w:val="21"/>
-          <w:szCs w:val="21"/>
+          <w:sz w:val="18"/>
+          <w:szCs w:val="18"/>
         </w:rPr>
         <w:tab/>
       </w:r>
@@ -453,8 +435,8 @@
           <w:i w:val="false"/>
           <w:iCs w:val="false"/>
           <w:color w:val="55636F"/>
-          <w:sz w:val="18"/>
-          <w:szCs w:val="18"/>
+          <w:sz w:val="16"/>
+          <w:szCs w:val="16"/>
         </w:rPr>
         <w:t xml:space="preserve">(10 puan)</w:t>
       </w:r>
@@ -462,7 +444,7 @@
     <w:p>
       <w:pPr>
         <w:keepNext w:val="false"/>
-        <w:spacing w:after="90" w:before="0" w:line="280"/>
+        <w:spacing w:after="36" w:before="0" w:line="220"/>
         <w:ind w:left="340"/>
       </w:pPr>
       <w:r>
@@ -473,8 +455,8 @@
           <w:i/>
           <w:iCs/>
           <w:color w:val="5B6772"/>
-          <w:sz w:val="18"/>
-          <w:szCs w:val="18"/>
+          <w:sz w:val="16"/>
+          <w:szCs w:val="16"/>
         </w:rPr>
         <w:t xml:space="preserve">Her doğru cevap 1 puandır.</w:t>
       </w:r>
@@ -514,7 +496,7 @@
           </w:tcPr>
           <w:p>
             <w:pPr>
-              <w:spacing w:after="0" w:line="270"/>
+              <w:spacing w:after="0" w:line="220"/>
               <w:jc w:val="center"/>
             </w:pPr>
             <w:r>
@@ -525,8 +507,8 @@
                 <w:i w:val="false"/>
                 <w:iCs w:val="false"/>
                 <w:color w:val="111111"/>
-                <w:sz w:val="18"/>
-                <w:szCs w:val="18"/>
+                <w:sz w:val="16"/>
+                <w:szCs w:val="16"/>
               </w:rPr>
               <w:t xml:space="preserve">No</w:t>
             </w:r>
@@ -546,7 +528,7 @@
           </w:tcPr>
           <w:p>
             <w:pPr>
-              <w:spacing w:after="0" w:line="270"/>
+              <w:spacing w:after="0" w:line="220"/>
               <w:jc w:val="center"/>
             </w:pPr>
             <w:r>
@@ -557,8 +539,8 @@
                 <w:i w:val="false"/>
                 <w:iCs w:val="false"/>
                 <w:color w:val="111111"/>
-                <w:sz w:val="18"/>
-                <w:szCs w:val="18"/>
+                <w:sz w:val="16"/>
+                <w:szCs w:val="16"/>
               </w:rPr>
               <w:t xml:space="preserve">Harf</w:t>
             </w:r>
@@ -578,7 +560,7 @@
           </w:tcPr>
           <w:p>
             <w:pPr>
-              <w:spacing w:after="0" w:line="270"/>
+              <w:spacing w:after="0" w:line="220"/>
               <w:jc w:val="center"/>
             </w:pPr>
             <w:r>
@@ -589,8 +571,8 @@
                 <w:i w:val="false"/>
                 <w:iCs w:val="false"/>
                 <w:color w:val="111111"/>
-                <w:sz w:val="18"/>
-                <w:szCs w:val="18"/>
+                <w:sz w:val="16"/>
+                <w:szCs w:val="16"/>
               </w:rPr>
               <w:t xml:space="preserve">Okunuşu</w:t>
             </w:r>
@@ -599,7 +581,7 @@
       </w:tr>
       <w:tr>
         <w:trPr>
-          <w:trHeight w:val="360" w:hRule="atLeast"/>
+          <w:trHeight w:val="251" w:hRule="atLeast"/>
         </w:trPr>
         <w:tc>
           <w:tcPr>
@@ -614,19 +596,19 @@
           </w:tcPr>
           <w:p>
             <w:pPr>
-              <w:spacing w:after="0" w:line="270"/>
-              <w:jc w:val="center"/>
-            </w:pPr>
-            <w:r>
-              <w:rPr>
-                <w:rFonts w:ascii="Times New Roman" w:cs="Times New Roman" w:eastAsia="Times New Roman" w:hAnsi="Times New Roman"/>
-                <w:b w:val="false"/>
-                <w:bCs w:val="false"/>
-                <w:i w:val="false"/>
-                <w:iCs w:val="false"/>
-                <w:color w:val="111111"/>
-                <w:sz w:val="19"/>
-                <w:szCs w:val="19"/>
+              <w:spacing w:after="0" w:line="220"/>
+              <w:jc w:val="center"/>
+            </w:pPr>
+            <w:r>
+              <w:rPr>
+                <w:rFonts w:ascii="Times New Roman" w:cs="Times New Roman" w:eastAsia="Times New Roman" w:hAnsi="Times New Roman"/>
+                <w:b w:val="false"/>
+                <w:bCs w:val="false"/>
+                <w:i w:val="false"/>
+                <w:iCs w:val="false"/>
+                <w:color w:val="111111"/>
+                <w:sz w:val="17"/>
+                <w:szCs w:val="17"/>
               </w:rPr>
               <w:t xml:space="preserve">1</w:t>
             </w:r>
@@ -646,7 +628,7 @@
           <w:p>
             <w:pPr>
               <w:bidi/>
-              <w:spacing w:after="0" w:line="320"/>
+              <w:spacing w:after="0" w:line="220"/>
               <w:jc w:val="center"/>
             </w:pPr>
             <w:r>
@@ -655,8 +637,8 @@
                 <w:b w:val="false"/>
                 <w:bCs w:val="false"/>
                 <w:color w:val="111111"/>
-                <w:sz w:val="32"/>
-                <w:szCs w:val="32"/>
+                <w:sz w:val="28"/>
+                <w:szCs w:val="28"/>
                 <w:rtl/>
               </w:rPr>
               <w:t xml:space="preserve">ث</w:t>
@@ -676,18 +658,18 @@
           </w:tcPr>
           <w:p>
             <w:pPr>
-              <w:spacing w:after="0" w:line="270"/>
-            </w:pPr>
-            <w:r>
-              <w:rPr>
-                <w:rFonts w:ascii="Times New Roman" w:cs="Times New Roman" w:eastAsia="Times New Roman" w:hAnsi="Times New Roman"/>
-                <w:b w:val="false"/>
-                <w:bCs w:val="false"/>
-                <w:i w:val="false"/>
-                <w:iCs w:val="false"/>
-                <w:color w:val="111111"/>
-                <w:sz w:val="20"/>
-                <w:szCs w:val="20"/>
+              <w:spacing w:after="0" w:line="220"/>
+            </w:pPr>
+            <w:r>
+              <w:rPr>
+                <w:rFonts w:ascii="Times New Roman" w:cs="Times New Roman" w:eastAsia="Times New Roman" w:hAnsi="Times New Roman"/>
+                <w:b w:val="false"/>
+                <w:bCs w:val="false"/>
+                <w:i w:val="false"/>
+                <w:iCs w:val="false"/>
+                <w:color w:val="111111"/>
+                <w:sz w:val="17"/>
+                <w:szCs w:val="17"/>
               </w:rPr>
               <w:t xml:space="preserve"/>
             </w:r>
@@ -696,7 +678,7 @@
       </w:tr>
       <w:tr>
         <w:trPr>
-          <w:trHeight w:val="360" w:hRule="atLeast"/>
+          <w:trHeight w:val="251" w:hRule="atLeast"/>
         </w:trPr>
         <w:tc>
           <w:tcPr>
@@ -711,19 +693,19 @@
           </w:tcPr>
           <w:p>
             <w:pPr>
-              <w:spacing w:after="0" w:line="270"/>
-              <w:jc w:val="center"/>
-            </w:pPr>
-            <w:r>
-              <w:rPr>
-                <w:rFonts w:ascii="Times New Roman" w:cs="Times New Roman" w:eastAsia="Times New Roman" w:hAnsi="Times New Roman"/>
-                <w:b w:val="false"/>
-                <w:bCs w:val="false"/>
-                <w:i w:val="false"/>
-                <w:iCs w:val="false"/>
-                <w:color w:val="111111"/>
-                <w:sz w:val="19"/>
-                <w:szCs w:val="19"/>
+              <w:spacing w:after="0" w:line="220"/>
+              <w:jc w:val="center"/>
+            </w:pPr>
+            <w:r>
+              <w:rPr>
+                <w:rFonts w:ascii="Times New Roman" w:cs="Times New Roman" w:eastAsia="Times New Roman" w:hAnsi="Times New Roman"/>
+                <w:b w:val="false"/>
+                <w:bCs w:val="false"/>
+                <w:i w:val="false"/>
+                <w:iCs w:val="false"/>
+                <w:color w:val="111111"/>
+                <w:sz w:val="17"/>
+                <w:szCs w:val="17"/>
               </w:rPr>
               <w:t xml:space="preserve">2</w:t>
             </w:r>
@@ -743,7 +725,7 @@
           <w:p>
             <w:pPr>
               <w:bidi/>
-              <w:spacing w:after="0" w:line="320"/>
+              <w:spacing w:after="0" w:line="220"/>
               <w:jc w:val="center"/>
             </w:pPr>
             <w:r>
@@ -752,8 +734,8 @@
                 <w:b w:val="false"/>
                 <w:bCs w:val="false"/>
                 <w:color w:val="111111"/>
-                <w:sz w:val="32"/>
-                <w:szCs w:val="32"/>
+                <w:sz w:val="28"/>
+                <w:szCs w:val="28"/>
                 <w:rtl/>
               </w:rPr>
               <w:t xml:space="preserve">ج</w:t>
@@ -773,18 +755,18 @@
           </w:tcPr>
           <w:p>
             <w:pPr>
-              <w:spacing w:after="0" w:line="270"/>
-            </w:pPr>
-            <w:r>
-              <w:rPr>
-                <w:rFonts w:ascii="Times New Roman" w:cs="Times New Roman" w:eastAsia="Times New Roman" w:hAnsi="Times New Roman"/>
-                <w:b w:val="false"/>
-                <w:bCs w:val="false"/>
-                <w:i w:val="false"/>
-                <w:iCs w:val="false"/>
-                <w:color w:val="111111"/>
-                <w:sz w:val="20"/>
-                <w:szCs w:val="20"/>
+              <w:spacing w:after="0" w:line="220"/>
+            </w:pPr>
+            <w:r>
+              <w:rPr>
+                <w:rFonts w:ascii="Times New Roman" w:cs="Times New Roman" w:eastAsia="Times New Roman" w:hAnsi="Times New Roman"/>
+                <w:b w:val="false"/>
+                <w:bCs w:val="false"/>
+                <w:i w:val="false"/>
+                <w:iCs w:val="false"/>
+                <w:color w:val="111111"/>
+                <w:sz w:val="17"/>
+                <w:szCs w:val="17"/>
               </w:rPr>
               <w:t xml:space="preserve"/>
             </w:r>
@@ -793,7 +775,7 @@
       </w:tr>
       <w:tr>
         <w:trPr>
-          <w:trHeight w:val="360" w:hRule="atLeast"/>
+          <w:trHeight w:val="251" w:hRule="atLeast"/>
         </w:trPr>
         <w:tc>
           <w:tcPr>
@@ -808,19 +790,19 @@
           </w:tcPr>
           <w:p>
             <w:pPr>
-              <w:spacing w:after="0" w:line="270"/>
-              <w:jc w:val="center"/>
-            </w:pPr>
-            <w:r>
-              <w:rPr>
-                <w:rFonts w:ascii="Times New Roman" w:cs="Times New Roman" w:eastAsia="Times New Roman" w:hAnsi="Times New Roman"/>
-                <w:b w:val="false"/>
-                <w:bCs w:val="false"/>
-                <w:i w:val="false"/>
-                <w:iCs w:val="false"/>
-                <w:color w:val="111111"/>
-                <w:sz w:val="19"/>
-                <w:szCs w:val="19"/>
+              <w:spacing w:after="0" w:line="220"/>
+              <w:jc w:val="center"/>
+            </w:pPr>
+            <w:r>
+              <w:rPr>
+                <w:rFonts w:ascii="Times New Roman" w:cs="Times New Roman" w:eastAsia="Times New Roman" w:hAnsi="Times New Roman"/>
+                <w:b w:val="false"/>
+                <w:bCs w:val="false"/>
+                <w:i w:val="false"/>
+                <w:iCs w:val="false"/>
+                <w:color w:val="111111"/>
+                <w:sz w:val="17"/>
+                <w:szCs w:val="17"/>
               </w:rPr>
               <w:t xml:space="preserve">3</w:t>
             </w:r>
@@ -840,7 +822,7 @@
           <w:p>
             <w:pPr>
               <w:bidi/>
-              <w:spacing w:after="0" w:line="320"/>
+              <w:spacing w:after="0" w:line="220"/>
               <w:jc w:val="center"/>
             </w:pPr>
             <w:r>
@@ -849,8 +831,8 @@
                 <w:b w:val="false"/>
                 <w:bCs w:val="false"/>
                 <w:color w:val="111111"/>
-                <w:sz w:val="32"/>
-                <w:szCs w:val="32"/>
+                <w:sz w:val="28"/>
+                <w:szCs w:val="28"/>
                 <w:rtl/>
               </w:rPr>
               <w:t xml:space="preserve">ح</w:t>
@@ -870,18 +852,18 @@
           </w:tcPr>
           <w:p>
             <w:pPr>
-              <w:spacing w:after="0" w:line="270"/>
-            </w:pPr>
-            <w:r>
-              <w:rPr>
-                <w:rFonts w:ascii="Times New Roman" w:cs="Times New Roman" w:eastAsia="Times New Roman" w:hAnsi="Times New Roman"/>
-                <w:b w:val="false"/>
-                <w:bCs w:val="false"/>
-                <w:i w:val="false"/>
-                <w:iCs w:val="false"/>
-                <w:color w:val="111111"/>
-                <w:sz w:val="20"/>
-                <w:szCs w:val="20"/>
+              <w:spacing w:after="0" w:line="220"/>
+            </w:pPr>
+            <w:r>
+              <w:rPr>
+                <w:rFonts w:ascii="Times New Roman" w:cs="Times New Roman" w:eastAsia="Times New Roman" w:hAnsi="Times New Roman"/>
+                <w:b w:val="false"/>
+                <w:bCs w:val="false"/>
+                <w:i w:val="false"/>
+                <w:iCs w:val="false"/>
+                <w:color w:val="111111"/>
+                <w:sz w:val="17"/>
+                <w:szCs w:val="17"/>
               </w:rPr>
               <w:t xml:space="preserve"/>
             </w:r>
@@ -890,7 +872,7 @@
       </w:tr>
       <w:tr>
         <w:trPr>
-          <w:trHeight w:val="360" w:hRule="atLeast"/>
+          <w:trHeight w:val="251" w:hRule="atLeast"/>
         </w:trPr>
         <w:tc>
           <w:tcPr>
@@ -905,19 +887,19 @@
           </w:tcPr>
           <w:p>
             <w:pPr>
-              <w:spacing w:after="0" w:line="270"/>
-              <w:jc w:val="center"/>
-            </w:pPr>
-            <w:r>
-              <w:rPr>
-                <w:rFonts w:ascii="Times New Roman" w:cs="Times New Roman" w:eastAsia="Times New Roman" w:hAnsi="Times New Roman"/>
-                <w:b w:val="false"/>
-                <w:bCs w:val="false"/>
-                <w:i w:val="false"/>
-                <w:iCs w:val="false"/>
-                <w:color w:val="111111"/>
-                <w:sz w:val="19"/>
-                <w:szCs w:val="19"/>
+              <w:spacing w:after="0" w:line="220"/>
+              <w:jc w:val="center"/>
+            </w:pPr>
+            <w:r>
+              <w:rPr>
+                <w:rFonts w:ascii="Times New Roman" w:cs="Times New Roman" w:eastAsia="Times New Roman" w:hAnsi="Times New Roman"/>
+                <w:b w:val="false"/>
+                <w:bCs w:val="false"/>
+                <w:i w:val="false"/>
+                <w:iCs w:val="false"/>
+                <w:color w:val="111111"/>
+                <w:sz w:val="17"/>
+                <w:szCs w:val="17"/>
               </w:rPr>
               <w:t xml:space="preserve">4</w:t>
             </w:r>
@@ -937,7 +919,7 @@
           <w:p>
             <w:pPr>
               <w:bidi/>
-              <w:spacing w:after="0" w:line="320"/>
+              <w:spacing w:after="0" w:line="220"/>
               <w:jc w:val="center"/>
             </w:pPr>
             <w:r>
@@ -946,8 +928,8 @@
                 <w:b w:val="false"/>
                 <w:bCs w:val="false"/>
                 <w:color w:val="111111"/>
-                <w:sz w:val="32"/>
-                <w:szCs w:val="32"/>
+                <w:sz w:val="28"/>
+                <w:szCs w:val="28"/>
                 <w:rtl/>
               </w:rPr>
               <w:t xml:space="preserve">خ</w:t>
@@ -967,18 +949,18 @@
           </w:tcPr>
           <w:p>
             <w:pPr>
-              <w:spacing w:after="0" w:line="270"/>
-            </w:pPr>
-            <w:r>
-              <w:rPr>
-                <w:rFonts w:ascii="Times New Roman" w:cs="Times New Roman" w:eastAsia="Times New Roman" w:hAnsi="Times New Roman"/>
-                <w:b w:val="false"/>
-                <w:bCs w:val="false"/>
-                <w:i w:val="false"/>
-                <w:iCs w:val="false"/>
-                <w:color w:val="111111"/>
-                <w:sz w:val="20"/>
-                <w:szCs w:val="20"/>
+              <w:spacing w:after="0" w:line="220"/>
+            </w:pPr>
+            <w:r>
+              <w:rPr>
+                <w:rFonts w:ascii="Times New Roman" w:cs="Times New Roman" w:eastAsia="Times New Roman" w:hAnsi="Times New Roman"/>
+                <w:b w:val="false"/>
+                <w:bCs w:val="false"/>
+                <w:i w:val="false"/>
+                <w:iCs w:val="false"/>
+                <w:color w:val="111111"/>
+                <w:sz w:val="17"/>
+                <w:szCs w:val="17"/>
               </w:rPr>
               <w:t xml:space="preserve"/>
             </w:r>
@@ -987,7 +969,7 @@
       </w:tr>
       <w:tr>
         <w:trPr>
-          <w:trHeight w:val="360" w:hRule="atLeast"/>
+          <w:trHeight w:val="251" w:hRule="atLeast"/>
         </w:trPr>
         <w:tc>
           <w:tcPr>
@@ -1002,19 +984,19 @@
           </w:tcPr>
           <w:p>
             <w:pPr>
-              <w:spacing w:after="0" w:line="270"/>
-              <w:jc w:val="center"/>
-            </w:pPr>
-            <w:r>
-              <w:rPr>
-                <w:rFonts w:ascii="Times New Roman" w:cs="Times New Roman" w:eastAsia="Times New Roman" w:hAnsi="Times New Roman"/>
-                <w:b w:val="false"/>
-                <w:bCs w:val="false"/>
-                <w:i w:val="false"/>
-                <w:iCs w:val="false"/>
-                <w:color w:val="111111"/>
-                <w:sz w:val="19"/>
-                <w:szCs w:val="19"/>
+              <w:spacing w:after="0" w:line="220"/>
+              <w:jc w:val="center"/>
+            </w:pPr>
+            <w:r>
+              <w:rPr>
+                <w:rFonts w:ascii="Times New Roman" w:cs="Times New Roman" w:eastAsia="Times New Roman" w:hAnsi="Times New Roman"/>
+                <w:b w:val="false"/>
+                <w:bCs w:val="false"/>
+                <w:i w:val="false"/>
+                <w:iCs w:val="false"/>
+                <w:color w:val="111111"/>
+                <w:sz w:val="17"/>
+                <w:szCs w:val="17"/>
               </w:rPr>
               <w:t xml:space="preserve">5</w:t>
             </w:r>
@@ -1034,7 +1016,7 @@
           <w:p>
             <w:pPr>
               <w:bidi/>
-              <w:spacing w:after="0" w:line="320"/>
+              <w:spacing w:after="0" w:line="220"/>
               <w:jc w:val="center"/>
             </w:pPr>
             <w:r>
@@ -1043,8 +1025,8 @@
                 <w:b w:val="false"/>
                 <w:bCs w:val="false"/>
                 <w:color w:val="111111"/>
-                <w:sz w:val="32"/>
-                <w:szCs w:val="32"/>
+                <w:sz w:val="28"/>
+                <w:szCs w:val="28"/>
                 <w:rtl/>
               </w:rPr>
               <w:t xml:space="preserve">ذ</w:t>
@@ -1064,18 +1046,18 @@
           </w:tcPr>
           <w:p>
             <w:pPr>
-              <w:spacing w:after="0" w:line="270"/>
-            </w:pPr>
-            <w:r>
-              <w:rPr>
-                <w:rFonts w:ascii="Times New Roman" w:cs="Times New Roman" w:eastAsia="Times New Roman" w:hAnsi="Times New Roman"/>
-                <w:b w:val="false"/>
-                <w:bCs w:val="false"/>
-                <w:i w:val="false"/>
-                <w:iCs w:val="false"/>
-                <w:color w:val="111111"/>
-                <w:sz w:val="20"/>
-                <w:szCs w:val="20"/>
+              <w:spacing w:after="0" w:line="220"/>
+            </w:pPr>
+            <w:r>
+              <w:rPr>
+                <w:rFonts w:ascii="Times New Roman" w:cs="Times New Roman" w:eastAsia="Times New Roman" w:hAnsi="Times New Roman"/>
+                <w:b w:val="false"/>
+                <w:bCs w:val="false"/>
+                <w:i w:val="false"/>
+                <w:iCs w:val="false"/>
+                <w:color w:val="111111"/>
+                <w:sz w:val="17"/>
+                <w:szCs w:val="17"/>
               </w:rPr>
               <w:t xml:space="preserve"/>
             </w:r>
@@ -1084,7 +1066,7 @@
       </w:tr>
       <w:tr>
         <w:trPr>
-          <w:trHeight w:val="360" w:hRule="atLeast"/>
+          <w:trHeight w:val="251" w:hRule="atLeast"/>
         </w:trPr>
         <w:tc>
           <w:tcPr>
@@ -1099,19 +1081,19 @@
           </w:tcPr>
           <w:p>
             <w:pPr>
-              <w:spacing w:after="0" w:line="270"/>
-              <w:jc w:val="center"/>
-            </w:pPr>
-            <w:r>
-              <w:rPr>
-                <w:rFonts w:ascii="Times New Roman" w:cs="Times New Roman" w:eastAsia="Times New Roman" w:hAnsi="Times New Roman"/>
-                <w:b w:val="false"/>
-                <w:bCs w:val="false"/>
-                <w:i w:val="false"/>
-                <w:iCs w:val="false"/>
-                <w:color w:val="111111"/>
-                <w:sz w:val="19"/>
-                <w:szCs w:val="19"/>
+              <w:spacing w:after="0" w:line="220"/>
+              <w:jc w:val="center"/>
+            </w:pPr>
+            <w:r>
+              <w:rPr>
+                <w:rFonts w:ascii="Times New Roman" w:cs="Times New Roman" w:eastAsia="Times New Roman" w:hAnsi="Times New Roman"/>
+                <w:b w:val="false"/>
+                <w:bCs w:val="false"/>
+                <w:i w:val="false"/>
+                <w:iCs w:val="false"/>
+                <w:color w:val="111111"/>
+                <w:sz w:val="17"/>
+                <w:szCs w:val="17"/>
               </w:rPr>
               <w:t xml:space="preserve">6</w:t>
             </w:r>
@@ -1131,7 +1113,7 @@
           <w:p>
             <w:pPr>
               <w:bidi/>
-              <w:spacing w:after="0" w:line="320"/>
+              <w:spacing w:after="0" w:line="220"/>
               <w:jc w:val="center"/>
             </w:pPr>
             <w:r>
@@ -1140,8 +1122,8 @@
                 <w:b w:val="false"/>
                 <w:bCs w:val="false"/>
                 <w:color w:val="111111"/>
-                <w:sz w:val="32"/>
-                <w:szCs w:val="32"/>
+                <w:sz w:val="28"/>
+                <w:szCs w:val="28"/>
                 <w:rtl/>
               </w:rPr>
               <w:t xml:space="preserve">ص</w:t>
@@ -1161,18 +1143,18 @@
           </w:tcPr>
           <w:p>
             <w:pPr>
-              <w:spacing w:after="0" w:line="270"/>
-            </w:pPr>
-            <w:r>
-              <w:rPr>
-                <w:rFonts w:ascii="Times New Roman" w:cs="Times New Roman" w:eastAsia="Times New Roman" w:hAnsi="Times New Roman"/>
-                <w:b w:val="false"/>
-                <w:bCs w:val="false"/>
-                <w:i w:val="false"/>
-                <w:iCs w:val="false"/>
-                <w:color w:val="111111"/>
-                <w:sz w:val="20"/>
-                <w:szCs w:val="20"/>
+              <w:spacing w:after="0" w:line="220"/>
+            </w:pPr>
+            <w:r>
+              <w:rPr>
+                <w:rFonts w:ascii="Times New Roman" w:cs="Times New Roman" w:eastAsia="Times New Roman" w:hAnsi="Times New Roman"/>
+                <w:b w:val="false"/>
+                <w:bCs w:val="false"/>
+                <w:i w:val="false"/>
+                <w:iCs w:val="false"/>
+                <w:color w:val="111111"/>
+                <w:sz w:val="17"/>
+                <w:szCs w:val="17"/>
               </w:rPr>
               <w:t xml:space="preserve"/>
             </w:r>
@@ -1181,7 +1163,7 @@
       </w:tr>
       <w:tr>
         <w:trPr>
-          <w:trHeight w:val="360" w:hRule="atLeast"/>
+          <w:trHeight w:val="251" w:hRule="atLeast"/>
         </w:trPr>
         <w:tc>
           <w:tcPr>
@@ -1196,19 +1178,19 @@
           </w:tcPr>
           <w:p>
             <w:pPr>
-              <w:spacing w:after="0" w:line="270"/>
-              <w:jc w:val="center"/>
-            </w:pPr>
-            <w:r>
-              <w:rPr>
-                <w:rFonts w:ascii="Times New Roman" w:cs="Times New Roman" w:eastAsia="Times New Roman" w:hAnsi="Times New Roman"/>
-                <w:b w:val="false"/>
-                <w:bCs w:val="false"/>
-                <w:i w:val="false"/>
-                <w:iCs w:val="false"/>
-                <w:color w:val="111111"/>
-                <w:sz w:val="19"/>
-                <w:szCs w:val="19"/>
+              <w:spacing w:after="0" w:line="220"/>
+              <w:jc w:val="center"/>
+            </w:pPr>
+            <w:r>
+              <w:rPr>
+                <w:rFonts w:ascii="Times New Roman" w:cs="Times New Roman" w:eastAsia="Times New Roman" w:hAnsi="Times New Roman"/>
+                <w:b w:val="false"/>
+                <w:bCs w:val="false"/>
+                <w:i w:val="false"/>
+                <w:iCs w:val="false"/>
+                <w:color w:val="111111"/>
+                <w:sz w:val="17"/>
+                <w:szCs w:val="17"/>
               </w:rPr>
               <w:t xml:space="preserve">7</w:t>
             </w:r>
@@ -1228,7 +1210,7 @@
           <w:p>
             <w:pPr>
               <w:bidi/>
-              <w:spacing w:after="0" w:line="320"/>
+              <w:spacing w:after="0" w:line="220"/>
               <w:jc w:val="center"/>
             </w:pPr>
             <w:r>
@@ -1237,8 +1219,8 @@
                 <w:b w:val="false"/>
                 <w:bCs w:val="false"/>
                 <w:color w:val="111111"/>
-                <w:sz w:val="32"/>
-                <w:szCs w:val="32"/>
+                <w:sz w:val="28"/>
+                <w:szCs w:val="28"/>
                 <w:rtl/>
               </w:rPr>
               <w:t xml:space="preserve">ض</w:t>
@@ -1258,18 +1240,18 @@
           </w:tcPr>
           <w:p>
             <w:pPr>
-              <w:spacing w:after="0" w:line="270"/>
-            </w:pPr>
-            <w:r>
-              <w:rPr>
-                <w:rFonts w:ascii="Times New Roman" w:cs="Times New Roman" w:eastAsia="Times New Roman" w:hAnsi="Times New Roman"/>
-                <w:b w:val="false"/>
-                <w:bCs w:val="false"/>
-                <w:i w:val="false"/>
-                <w:iCs w:val="false"/>
-                <w:color w:val="111111"/>
-                <w:sz w:val="20"/>
-                <w:szCs w:val="20"/>
+              <w:spacing w:after="0" w:line="220"/>
+            </w:pPr>
+            <w:r>
+              <w:rPr>
+                <w:rFonts w:ascii="Times New Roman" w:cs="Times New Roman" w:eastAsia="Times New Roman" w:hAnsi="Times New Roman"/>
+                <w:b w:val="false"/>
+                <w:bCs w:val="false"/>
+                <w:i w:val="false"/>
+                <w:iCs w:val="false"/>
+                <w:color w:val="111111"/>
+                <w:sz w:val="17"/>
+                <w:szCs w:val="17"/>
               </w:rPr>
               <w:t xml:space="preserve"/>
             </w:r>
@@ -1278,7 +1260,7 @@
       </w:tr>
       <w:tr>
         <w:trPr>
-          <w:trHeight w:val="360" w:hRule="atLeast"/>
+          <w:trHeight w:val="251" w:hRule="atLeast"/>
         </w:trPr>
         <w:tc>
           <w:tcPr>
@@ -1293,19 +1275,19 @@
           </w:tcPr>
           <w:p>
             <w:pPr>
-              <w:spacing w:after="0" w:line="270"/>
-              <w:jc w:val="center"/>
-            </w:pPr>
-            <w:r>
-              <w:rPr>
-                <w:rFonts w:ascii="Times New Roman" w:cs="Times New Roman" w:eastAsia="Times New Roman" w:hAnsi="Times New Roman"/>
-                <w:b w:val="false"/>
-                <w:bCs w:val="false"/>
-                <w:i w:val="false"/>
-                <w:iCs w:val="false"/>
-                <w:color w:val="111111"/>
-                <w:sz w:val="19"/>
-                <w:szCs w:val="19"/>
+              <w:spacing w:after="0" w:line="220"/>
+              <w:jc w:val="center"/>
+            </w:pPr>
+            <w:r>
+              <w:rPr>
+                <w:rFonts w:ascii="Times New Roman" w:cs="Times New Roman" w:eastAsia="Times New Roman" w:hAnsi="Times New Roman"/>
+                <w:b w:val="false"/>
+                <w:bCs w:val="false"/>
+                <w:i w:val="false"/>
+                <w:iCs w:val="false"/>
+                <w:color w:val="111111"/>
+                <w:sz w:val="17"/>
+                <w:szCs w:val="17"/>
               </w:rPr>
               <w:t xml:space="preserve">8</w:t>
             </w:r>
@@ -1325,7 +1307,7 @@
           <w:p>
             <w:pPr>
               <w:bidi/>
-              <w:spacing w:after="0" w:line="320"/>
+              <w:spacing w:after="0" w:line="220"/>
               <w:jc w:val="center"/>
             </w:pPr>
             <w:r>
@@ -1334,8 +1316,8 @@
                 <w:b w:val="false"/>
                 <w:bCs w:val="false"/>
                 <w:color w:val="111111"/>
-                <w:sz w:val="32"/>
-                <w:szCs w:val="32"/>
+                <w:sz w:val="28"/>
+                <w:szCs w:val="28"/>
                 <w:rtl/>
               </w:rPr>
               <w:t xml:space="preserve">ط</w:t>
@@ -1355,18 +1337,18 @@
           </w:tcPr>
           <w:p>
             <w:pPr>
-              <w:spacing w:after="0" w:line="270"/>
-            </w:pPr>
-            <w:r>
-              <w:rPr>
-                <w:rFonts w:ascii="Times New Roman" w:cs="Times New Roman" w:eastAsia="Times New Roman" w:hAnsi="Times New Roman"/>
-                <w:b w:val="false"/>
-                <w:bCs w:val="false"/>
-                <w:i w:val="false"/>
-                <w:iCs w:val="false"/>
-                <w:color w:val="111111"/>
-                <w:sz w:val="20"/>
-                <w:szCs w:val="20"/>
+              <w:spacing w:after="0" w:line="220"/>
+            </w:pPr>
+            <w:r>
+              <w:rPr>
+                <w:rFonts w:ascii="Times New Roman" w:cs="Times New Roman" w:eastAsia="Times New Roman" w:hAnsi="Times New Roman"/>
+                <w:b w:val="false"/>
+                <w:bCs w:val="false"/>
+                <w:i w:val="false"/>
+                <w:iCs w:val="false"/>
+                <w:color w:val="111111"/>
+                <w:sz w:val="17"/>
+                <w:szCs w:val="17"/>
               </w:rPr>
               <w:t xml:space="preserve"/>
             </w:r>
@@ -1375,7 +1357,7 @@
       </w:tr>
       <w:tr>
         <w:trPr>
-          <w:trHeight w:val="360" w:hRule="atLeast"/>
+          <w:trHeight w:val="251" w:hRule="atLeast"/>
         </w:trPr>
         <w:tc>
           <w:tcPr>
@@ -1390,19 +1372,19 @@
           </w:tcPr>
           <w:p>
             <w:pPr>
-              <w:spacing w:after="0" w:line="270"/>
-              <w:jc w:val="center"/>
-            </w:pPr>
-            <w:r>
-              <w:rPr>
-                <w:rFonts w:ascii="Times New Roman" w:cs="Times New Roman" w:eastAsia="Times New Roman" w:hAnsi="Times New Roman"/>
-                <w:b w:val="false"/>
-                <w:bCs w:val="false"/>
-                <w:i w:val="false"/>
-                <w:iCs w:val="false"/>
-                <w:color w:val="111111"/>
-                <w:sz w:val="19"/>
-                <w:szCs w:val="19"/>
+              <w:spacing w:after="0" w:line="220"/>
+              <w:jc w:val="center"/>
+            </w:pPr>
+            <w:r>
+              <w:rPr>
+                <w:rFonts w:ascii="Times New Roman" w:cs="Times New Roman" w:eastAsia="Times New Roman" w:hAnsi="Times New Roman"/>
+                <w:b w:val="false"/>
+                <w:bCs w:val="false"/>
+                <w:i w:val="false"/>
+                <w:iCs w:val="false"/>
+                <w:color w:val="111111"/>
+                <w:sz w:val="17"/>
+                <w:szCs w:val="17"/>
               </w:rPr>
               <w:t xml:space="preserve">9</w:t>
             </w:r>
@@ -1422,7 +1404,7 @@
           <w:p>
             <w:pPr>
               <w:bidi/>
-              <w:spacing w:after="0" w:line="320"/>
+              <w:spacing w:after="0" w:line="220"/>
               <w:jc w:val="center"/>
             </w:pPr>
             <w:r>
@@ -1431,8 +1413,8 @@
                 <w:b w:val="false"/>
                 <w:bCs w:val="false"/>
                 <w:color w:val="111111"/>
-                <w:sz w:val="32"/>
-                <w:szCs w:val="32"/>
+                <w:sz w:val="28"/>
+                <w:szCs w:val="28"/>
                 <w:rtl/>
               </w:rPr>
               <w:t xml:space="preserve">ظ</w:t>
@@ -1452,18 +1434,18 @@
           </w:tcPr>
           <w:p>
             <w:pPr>
-              <w:spacing w:after="0" w:line="270"/>
-            </w:pPr>
-            <w:r>
-              <w:rPr>
-                <w:rFonts w:ascii="Times New Roman" w:cs="Times New Roman" w:eastAsia="Times New Roman" w:hAnsi="Times New Roman"/>
-                <w:b w:val="false"/>
-                <w:bCs w:val="false"/>
-                <w:i w:val="false"/>
-                <w:iCs w:val="false"/>
-                <w:color w:val="111111"/>
-                <w:sz w:val="20"/>
-                <w:szCs w:val="20"/>
+              <w:spacing w:after="0" w:line="220"/>
+            </w:pPr>
+            <w:r>
+              <w:rPr>
+                <w:rFonts w:ascii="Times New Roman" w:cs="Times New Roman" w:eastAsia="Times New Roman" w:hAnsi="Times New Roman"/>
+                <w:b w:val="false"/>
+                <w:bCs w:val="false"/>
+                <w:i w:val="false"/>
+                <w:iCs w:val="false"/>
+                <w:color w:val="111111"/>
+                <w:sz w:val="17"/>
+                <w:szCs w:val="17"/>
               </w:rPr>
               <w:t xml:space="preserve"/>
             </w:r>
@@ -1472,7 +1454,7 @@
       </w:tr>
       <w:tr>
         <w:trPr>
-          <w:trHeight w:val="360" w:hRule="atLeast"/>
+          <w:trHeight w:val="251" w:hRule="atLeast"/>
         </w:trPr>
         <w:tc>
           <w:tcPr>
@@ -1487,19 +1469,19 @@
           </w:tcPr>
           <w:p>
             <w:pPr>
-              <w:spacing w:after="0" w:line="270"/>
-              <w:jc w:val="center"/>
-            </w:pPr>
-            <w:r>
-              <w:rPr>
-                <w:rFonts w:ascii="Times New Roman" w:cs="Times New Roman" w:eastAsia="Times New Roman" w:hAnsi="Times New Roman"/>
-                <w:b w:val="false"/>
-                <w:bCs w:val="false"/>
-                <w:i w:val="false"/>
-                <w:iCs w:val="false"/>
-                <w:color w:val="111111"/>
-                <w:sz w:val="19"/>
-                <w:szCs w:val="19"/>
+              <w:spacing w:after="0" w:line="220"/>
+              <w:jc w:val="center"/>
+            </w:pPr>
+            <w:r>
+              <w:rPr>
+                <w:rFonts w:ascii="Times New Roman" w:cs="Times New Roman" w:eastAsia="Times New Roman" w:hAnsi="Times New Roman"/>
+                <w:b w:val="false"/>
+                <w:bCs w:val="false"/>
+                <w:i w:val="false"/>
+                <w:iCs w:val="false"/>
+                <w:color w:val="111111"/>
+                <w:sz w:val="17"/>
+                <w:szCs w:val="17"/>
               </w:rPr>
               <w:t xml:space="preserve">10</w:t>
             </w:r>
@@ -1519,7 +1501,7 @@
           <w:p>
             <w:pPr>
               <w:bidi/>
-              <w:spacing w:after="0" w:line="320"/>
+              <w:spacing w:after="0" w:line="220"/>
               <w:jc w:val="center"/>
             </w:pPr>
             <w:r>
@@ -1528,8 +1510,8 @@
                 <w:b w:val="false"/>
                 <w:bCs w:val="false"/>
                 <w:color w:val="111111"/>
-                <w:sz w:val="32"/>
-                <w:szCs w:val="32"/>
+                <w:sz w:val="28"/>
+                <w:szCs w:val="28"/>
                 <w:rtl/>
               </w:rPr>
               <w:t xml:space="preserve">ع</w:t>
@@ -1549,18 +1531,18 @@
           </w:tcPr>
           <w:p>
             <w:pPr>
-              <w:spacing w:after="0" w:line="270"/>
-            </w:pPr>
-            <w:r>
-              <w:rPr>
-                <w:rFonts w:ascii="Times New Roman" w:cs="Times New Roman" w:eastAsia="Times New Roman" w:hAnsi="Times New Roman"/>
-                <w:b w:val="false"/>
-                <w:bCs w:val="false"/>
-                <w:i w:val="false"/>
-                <w:iCs w:val="false"/>
-                <w:color w:val="111111"/>
-                <w:sz w:val="20"/>
-                <w:szCs w:val="20"/>
+              <w:spacing w:after="0" w:line="220"/>
+            </w:pPr>
+            <w:r>
+              <w:rPr>
+                <w:rFonts w:ascii="Times New Roman" w:cs="Times New Roman" w:eastAsia="Times New Roman" w:hAnsi="Times New Roman"/>
+                <w:b w:val="false"/>
+                <w:bCs w:val="false"/>
+                <w:i w:val="false"/>
+                <w:iCs w:val="false"/>
+                <w:color w:val="111111"/>
+                <w:sz w:val="17"/>
+                <w:szCs w:val="17"/>
               </w:rPr>
               <w:t xml:space="preserve"/>
             </w:r>
@@ -1573,7 +1555,7 @@
         <w:tabs>
           <w:tab w:val="right" w:pos="9864"/>
         </w:tabs>
-        <w:spacing w:after="90" w:before="220" w:line="280"/>
+        <w:spacing w:after="36" w:before="88" w:line="220"/>
         <w:ind w:left="340" w:hanging="340"/>
       </w:pPr>
       <w:r>
@@ -1584,16 +1566,16 @@
           <w:i w:val="false"/>
           <w:iCs w:val="false"/>
           <w:color w:val="111111"/>
-          <w:sz w:val="21"/>
-          <w:szCs w:val="21"/>
+          <w:sz w:val="18"/>
+          <w:szCs w:val="18"/>
         </w:rPr>
         <w:t xml:space="preserve">2.</w:t>
       </w:r>
       <w:r>
         <w:rPr>
           <w:rFonts w:ascii="Times New Roman" w:cs="Times New Roman" w:eastAsia="Times New Roman" w:hAnsi="Times New Roman"/>
-          <w:sz w:val="21"/>
-          <w:szCs w:val="21"/>
+          <w:sz w:val="18"/>
+          <w:szCs w:val="18"/>
         </w:rPr>
         <w:tab/>
       </w:r>
@@ -1605,16 +1587,16 @@
           <w:i w:val="false"/>
           <w:iCs w:val="false"/>
           <w:color w:val="111111"/>
-          <w:sz w:val="21"/>
-          <w:szCs w:val="21"/>
+          <w:sz w:val="18"/>
+          <w:szCs w:val="18"/>
         </w:rPr>
         <w:t xml:space="preserve">Aşağıdaki ifadelerin Türkçe karşılıklarını yazınız.</w:t>
       </w:r>
       <w:r>
         <w:rPr>
           <w:rFonts w:ascii="Times New Roman" w:cs="Times New Roman" w:eastAsia="Times New Roman" w:hAnsi="Times New Roman"/>
-          <w:sz w:val="21"/>
-          <w:szCs w:val="21"/>
+          <w:sz w:val="18"/>
+          <w:szCs w:val="18"/>
         </w:rPr>
         <w:tab/>
       </w:r>
@@ -1626,8 +1608,8 @@
           <w:i w:val="false"/>
           <w:iCs w:val="false"/>
           <w:color w:val="55636F"/>
-          <w:sz w:val="18"/>
-          <w:szCs w:val="18"/>
+          <w:sz w:val="16"/>
+          <w:szCs w:val="16"/>
         </w:rPr>
         <w:t xml:space="preserve">(15 puan)</w:t>
       </w:r>
@@ -1635,7 +1617,7 @@
     <w:p>
       <w:pPr>
         <w:keepNext w:val="false"/>
-        <w:spacing w:after="90" w:before="0" w:line="280"/>
+        <w:spacing w:after="36" w:before="0" w:line="220"/>
         <w:ind w:left="340"/>
       </w:pPr>
       <w:r>
@@ -1646,8 +1628,8 @@
           <w:i/>
           <w:iCs/>
           <w:color w:val="5B6772"/>
-          <w:sz w:val="18"/>
-          <w:szCs w:val="18"/>
+          <w:sz w:val="16"/>
+          <w:szCs w:val="16"/>
         </w:rPr>
         <w:t xml:space="preserve">Her doğru cevap 3 puandır.</w:t>
       </w:r>
@@ -1687,7 +1669,7 @@
           </w:tcPr>
           <w:p>
             <w:pPr>
-              <w:spacing w:after="0" w:line="270"/>
+              <w:spacing w:after="0" w:line="220"/>
               <w:jc w:val="center"/>
             </w:pPr>
             <w:r>
@@ -1698,8 +1680,8 @@
                 <w:i w:val="false"/>
                 <w:iCs w:val="false"/>
                 <w:color w:val="111111"/>
-                <w:sz w:val="18"/>
-                <w:szCs w:val="18"/>
+                <w:sz w:val="16"/>
+                <w:szCs w:val="16"/>
               </w:rPr>
               <w:t xml:space="preserve">No</w:t>
             </w:r>
@@ -1719,7 +1701,7 @@
           </w:tcPr>
           <w:p>
             <w:pPr>
-              <w:spacing w:after="0" w:line="270"/>
+              <w:spacing w:after="0" w:line="220"/>
               <w:jc w:val="center"/>
             </w:pPr>
             <w:r>
@@ -1730,8 +1712,8 @@
                 <w:i w:val="false"/>
                 <w:iCs w:val="false"/>
                 <w:color w:val="111111"/>
-                <w:sz w:val="18"/>
-                <w:szCs w:val="18"/>
+                <w:sz w:val="16"/>
+                <w:szCs w:val="16"/>
               </w:rPr>
               <w:t xml:space="preserve">İfade</w:t>
             </w:r>
@@ -1751,7 +1733,7 @@
           </w:tcPr>
           <w:p>
             <w:pPr>
-              <w:spacing w:after="0" w:line="270"/>
+              <w:spacing w:after="0" w:line="220"/>
               <w:jc w:val="center"/>
             </w:pPr>
             <w:r>
@@ -1762,8 +1744,8 @@
                 <w:i w:val="false"/>
                 <w:iCs w:val="false"/>
                 <w:color w:val="111111"/>
-                <w:sz w:val="18"/>
-                <w:szCs w:val="18"/>
+                <w:sz w:val="16"/>
+                <w:szCs w:val="16"/>
               </w:rPr>
               <w:t xml:space="preserve">Türkçesi</w:t>
             </w:r>
@@ -1772,7 +1754,7 @@
       </w:tr>
       <w:tr>
         <w:trPr>
-          <w:trHeight w:val="430" w:hRule="atLeast"/>
+          <w:trHeight w:val="301" w:hRule="atLeast"/>
         </w:trPr>
         <w:tc>
           <w:tcPr>
@@ -1787,19 +1769,19 @@
           </w:tcPr>
           <w:p>
             <w:pPr>
-              <w:spacing w:after="0" w:line="270"/>
-              <w:jc w:val="center"/>
-            </w:pPr>
-            <w:r>
-              <w:rPr>
-                <w:rFonts w:ascii="Times New Roman" w:cs="Times New Roman" w:eastAsia="Times New Roman" w:hAnsi="Times New Roman"/>
-                <w:b w:val="false"/>
-                <w:bCs w:val="false"/>
-                <w:i w:val="false"/>
-                <w:iCs w:val="false"/>
-                <w:color w:val="111111"/>
-                <w:sz w:val="19"/>
-                <w:szCs w:val="19"/>
+              <w:spacing w:after="0" w:line="220"/>
+              <w:jc w:val="center"/>
+            </w:pPr>
+            <w:r>
+              <w:rPr>
+                <w:rFonts w:ascii="Times New Roman" w:cs="Times New Roman" w:eastAsia="Times New Roman" w:hAnsi="Times New Roman"/>
+                <w:b w:val="false"/>
+                <w:bCs w:val="false"/>
+                <w:i w:val="false"/>
+                <w:iCs w:val="false"/>
+                <w:color w:val="111111"/>
+                <w:sz w:val="17"/>
+                <w:szCs w:val="17"/>
               </w:rPr>
               <w:t xml:space="preserve">1</w:t>
             </w:r>
@@ -1819,7 +1801,7 @@
           <w:p>
             <w:pPr>
               <w:bidi/>
-              <w:spacing w:after="0" w:line="320"/>
+              <w:spacing w:after="0" w:line="220"/>
             </w:pPr>
             <w:r>
               <w:rPr>
@@ -1827,8 +1809,8 @@
                 <w:b w:val="false"/>
                 <w:bCs w:val="false"/>
                 <w:color w:val="111111"/>
-                <w:sz w:val="30"/>
-                <w:szCs w:val="30"/>
+                <w:sz w:val="27"/>
+                <w:szCs w:val="27"/>
                 <w:rtl/>
               </w:rPr>
               <w:t xml:space="preserve">اَلسَّلَامُ عَلَيْكُمْ</w:t>
@@ -1848,18 +1830,18 @@
           </w:tcPr>
           <w:p>
             <w:pPr>
-              <w:spacing w:after="0" w:line="270"/>
-            </w:pPr>
-            <w:r>
-              <w:rPr>
-                <w:rFonts w:ascii="Times New Roman" w:cs="Times New Roman" w:eastAsia="Times New Roman" w:hAnsi="Times New Roman"/>
-                <w:b w:val="false"/>
-                <w:bCs w:val="false"/>
-                <w:i w:val="false"/>
-                <w:iCs w:val="false"/>
-                <w:color w:val="111111"/>
-                <w:sz w:val="20"/>
-                <w:szCs w:val="20"/>
+              <w:spacing w:after="0" w:line="220"/>
+            </w:pPr>
+            <w:r>
+              <w:rPr>
+                <w:rFonts w:ascii="Times New Roman" w:cs="Times New Roman" w:eastAsia="Times New Roman" w:hAnsi="Times New Roman"/>
+                <w:b w:val="false"/>
+                <w:bCs w:val="false"/>
+                <w:i w:val="false"/>
+                <w:iCs w:val="false"/>
+                <w:color w:val="111111"/>
+                <w:sz w:val="17"/>
+                <w:szCs w:val="17"/>
               </w:rPr>
               <w:t xml:space="preserve"/>
             </w:r>
@@ -1868,7 +1850,7 @@
       </w:tr>
       <w:tr>
         <w:trPr>
-          <w:trHeight w:val="430" w:hRule="atLeast"/>
+          <w:trHeight w:val="301" w:hRule="atLeast"/>
         </w:trPr>
         <w:tc>
           <w:tcPr>
@@ -1883,19 +1865,19 @@
           </w:tcPr>
           <w:p>
             <w:pPr>
-              <w:spacing w:after="0" w:line="270"/>
-              <w:jc w:val="center"/>
-            </w:pPr>
-            <w:r>
-              <w:rPr>
-                <w:rFonts w:ascii="Times New Roman" w:cs="Times New Roman" w:eastAsia="Times New Roman" w:hAnsi="Times New Roman"/>
-                <w:b w:val="false"/>
-                <w:bCs w:val="false"/>
-                <w:i w:val="false"/>
-                <w:iCs w:val="false"/>
-                <w:color w:val="111111"/>
-                <w:sz w:val="19"/>
-                <w:szCs w:val="19"/>
+              <w:spacing w:after="0" w:line="220"/>
+              <w:jc w:val="center"/>
+            </w:pPr>
+            <w:r>
+              <w:rPr>
+                <w:rFonts w:ascii="Times New Roman" w:cs="Times New Roman" w:eastAsia="Times New Roman" w:hAnsi="Times New Roman"/>
+                <w:b w:val="false"/>
+                <w:bCs w:val="false"/>
+                <w:i w:val="false"/>
+                <w:iCs w:val="false"/>
+                <w:color w:val="111111"/>
+                <w:sz w:val="17"/>
+                <w:szCs w:val="17"/>
               </w:rPr>
               <w:t xml:space="preserve">2</w:t>
             </w:r>
@@ -1915,7 +1897,7 @@
           <w:p>
             <w:pPr>
               <w:bidi/>
-              <w:spacing w:after="0" w:line="320"/>
+              <w:spacing w:after="0" w:line="220"/>
             </w:pPr>
             <w:r>
               <w:rPr>
@@ -1923,8 +1905,8 @@
                 <w:b w:val="false"/>
                 <w:bCs w:val="false"/>
                 <w:color w:val="111111"/>
-                <w:sz w:val="30"/>
-                <w:szCs w:val="30"/>
+                <w:sz w:val="27"/>
+                <w:szCs w:val="27"/>
                 <w:rtl/>
               </w:rPr>
               <w:t xml:space="preserve">صَبَاحُ الْخَيْرِ</w:t>
@@ -1944,18 +1926,18 @@
           </w:tcPr>
           <w:p>
             <w:pPr>
-              <w:spacing w:after="0" w:line="270"/>
-            </w:pPr>
-            <w:r>
-              <w:rPr>
-                <w:rFonts w:ascii="Times New Roman" w:cs="Times New Roman" w:eastAsia="Times New Roman" w:hAnsi="Times New Roman"/>
-                <w:b w:val="false"/>
-                <w:bCs w:val="false"/>
-                <w:i w:val="false"/>
-                <w:iCs w:val="false"/>
-                <w:color w:val="111111"/>
-                <w:sz w:val="20"/>
-                <w:szCs w:val="20"/>
+              <w:spacing w:after="0" w:line="220"/>
+            </w:pPr>
+            <w:r>
+              <w:rPr>
+                <w:rFonts w:ascii="Times New Roman" w:cs="Times New Roman" w:eastAsia="Times New Roman" w:hAnsi="Times New Roman"/>
+                <w:b w:val="false"/>
+                <w:bCs w:val="false"/>
+                <w:i w:val="false"/>
+                <w:iCs w:val="false"/>
+                <w:color w:val="111111"/>
+                <w:sz w:val="17"/>
+                <w:szCs w:val="17"/>
               </w:rPr>
               <w:t xml:space="preserve"/>
             </w:r>
@@ -1964,7 +1946,7 @@
       </w:tr>
       <w:tr>
         <w:trPr>
-          <w:trHeight w:val="430" w:hRule="atLeast"/>
+          <w:trHeight w:val="301" w:hRule="atLeast"/>
         </w:trPr>
         <w:tc>
           <w:tcPr>
@@ -1979,19 +1961,19 @@
           </w:tcPr>
           <w:p>
             <w:pPr>
-              <w:spacing w:after="0" w:line="270"/>
-              <w:jc w:val="center"/>
-            </w:pPr>
-            <w:r>
-              <w:rPr>
-                <w:rFonts w:ascii="Times New Roman" w:cs="Times New Roman" w:eastAsia="Times New Roman" w:hAnsi="Times New Roman"/>
-                <w:b w:val="false"/>
-                <w:bCs w:val="false"/>
-                <w:i w:val="false"/>
-                <w:iCs w:val="false"/>
-                <w:color w:val="111111"/>
-                <w:sz w:val="19"/>
-                <w:szCs w:val="19"/>
+              <w:spacing w:after="0" w:line="220"/>
+              <w:jc w:val="center"/>
+            </w:pPr>
+            <w:r>
+              <w:rPr>
+                <w:rFonts w:ascii="Times New Roman" w:cs="Times New Roman" w:eastAsia="Times New Roman" w:hAnsi="Times New Roman"/>
+                <w:b w:val="false"/>
+                <w:bCs w:val="false"/>
+                <w:i w:val="false"/>
+                <w:iCs w:val="false"/>
+                <w:color w:val="111111"/>
+                <w:sz w:val="17"/>
+                <w:szCs w:val="17"/>
               </w:rPr>
               <w:t xml:space="preserve">3</w:t>
             </w:r>
@@ -2011,7 +1993,7 @@
           <w:p>
             <w:pPr>
               <w:bidi/>
-              <w:spacing w:after="0" w:line="320"/>
+              <w:spacing w:after="0" w:line="220"/>
             </w:pPr>
             <w:r>
               <w:rPr>
@@ -2019,8 +2001,8 @@
                 <w:b w:val="false"/>
                 <w:bCs w:val="false"/>
                 <w:color w:val="111111"/>
-                <w:sz w:val="30"/>
-                <w:szCs w:val="30"/>
+                <w:sz w:val="27"/>
+                <w:szCs w:val="27"/>
                 <w:rtl/>
               </w:rPr>
               <w:t xml:space="preserve">مَعَ السَّلَامَةِ</w:t>
@@ -2040,18 +2022,18 @@
           </w:tcPr>
           <w:p>
             <w:pPr>
-              <w:spacing w:after="0" w:line="270"/>
-            </w:pPr>
-            <w:r>
-              <w:rPr>
-                <w:rFonts w:ascii="Times New Roman" w:cs="Times New Roman" w:eastAsia="Times New Roman" w:hAnsi="Times New Roman"/>
-                <w:b w:val="false"/>
-                <w:bCs w:val="false"/>
-                <w:i w:val="false"/>
-                <w:iCs w:val="false"/>
-                <w:color w:val="111111"/>
-                <w:sz w:val="20"/>
-                <w:szCs w:val="20"/>
+              <w:spacing w:after="0" w:line="220"/>
+            </w:pPr>
+            <w:r>
+              <w:rPr>
+                <w:rFonts w:ascii="Times New Roman" w:cs="Times New Roman" w:eastAsia="Times New Roman" w:hAnsi="Times New Roman"/>
+                <w:b w:val="false"/>
+                <w:bCs w:val="false"/>
+                <w:i w:val="false"/>
+                <w:iCs w:val="false"/>
+                <w:color w:val="111111"/>
+                <w:sz w:val="17"/>
+                <w:szCs w:val="17"/>
               </w:rPr>
               <w:t xml:space="preserve"/>
             </w:r>
@@ -2060,7 +2042,7 @@
       </w:tr>
       <w:tr>
         <w:trPr>
-          <w:trHeight w:val="430" w:hRule="atLeast"/>
+          <w:trHeight w:val="301" w:hRule="atLeast"/>
         </w:trPr>
         <w:tc>
           <w:tcPr>
@@ -2075,19 +2057,19 @@
           </w:tcPr>
           <w:p>
             <w:pPr>
-              <w:spacing w:after="0" w:line="270"/>
-              <w:jc w:val="center"/>
-            </w:pPr>
-            <w:r>
-              <w:rPr>
-                <w:rFonts w:ascii="Times New Roman" w:cs="Times New Roman" w:eastAsia="Times New Roman" w:hAnsi="Times New Roman"/>
-                <w:b w:val="false"/>
-                <w:bCs w:val="false"/>
-                <w:i w:val="false"/>
-                <w:iCs w:val="false"/>
-                <w:color w:val="111111"/>
-                <w:sz w:val="19"/>
-                <w:szCs w:val="19"/>
+              <w:spacing w:after="0" w:line="220"/>
+              <w:jc w:val="center"/>
+            </w:pPr>
+            <w:r>
+              <w:rPr>
+                <w:rFonts w:ascii="Times New Roman" w:cs="Times New Roman" w:eastAsia="Times New Roman" w:hAnsi="Times New Roman"/>
+                <w:b w:val="false"/>
+                <w:bCs w:val="false"/>
+                <w:i w:val="false"/>
+                <w:iCs w:val="false"/>
+                <w:color w:val="111111"/>
+                <w:sz w:val="17"/>
+                <w:szCs w:val="17"/>
               </w:rPr>
               <w:t xml:space="preserve">4</w:t>
             </w:r>
@@ -2107,7 +2089,7 @@
           <w:p>
             <w:pPr>
               <w:bidi/>
-              <w:spacing w:after="0" w:line="320"/>
+              <w:spacing w:after="0" w:line="220"/>
             </w:pPr>
             <w:r>
               <w:rPr>
@@ -2115,8 +2097,8 @@
                 <w:b w:val="false"/>
                 <w:bCs w:val="false"/>
                 <w:color w:val="111111"/>
-                <w:sz w:val="30"/>
-                <w:szCs w:val="30"/>
+                <w:sz w:val="27"/>
+                <w:szCs w:val="27"/>
                 <w:rtl/>
               </w:rPr>
               <w:t xml:space="preserve">شُكْرًا</w:t>
@@ -2136,18 +2118,18 @@
           </w:tcPr>
           <w:p>
             <w:pPr>
-              <w:spacing w:after="0" w:line="270"/>
-            </w:pPr>
-            <w:r>
-              <w:rPr>
-                <w:rFonts w:ascii="Times New Roman" w:cs="Times New Roman" w:eastAsia="Times New Roman" w:hAnsi="Times New Roman"/>
-                <w:b w:val="false"/>
-                <w:bCs w:val="false"/>
-                <w:i w:val="false"/>
-                <w:iCs w:val="false"/>
-                <w:color w:val="111111"/>
-                <w:sz w:val="20"/>
-                <w:szCs w:val="20"/>
+              <w:spacing w:after="0" w:line="220"/>
+            </w:pPr>
+            <w:r>
+              <w:rPr>
+                <w:rFonts w:ascii="Times New Roman" w:cs="Times New Roman" w:eastAsia="Times New Roman" w:hAnsi="Times New Roman"/>
+                <w:b w:val="false"/>
+                <w:bCs w:val="false"/>
+                <w:i w:val="false"/>
+                <w:iCs w:val="false"/>
+                <w:color w:val="111111"/>
+                <w:sz w:val="17"/>
+                <w:szCs w:val="17"/>
               </w:rPr>
               <w:t xml:space="preserve"/>
             </w:r>
@@ -2156,7 +2138,7 @@
       </w:tr>
       <w:tr>
         <w:trPr>
-          <w:trHeight w:val="430" w:hRule="atLeast"/>
+          <w:trHeight w:val="301" w:hRule="atLeast"/>
         </w:trPr>
         <w:tc>
           <w:tcPr>
@@ -2171,19 +2153,19 @@
           </w:tcPr>
           <w:p>
             <w:pPr>
-              <w:spacing w:after="0" w:line="270"/>
-              <w:jc w:val="center"/>
-            </w:pPr>
-            <w:r>
-              <w:rPr>
-                <w:rFonts w:ascii="Times New Roman" w:cs="Times New Roman" w:eastAsia="Times New Roman" w:hAnsi="Times New Roman"/>
-                <w:b w:val="false"/>
-                <w:bCs w:val="false"/>
-                <w:i w:val="false"/>
-                <w:iCs w:val="false"/>
-                <w:color w:val="111111"/>
-                <w:sz w:val="19"/>
-                <w:szCs w:val="19"/>
+              <w:spacing w:after="0" w:line="220"/>
+              <w:jc w:val="center"/>
+            </w:pPr>
+            <w:r>
+              <w:rPr>
+                <w:rFonts w:ascii="Times New Roman" w:cs="Times New Roman" w:eastAsia="Times New Roman" w:hAnsi="Times New Roman"/>
+                <w:b w:val="false"/>
+                <w:bCs w:val="false"/>
+                <w:i w:val="false"/>
+                <w:iCs w:val="false"/>
+                <w:color w:val="111111"/>
+                <w:sz w:val="17"/>
+                <w:szCs w:val="17"/>
               </w:rPr>
               <w:t xml:space="preserve">5</w:t>
             </w:r>
@@ -2203,7 +2185,7 @@
           <w:p>
             <w:pPr>
               <w:bidi/>
-              <w:spacing w:after="0" w:line="320"/>
+              <w:spacing w:after="0" w:line="220"/>
             </w:pPr>
             <w:r>
               <w:rPr>
@@ -2211,8 +2193,8 @@
                 <w:b w:val="false"/>
                 <w:bCs w:val="false"/>
                 <w:color w:val="111111"/>
-                <w:sz w:val="30"/>
-                <w:szCs w:val="30"/>
+                <w:sz w:val="27"/>
+                <w:szCs w:val="27"/>
                 <w:rtl/>
               </w:rPr>
               <w:t xml:space="preserve">عَفْوًا</w:t>
@@ -2232,18 +2214,18 @@
           </w:tcPr>
           <w:p>
             <w:pPr>
-              <w:spacing w:after="0" w:line="270"/>
-            </w:pPr>
-            <w:r>
-              <w:rPr>
-                <w:rFonts w:ascii="Times New Roman" w:cs="Times New Roman" w:eastAsia="Times New Roman" w:hAnsi="Times New Roman"/>
-                <w:b w:val="false"/>
-                <w:bCs w:val="false"/>
-                <w:i w:val="false"/>
-                <w:iCs w:val="false"/>
-                <w:color w:val="111111"/>
-                <w:sz w:val="20"/>
-                <w:szCs w:val="20"/>
+              <w:spacing w:after="0" w:line="220"/>
+            </w:pPr>
+            <w:r>
+              <w:rPr>
+                <w:rFonts w:ascii="Times New Roman" w:cs="Times New Roman" w:eastAsia="Times New Roman" w:hAnsi="Times New Roman"/>
+                <w:b w:val="false"/>
+                <w:bCs w:val="false"/>
+                <w:i w:val="false"/>
+                <w:iCs w:val="false"/>
+                <w:color w:val="111111"/>
+                <w:sz w:val="17"/>
+                <w:szCs w:val="17"/>
               </w:rPr>
               <w:t xml:space="preserve"/>
             </w:r>
@@ -2256,7 +2238,7 @@
         <w:tabs>
           <w:tab w:val="right" w:pos="9864"/>
         </w:tabs>
-        <w:spacing w:after="90" w:before="220" w:line="280"/>
+        <w:spacing w:after="36" w:before="88" w:line="220"/>
         <w:ind w:left="340" w:hanging="340"/>
       </w:pPr>
       <w:r>
@@ -2267,16 +2249,16 @@
           <w:i w:val="false"/>
           <w:iCs w:val="false"/>
           <w:color w:val="111111"/>
-          <w:sz w:val="21"/>
-          <w:szCs w:val="21"/>
+          <w:sz w:val="18"/>
+          <w:szCs w:val="18"/>
         </w:rPr>
         <w:t xml:space="preserve">3.</w:t>
       </w:r>
       <w:r>
         <w:rPr>
           <w:rFonts w:ascii="Times New Roman" w:cs="Times New Roman" w:eastAsia="Times New Roman" w:hAnsi="Times New Roman"/>
-          <w:sz w:val="21"/>
-          <w:szCs w:val="21"/>
+          <w:sz w:val="18"/>
+          <w:szCs w:val="18"/>
         </w:rPr>
         <w:tab/>
       </w:r>
@@ -2288,16 +2270,16 @@
           <w:i w:val="false"/>
           <w:iCs w:val="false"/>
           <w:color w:val="111111"/>
-          <w:sz w:val="21"/>
-          <w:szCs w:val="21"/>
+          <w:sz w:val="18"/>
+          <w:szCs w:val="18"/>
         </w:rPr>
         <w:t xml:space="preserve">Aşağıdaki kelimelerin Arapçalarını harekeleriyle birlikte yazınız.</w:t>
       </w:r>
       <w:r>
         <w:rPr>
           <w:rFonts w:ascii="Times New Roman" w:cs="Times New Roman" w:eastAsia="Times New Roman" w:hAnsi="Times New Roman"/>
-          <w:sz w:val="21"/>
-          <w:szCs w:val="21"/>
+          <w:sz w:val="18"/>
+          <w:szCs w:val="18"/>
         </w:rPr>
         <w:tab/>
       </w:r>
@@ -2309,8 +2291,8 @@
           <w:i w:val="false"/>
           <w:iCs w:val="false"/>
           <w:color w:val="55636F"/>
-          <w:sz w:val="18"/>
-          <w:szCs w:val="18"/>
+          <w:sz w:val="16"/>
+          <w:szCs w:val="16"/>
         </w:rPr>
         <w:t xml:space="preserve">(10 puan)</w:t>
       </w:r>
@@ -2318,7 +2300,7 @@
     <w:p>
       <w:pPr>
         <w:keepNext w:val="false"/>
-        <w:spacing w:after="90" w:before="0" w:line="280"/>
+        <w:spacing w:after="36" w:before="0" w:line="220"/>
         <w:ind w:left="340"/>
       </w:pPr>
       <w:r>
@@ -2329,8 +2311,8 @@
           <w:i/>
           <w:iCs/>
           <w:color w:val="5B6772"/>
-          <w:sz w:val="18"/>
-          <w:szCs w:val="18"/>
+          <w:sz w:val="16"/>
+          <w:szCs w:val="16"/>
         </w:rPr>
         <w:t xml:space="preserve">Her doğru cevap 2 puandır.</w:t>
       </w:r>
@@ -2370,7 +2352,7 @@
           </w:tcPr>
           <w:p>
             <w:pPr>
-              <w:spacing w:after="0" w:line="270"/>
+              <w:spacing w:after="0" w:line="220"/>
               <w:jc w:val="center"/>
             </w:pPr>
             <w:r>
@@ -2381,8 +2363,8 @@
                 <w:i w:val="false"/>
                 <w:iCs w:val="false"/>
                 <w:color w:val="111111"/>
-                <w:sz w:val="18"/>
-                <w:szCs w:val="18"/>
+                <w:sz w:val="16"/>
+                <w:szCs w:val="16"/>
               </w:rPr>
               <w:t xml:space="preserve">No</w:t>
             </w:r>
@@ -2402,7 +2384,7 @@
           </w:tcPr>
           <w:p>
             <w:pPr>
-              <w:spacing w:after="0" w:line="270"/>
+              <w:spacing w:after="0" w:line="220"/>
               <w:jc w:val="center"/>
             </w:pPr>
             <w:r>
@@ -2413,8 +2395,8 @@
                 <w:i w:val="false"/>
                 <w:iCs w:val="false"/>
                 <w:color w:val="111111"/>
-                <w:sz w:val="18"/>
-                <w:szCs w:val="18"/>
+                <w:sz w:val="16"/>
+                <w:szCs w:val="16"/>
               </w:rPr>
               <w:t xml:space="preserve">Türkçesi</w:t>
             </w:r>
@@ -2434,7 +2416,7 @@
           </w:tcPr>
           <w:p>
             <w:pPr>
-              <w:spacing w:after="0" w:line="270"/>
+              <w:spacing w:after="0" w:line="220"/>
               <w:jc w:val="center"/>
             </w:pPr>
             <w:r>
@@ -2445,8 +2427,8 @@
                 <w:i w:val="false"/>
                 <w:iCs w:val="false"/>
                 <w:color w:val="111111"/>
-                <w:sz w:val="18"/>
-                <w:szCs w:val="18"/>
+                <w:sz w:val="16"/>
+                <w:szCs w:val="16"/>
               </w:rPr>
               <w:t xml:space="preserve">Arapçası</w:t>
             </w:r>
@@ -2455,7 +2437,7 @@
       </w:tr>
       <w:tr>
         <w:trPr>
-          <w:trHeight w:val="460" w:hRule="atLeast"/>
+          <w:trHeight w:val="322" w:hRule="atLeast"/>
         </w:trPr>
         <w:tc>
           <w:tcPr>
@@ -2470,19 +2452,19 @@
           </w:tcPr>
           <w:p>
             <w:pPr>
-              <w:spacing w:after="0" w:line="270"/>
-              <w:jc w:val="center"/>
-            </w:pPr>
-            <w:r>
-              <w:rPr>
-                <w:rFonts w:ascii="Times New Roman" w:cs="Times New Roman" w:eastAsia="Times New Roman" w:hAnsi="Times New Roman"/>
-                <w:b w:val="false"/>
-                <w:bCs w:val="false"/>
-                <w:i w:val="false"/>
-                <w:iCs w:val="false"/>
-                <w:color w:val="111111"/>
-                <w:sz w:val="19"/>
-                <w:szCs w:val="19"/>
+              <w:spacing w:after="0" w:line="220"/>
+              <w:jc w:val="center"/>
+            </w:pPr>
+            <w:r>
+              <w:rPr>
+                <w:rFonts w:ascii="Times New Roman" w:cs="Times New Roman" w:eastAsia="Times New Roman" w:hAnsi="Times New Roman"/>
+                <w:b w:val="false"/>
+                <w:bCs w:val="false"/>
+                <w:i w:val="false"/>
+                <w:iCs w:val="false"/>
+                <w:color w:val="111111"/>
+                <w:sz w:val="17"/>
+                <w:szCs w:val="17"/>
               </w:rPr>
               <w:t xml:space="preserve">1</w:t>
             </w:r>
@@ -2501,18 +2483,18 @@
           </w:tcPr>
           <w:p>
             <w:pPr>
-              <w:spacing w:after="0" w:line="270"/>
-            </w:pPr>
-            <w:r>
-              <w:rPr>
-                <w:rFonts w:ascii="Times New Roman" w:cs="Times New Roman" w:eastAsia="Times New Roman" w:hAnsi="Times New Roman"/>
-                <w:b w:val="false"/>
-                <w:bCs w:val="false"/>
-                <w:i w:val="false"/>
-                <w:iCs w:val="false"/>
-                <w:color w:val="111111"/>
-                <w:sz w:val="20"/>
-                <w:szCs w:val="20"/>
+              <w:spacing w:after="0" w:line="220"/>
+            </w:pPr>
+            <w:r>
+              <w:rPr>
+                <w:rFonts w:ascii="Times New Roman" w:cs="Times New Roman" w:eastAsia="Times New Roman" w:hAnsi="Times New Roman"/>
+                <w:b w:val="false"/>
+                <w:bCs w:val="false"/>
+                <w:i w:val="false"/>
+                <w:iCs w:val="false"/>
+                <w:color w:val="111111"/>
+                <w:sz w:val="17"/>
+                <w:szCs w:val="17"/>
               </w:rPr>
               <w:t xml:space="preserve">öğrenci (erkek)</w:t>
             </w:r>
@@ -2532,7 +2514,7 @@
           <w:p>
             <w:pPr>
               <w:bidi/>
-              <w:spacing w:after="0" w:line="320"/>
+              <w:spacing w:after="0" w:line="220"/>
             </w:pPr>
             <w:r>
               <w:rPr>
@@ -2540,8 +2522,8 @@
                 <w:b w:val="false"/>
                 <w:bCs w:val="false"/>
                 <w:color w:val="111111"/>
-                <w:sz w:val="28"/>
-                <w:szCs w:val="28"/>
+                <w:sz w:val="25"/>
+                <w:szCs w:val="25"/>
                 <w:rtl/>
               </w:rPr>
               <w:t xml:space="preserve"/>
@@ -2551,7 +2533,7 @@
       </w:tr>
       <w:tr>
         <w:trPr>
-          <w:trHeight w:val="460" w:hRule="atLeast"/>
+          <w:trHeight w:val="322" w:hRule="atLeast"/>
         </w:trPr>
         <w:tc>
           <w:tcPr>
@@ -2566,19 +2548,19 @@
           </w:tcPr>
           <w:p>
             <w:pPr>
-              <w:spacing w:after="0" w:line="270"/>
-              <w:jc w:val="center"/>
-            </w:pPr>
-            <w:r>
-              <w:rPr>
-                <w:rFonts w:ascii="Times New Roman" w:cs="Times New Roman" w:eastAsia="Times New Roman" w:hAnsi="Times New Roman"/>
-                <w:b w:val="false"/>
-                <w:bCs w:val="false"/>
-                <w:i w:val="false"/>
-                <w:iCs w:val="false"/>
-                <w:color w:val="111111"/>
-                <w:sz w:val="19"/>
-                <w:szCs w:val="19"/>
+              <w:spacing w:after="0" w:line="220"/>
+              <w:jc w:val="center"/>
+            </w:pPr>
+            <w:r>
+              <w:rPr>
+                <w:rFonts w:ascii="Times New Roman" w:cs="Times New Roman" w:eastAsia="Times New Roman" w:hAnsi="Times New Roman"/>
+                <w:b w:val="false"/>
+                <w:bCs w:val="false"/>
+                <w:i w:val="false"/>
+                <w:iCs w:val="false"/>
+                <w:color w:val="111111"/>
+                <w:sz w:val="17"/>
+                <w:szCs w:val="17"/>
               </w:rPr>
               <w:t xml:space="preserve">2</w:t>
             </w:r>
@@ -2597,18 +2579,18 @@
           </w:tcPr>
           <w:p>
             <w:pPr>
-              <w:spacing w:after="0" w:line="270"/>
-            </w:pPr>
-            <w:r>
-              <w:rPr>
-                <w:rFonts w:ascii="Times New Roman" w:cs="Times New Roman" w:eastAsia="Times New Roman" w:hAnsi="Times New Roman"/>
-                <w:b w:val="false"/>
-                <w:bCs w:val="false"/>
-                <w:i w:val="false"/>
-                <w:iCs w:val="false"/>
-                <w:color w:val="111111"/>
-                <w:sz w:val="20"/>
-                <w:szCs w:val="20"/>
+              <w:spacing w:after="0" w:line="220"/>
+            </w:pPr>
+            <w:r>
+              <w:rPr>
+                <w:rFonts w:ascii="Times New Roman" w:cs="Times New Roman" w:eastAsia="Times New Roman" w:hAnsi="Times New Roman"/>
+                <w:b w:val="false"/>
+                <w:bCs w:val="false"/>
+                <w:i w:val="false"/>
+                <w:iCs w:val="false"/>
+                <w:color w:val="111111"/>
+                <w:sz w:val="17"/>
+                <w:szCs w:val="17"/>
               </w:rPr>
               <w:t xml:space="preserve">öğretmen (kadın)</w:t>
             </w:r>
@@ -2628,7 +2610,7 @@
           <w:p>
             <w:pPr>
               <w:bidi/>
-              <w:spacing w:after="0" w:line="320"/>
+              <w:spacing w:after="0" w:line="220"/>
             </w:pPr>
             <w:r>
               <w:rPr>
@@ -2636,8 +2618,8 @@
                 <w:b w:val="false"/>
                 <w:bCs w:val="false"/>
                 <w:color w:val="111111"/>
-                <w:sz w:val="28"/>
-                <w:szCs w:val="28"/>
+                <w:sz w:val="25"/>
+                <w:szCs w:val="25"/>
                 <w:rtl/>
               </w:rPr>
               <w:t xml:space="preserve"/>
@@ -2647,7 +2629,7 @@
       </w:tr>
       <w:tr>
         <w:trPr>
-          <w:trHeight w:val="460" w:hRule="atLeast"/>
+          <w:trHeight w:val="322" w:hRule="atLeast"/>
         </w:trPr>
         <w:tc>
           <w:tcPr>
@@ -2662,19 +2644,19 @@
           </w:tcPr>
           <w:p>
             <w:pPr>
-              <w:spacing w:after="0" w:line="270"/>
-              <w:jc w:val="center"/>
-            </w:pPr>
-            <w:r>
-              <w:rPr>
-                <w:rFonts w:ascii="Times New Roman" w:cs="Times New Roman" w:eastAsia="Times New Roman" w:hAnsi="Times New Roman"/>
-                <w:b w:val="false"/>
-                <w:bCs w:val="false"/>
-                <w:i w:val="false"/>
-                <w:iCs w:val="false"/>
-                <w:color w:val="111111"/>
-                <w:sz w:val="19"/>
-                <w:szCs w:val="19"/>
+              <w:spacing w:after="0" w:line="220"/>
+              <w:jc w:val="center"/>
+            </w:pPr>
+            <w:r>
+              <w:rPr>
+                <w:rFonts w:ascii="Times New Roman" w:cs="Times New Roman" w:eastAsia="Times New Roman" w:hAnsi="Times New Roman"/>
+                <w:b w:val="false"/>
+                <w:bCs w:val="false"/>
+                <w:i w:val="false"/>
+                <w:iCs w:val="false"/>
+                <w:color w:val="111111"/>
+                <w:sz w:val="17"/>
+                <w:szCs w:val="17"/>
               </w:rPr>
               <w:t xml:space="preserve">3</w:t>
             </w:r>
@@ -2693,18 +2675,18 @@
           </w:tcPr>
           <w:p>
             <w:pPr>
-              <w:spacing w:after="0" w:line="270"/>
-            </w:pPr>
-            <w:r>
-              <w:rPr>
-                <w:rFonts w:ascii="Times New Roman" w:cs="Times New Roman" w:eastAsia="Times New Roman" w:hAnsi="Times New Roman"/>
-                <w:b w:val="false"/>
-                <w:bCs w:val="false"/>
-                <w:i w:val="false"/>
-                <w:iCs w:val="false"/>
-                <w:color w:val="111111"/>
-                <w:sz w:val="20"/>
-                <w:szCs w:val="20"/>
+              <w:spacing w:after="0" w:line="220"/>
+            </w:pPr>
+            <w:r>
+              <w:rPr>
+                <w:rFonts w:ascii="Times New Roman" w:cs="Times New Roman" w:eastAsia="Times New Roman" w:hAnsi="Times New Roman"/>
+                <w:b w:val="false"/>
+                <w:bCs w:val="false"/>
+                <w:i w:val="false"/>
+                <w:iCs w:val="false"/>
+                <w:color w:val="111111"/>
+                <w:sz w:val="17"/>
+                <w:szCs w:val="17"/>
               </w:rPr>
               <w:t xml:space="preserve">arkadaş (erkek)</w:t>
             </w:r>
@@ -2724,7 +2706,7 @@
           <w:p>
             <w:pPr>
               <w:bidi/>
-              <w:spacing w:after="0" w:line="320"/>
+              <w:spacing w:after="0" w:line="220"/>
             </w:pPr>
             <w:r>
               <w:rPr>
@@ -2732,8 +2714,8 @@
                 <w:b w:val="false"/>
                 <w:bCs w:val="false"/>
                 <w:color w:val="111111"/>
-                <w:sz w:val="28"/>
-                <w:szCs w:val="28"/>
+                <w:sz w:val="25"/>
+                <w:szCs w:val="25"/>
                 <w:rtl/>
               </w:rPr>
               <w:t xml:space="preserve"/>
@@ -2743,7 +2725,7 @@
       </w:tr>
       <w:tr>
         <w:trPr>
-          <w:trHeight w:val="460" w:hRule="atLeast"/>
+          <w:trHeight w:val="322" w:hRule="atLeast"/>
         </w:trPr>
         <w:tc>
           <w:tcPr>
@@ -2758,19 +2740,19 @@
           </w:tcPr>
           <w:p>
             <w:pPr>
-              <w:spacing w:after="0" w:line="270"/>
-              <w:jc w:val="center"/>
-            </w:pPr>
-            <w:r>
-              <w:rPr>
-                <w:rFonts w:ascii="Times New Roman" w:cs="Times New Roman" w:eastAsia="Times New Roman" w:hAnsi="Times New Roman"/>
-                <w:b w:val="false"/>
-                <w:bCs w:val="false"/>
-                <w:i w:val="false"/>
-                <w:iCs w:val="false"/>
-                <w:color w:val="111111"/>
-                <w:sz w:val="19"/>
-                <w:szCs w:val="19"/>
+              <w:spacing w:after="0" w:line="220"/>
+              <w:jc w:val="center"/>
+            </w:pPr>
+            <w:r>
+              <w:rPr>
+                <w:rFonts w:ascii="Times New Roman" w:cs="Times New Roman" w:eastAsia="Times New Roman" w:hAnsi="Times New Roman"/>
+                <w:b w:val="false"/>
+                <w:bCs w:val="false"/>
+                <w:i w:val="false"/>
+                <w:iCs w:val="false"/>
+                <w:color w:val="111111"/>
+                <w:sz w:val="17"/>
+                <w:szCs w:val="17"/>
               </w:rPr>
               <w:t xml:space="preserve">4</w:t>
             </w:r>
@@ -2789,18 +2771,18 @@
           </w:tcPr>
           <w:p>
             <w:pPr>
-              <w:spacing w:after="0" w:line="270"/>
-            </w:pPr>
-            <w:r>
-              <w:rPr>
-                <w:rFonts w:ascii="Times New Roman" w:cs="Times New Roman" w:eastAsia="Times New Roman" w:hAnsi="Times New Roman"/>
-                <w:b w:val="false"/>
-                <w:bCs w:val="false"/>
-                <w:i w:val="false"/>
-                <w:iCs w:val="false"/>
-                <w:color w:val="111111"/>
-                <w:sz w:val="20"/>
-                <w:szCs w:val="20"/>
+              <w:spacing w:after="0" w:line="220"/>
+            </w:pPr>
+            <w:r>
+              <w:rPr>
+                <w:rFonts w:ascii="Times New Roman" w:cs="Times New Roman" w:eastAsia="Times New Roman" w:hAnsi="Times New Roman"/>
+                <w:b w:val="false"/>
+                <w:bCs w:val="false"/>
+                <w:i w:val="false"/>
+                <w:iCs w:val="false"/>
+                <w:color w:val="111111"/>
+                <w:sz w:val="17"/>
+                <w:szCs w:val="17"/>
               </w:rPr>
               <w:t xml:space="preserve">evet</w:t>
             </w:r>
@@ -2820,7 +2802,7 @@
           <w:p>
             <w:pPr>
               <w:bidi/>
-              <w:spacing w:after="0" w:line="320"/>
+              <w:spacing w:after="0" w:line="220"/>
             </w:pPr>
             <w:r>
               <w:rPr>
@@ -2828,8 +2810,8 @@
                 <w:b w:val="false"/>
                 <w:bCs w:val="false"/>
                 <w:color w:val="111111"/>
-                <w:sz w:val="28"/>
-                <w:szCs w:val="28"/>
+                <w:sz w:val="25"/>
+                <w:szCs w:val="25"/>
                 <w:rtl/>
               </w:rPr>
               <w:t xml:space="preserve"/>
@@ -2839,7 +2821,7 @@
       </w:tr>
       <w:tr>
         <w:trPr>
-          <w:trHeight w:val="460" w:hRule="atLeast"/>
+          <w:trHeight w:val="322" w:hRule="atLeast"/>
         </w:trPr>
         <w:tc>
           <w:tcPr>
@@ -2854,19 +2836,19 @@
           </w:tcPr>
           <w:p>
             <w:pPr>
-              <w:spacing w:after="0" w:line="270"/>
-              <w:jc w:val="center"/>
-            </w:pPr>
-            <w:r>
-              <w:rPr>
-                <w:rFonts w:ascii="Times New Roman" w:cs="Times New Roman" w:eastAsia="Times New Roman" w:hAnsi="Times New Roman"/>
-                <w:b w:val="false"/>
-                <w:bCs w:val="false"/>
-                <w:i w:val="false"/>
-                <w:iCs w:val="false"/>
-                <w:color w:val="111111"/>
-                <w:sz w:val="19"/>
-                <w:szCs w:val="19"/>
+              <w:spacing w:after="0" w:line="220"/>
+              <w:jc w:val="center"/>
+            </w:pPr>
+            <w:r>
+              <w:rPr>
+                <w:rFonts w:ascii="Times New Roman" w:cs="Times New Roman" w:eastAsia="Times New Roman" w:hAnsi="Times New Roman"/>
+                <w:b w:val="false"/>
+                <w:bCs w:val="false"/>
+                <w:i w:val="false"/>
+                <w:iCs w:val="false"/>
+                <w:color w:val="111111"/>
+                <w:sz w:val="17"/>
+                <w:szCs w:val="17"/>
               </w:rPr>
               <w:t xml:space="preserve">5</w:t>
             </w:r>
@@ -2885,18 +2867,18 @@
           </w:tcPr>
           <w:p>
             <w:pPr>
-              <w:spacing w:after="0" w:line="270"/>
-            </w:pPr>
-            <w:r>
-              <w:rPr>
-                <w:rFonts w:ascii="Times New Roman" w:cs="Times New Roman" w:eastAsia="Times New Roman" w:hAnsi="Times New Roman"/>
-                <w:b w:val="false"/>
-                <w:bCs w:val="false"/>
-                <w:i w:val="false"/>
-                <w:iCs w:val="false"/>
-                <w:color w:val="111111"/>
-                <w:sz w:val="20"/>
-                <w:szCs w:val="20"/>
+              <w:spacing w:after="0" w:line="220"/>
+            </w:pPr>
+            <w:r>
+              <w:rPr>
+                <w:rFonts w:ascii="Times New Roman" w:cs="Times New Roman" w:eastAsia="Times New Roman" w:hAnsi="Times New Roman"/>
+                <w:b w:val="false"/>
+                <w:bCs w:val="false"/>
+                <w:i w:val="false"/>
+                <w:iCs w:val="false"/>
+                <w:color w:val="111111"/>
+                <w:sz w:val="17"/>
+                <w:szCs w:val="17"/>
               </w:rPr>
               <w:t xml:space="preserve">hayır</w:t>
             </w:r>
@@ -2916,7 +2898,7 @@
           <w:p>
             <w:pPr>
               <w:bidi/>
-              <w:spacing w:after="0" w:line="320"/>
+              <w:spacing w:after="0" w:line="220"/>
             </w:pPr>
             <w:r>
               <w:rPr>
@@ -2924,8 +2906,8 @@
                 <w:b w:val="false"/>
                 <w:bCs w:val="false"/>
                 <w:color w:val="111111"/>
-                <w:sz w:val="28"/>
-                <w:szCs w:val="28"/>
+                <w:sz w:val="25"/>
+                <w:szCs w:val="25"/>
                 <w:rtl/>
               </w:rPr>
               <w:t xml:space="preserve"/>
@@ -2939,7 +2921,7 @@
         <w:tabs>
           <w:tab w:val="right" w:pos="9864"/>
         </w:tabs>
-        <w:spacing w:after="90" w:before="220" w:line="280"/>
+        <w:spacing w:after="36" w:before="88" w:line="220"/>
         <w:ind w:left="340" w:hanging="340"/>
       </w:pPr>
       <w:r>
@@ -2950,16 +2932,16 @@
           <w:i w:val="false"/>
           <w:iCs w:val="false"/>
           <w:color w:val="111111"/>
-          <w:sz w:val="21"/>
-          <w:szCs w:val="21"/>
+          <w:sz w:val="18"/>
+          <w:szCs w:val="18"/>
         </w:rPr>
         <w:t xml:space="preserve">4.</w:t>
       </w:r>
       <w:r>
         <w:rPr>
           <w:rFonts w:ascii="Times New Roman" w:cs="Times New Roman" w:eastAsia="Times New Roman" w:hAnsi="Times New Roman"/>
-          <w:sz w:val="21"/>
-          <w:szCs w:val="21"/>
+          <w:sz w:val="18"/>
+          <w:szCs w:val="18"/>
         </w:rPr>
         <w:tab/>
       </w:r>
@@ -2971,16 +2953,16 @@
           <w:i w:val="false"/>
           <w:iCs w:val="false"/>
           <w:color w:val="111111"/>
-          <w:sz w:val="21"/>
-          <w:szCs w:val="21"/>
+          <w:sz w:val="18"/>
+          <w:szCs w:val="18"/>
         </w:rPr>
         <w:t xml:space="preserve">Aşağıdaki ifadeleri Türkçe karşılıklarıyla eşleştiriniz.</w:t>
       </w:r>
       <w:r>
         <w:rPr>
           <w:rFonts w:ascii="Times New Roman" w:cs="Times New Roman" w:eastAsia="Times New Roman" w:hAnsi="Times New Roman"/>
-          <w:sz w:val="21"/>
-          <w:szCs w:val="21"/>
+          <w:sz w:val="18"/>
+          <w:szCs w:val="18"/>
         </w:rPr>
         <w:tab/>
       </w:r>
@@ -2992,8 +2974,8 @@
           <w:i w:val="false"/>
           <w:iCs w:val="false"/>
           <w:color w:val="55636F"/>
-          <w:sz w:val="18"/>
-          <w:szCs w:val="18"/>
+          <w:sz w:val="16"/>
+          <w:szCs w:val="16"/>
         </w:rPr>
         <w:t xml:space="preserve">(15 puan)</w:t>
       </w:r>
@@ -3001,7 +2983,7 @@
     <w:p>
       <w:pPr>
         <w:keepNext w:val="false"/>
-        <w:spacing w:after="90" w:before="0" w:line="280"/>
+        <w:spacing w:after="36" w:before="0" w:line="220"/>
         <w:ind w:left="340"/>
       </w:pPr>
       <w:r>
@@ -3012,8 +2994,8 @@
           <w:i/>
           <w:iCs/>
           <w:color w:val="5B6772"/>
-          <w:sz w:val="18"/>
-          <w:szCs w:val="18"/>
+          <w:sz w:val="16"/>
+          <w:szCs w:val="16"/>
         </w:rPr>
         <w:t xml:space="preserve">Her doğru eşleştirme 3 puandır.</w:t>
       </w:r>
@@ -3039,7 +3021,7 @@
       </w:tblGrid>
       <w:tr>
         <w:trPr>
-          <w:trHeight w:val="400" w:hRule="atLeast"/>
+          <w:trHeight w:val="280" w:hRule="atLeast"/>
         </w:trPr>
         <w:tc>
           <w:tcPr>
@@ -3057,7 +3039,7 @@
           </w:tcPr>
           <w:p>
             <w:pPr>
-              <w:spacing w:after="0" w:line="270"/>
+              <w:spacing w:after="0" w:line="220"/>
               <w:jc w:val="center"/>
             </w:pPr>
             <w:r>
@@ -3068,8 +3050,8 @@
                 <w:i w:val="false"/>
                 <w:iCs w:val="false"/>
                 <w:color w:val="111111"/>
-                <w:sz w:val="19"/>
-                <w:szCs w:val="19"/>
+                <w:sz w:val="17"/>
+                <w:szCs w:val="17"/>
               </w:rPr>
               <w:t xml:space="preserve">1.</w:t>
             </w:r>
@@ -3092,7 +3074,7 @@
           <w:p>
             <w:pPr>
               <w:bidi/>
-              <w:spacing w:after="0" w:line="320"/>
+              <w:spacing w:after="0" w:line="220"/>
             </w:pPr>
             <w:r>
               <w:rPr>
@@ -3100,8 +3082,8 @@
                 <w:b w:val="false"/>
                 <w:bCs w:val="false"/>
                 <w:color w:val="111111"/>
-                <w:sz w:val="28"/>
-                <w:szCs w:val="28"/>
+                <w:sz w:val="25"/>
+                <w:szCs w:val="25"/>
                 <w:rtl/>
               </w:rPr>
               <w:t xml:space="preserve">مَا اسْمُكَ؟</w:t>
@@ -3121,19 +3103,19 @@
           </w:tcPr>
           <w:p>
             <w:pPr>
-              <w:spacing w:after="0" w:line="270"/>
-              <w:jc w:val="center"/>
-            </w:pPr>
-            <w:r>
-              <w:rPr>
-                <w:rFonts w:ascii="Times New Roman" w:cs="Times New Roman" w:eastAsia="Times New Roman" w:hAnsi="Times New Roman"/>
-                <w:b w:val="false"/>
-                <w:bCs w:val="false"/>
-                <w:i w:val="false"/>
-                <w:iCs w:val="false"/>
-                <w:color w:val="111111"/>
-                <w:sz w:val="20"/>
-                <w:szCs w:val="20"/>
+              <w:spacing w:after="0" w:line="220"/>
+              <w:jc w:val="center"/>
+            </w:pPr>
+            <w:r>
+              <w:rPr>
+                <w:rFonts w:ascii="Times New Roman" w:cs="Times New Roman" w:eastAsia="Times New Roman" w:hAnsi="Times New Roman"/>
+                <w:b w:val="false"/>
+                <w:bCs w:val="false"/>
+                <w:i w:val="false"/>
+                <w:iCs w:val="false"/>
+                <w:color w:val="111111"/>
+                <w:sz w:val="17"/>
+                <w:szCs w:val="17"/>
               </w:rPr>
               <w:t xml:space="preserve">(       )</w:t>
             </w:r>
@@ -3155,7 +3137,7 @@
           </w:tcPr>
           <w:p>
             <w:pPr>
-              <w:spacing w:after="0" w:line="270"/>
+              <w:spacing w:after="0" w:line="220"/>
               <w:jc w:val="center"/>
             </w:pPr>
             <w:r>
@@ -3166,8 +3148,8 @@
                 <w:i w:val="false"/>
                 <w:iCs w:val="false"/>
                 <w:color w:val="111111"/>
-                <w:sz w:val="19"/>
-                <w:szCs w:val="19"/>
+                <w:sz w:val="17"/>
+                <w:szCs w:val="17"/>
               </w:rPr>
               <w:t xml:space="preserve">a)</w:t>
             </w:r>
@@ -3189,18 +3171,18 @@
           </w:tcPr>
           <w:p>
             <w:pPr>
-              <w:spacing w:after="0" w:line="270"/>
-            </w:pPr>
-            <w:r>
-              <w:rPr>
-                <w:rFonts w:ascii="Times New Roman" w:cs="Times New Roman" w:eastAsia="Times New Roman" w:hAnsi="Times New Roman"/>
-                <w:b w:val="false"/>
-                <w:bCs w:val="false"/>
-                <w:i w:val="false"/>
-                <w:iCs w:val="false"/>
-                <w:color w:val="111111"/>
-                <w:sz w:val="20"/>
-                <w:szCs w:val="20"/>
+              <w:spacing w:after="0" w:line="220"/>
+            </w:pPr>
+            <w:r>
+              <w:rPr>
+                <w:rFonts w:ascii="Times New Roman" w:cs="Times New Roman" w:eastAsia="Times New Roman" w:hAnsi="Times New Roman"/>
+                <w:b w:val="false"/>
+                <w:bCs w:val="false"/>
+                <w:i w:val="false"/>
+                <w:iCs w:val="false"/>
+                <w:color w:val="111111"/>
+                <w:sz w:val="17"/>
+                <w:szCs w:val="17"/>
               </w:rPr>
               <w:t xml:space="preserve">Hoş geldin</w:t>
             </w:r>
@@ -3209,7 +3191,7 @@
       </w:tr>
       <w:tr>
         <w:trPr>
-          <w:trHeight w:val="400" w:hRule="atLeast"/>
+          <w:trHeight w:val="280" w:hRule="atLeast"/>
         </w:trPr>
         <w:tc>
           <w:tcPr>
@@ -3227,7 +3209,7 @@
           </w:tcPr>
           <w:p>
             <w:pPr>
-              <w:spacing w:after="0" w:line="270"/>
+              <w:spacing w:after="0" w:line="220"/>
               <w:jc w:val="center"/>
             </w:pPr>
             <w:r>
@@ -3238,8 +3220,8 @@
                 <w:i w:val="false"/>
                 <w:iCs w:val="false"/>
                 <w:color w:val="111111"/>
-                <w:sz w:val="19"/>
-                <w:szCs w:val="19"/>
+                <w:sz w:val="17"/>
+                <w:szCs w:val="17"/>
               </w:rPr>
               <w:t xml:space="preserve">2.</w:t>
             </w:r>
@@ -3262,7 +3244,7 @@
           <w:p>
             <w:pPr>
               <w:bidi/>
-              <w:spacing w:after="0" w:line="320"/>
+              <w:spacing w:after="0" w:line="220"/>
             </w:pPr>
             <w:r>
               <w:rPr>
@@ -3270,8 +3252,8 @@
                 <w:b w:val="false"/>
                 <w:bCs w:val="false"/>
                 <w:color w:val="111111"/>
-                <w:sz w:val="28"/>
-                <w:szCs w:val="28"/>
+                <w:sz w:val="25"/>
+                <w:szCs w:val="25"/>
                 <w:rtl/>
               </w:rPr>
               <w:t xml:space="preserve">كَيْفَ حَالُكَ؟</w:t>
@@ -3291,19 +3273,19 @@
           </w:tcPr>
           <w:p>
             <w:pPr>
-              <w:spacing w:after="0" w:line="270"/>
-              <w:jc w:val="center"/>
-            </w:pPr>
-            <w:r>
-              <w:rPr>
-                <w:rFonts w:ascii="Times New Roman" w:cs="Times New Roman" w:eastAsia="Times New Roman" w:hAnsi="Times New Roman"/>
-                <w:b w:val="false"/>
-                <w:bCs w:val="false"/>
-                <w:i w:val="false"/>
-                <w:iCs w:val="false"/>
-                <w:color w:val="111111"/>
-                <w:sz w:val="20"/>
-                <w:szCs w:val="20"/>
+              <w:spacing w:after="0" w:line="220"/>
+              <w:jc w:val="center"/>
+            </w:pPr>
+            <w:r>
+              <w:rPr>
+                <w:rFonts w:ascii="Times New Roman" w:cs="Times New Roman" w:eastAsia="Times New Roman" w:hAnsi="Times New Roman"/>
+                <w:b w:val="false"/>
+                <w:bCs w:val="false"/>
+                <w:i w:val="false"/>
+                <w:iCs w:val="false"/>
+                <w:color w:val="111111"/>
+                <w:sz w:val="17"/>
+                <w:szCs w:val="17"/>
               </w:rPr>
               <w:t xml:space="preserve">(       )</w:t>
             </w:r>
@@ -3325,7 +3307,7 @@
           </w:tcPr>
           <w:p>
             <w:pPr>
-              <w:spacing w:after="0" w:line="270"/>
+              <w:spacing w:after="0" w:line="220"/>
               <w:jc w:val="center"/>
             </w:pPr>
             <w:r>
@@ -3336,8 +3318,8 @@
                 <w:i w:val="false"/>
                 <w:iCs w:val="false"/>
                 <w:color w:val="111111"/>
-                <w:sz w:val="19"/>
-                <w:szCs w:val="19"/>
+                <w:sz w:val="17"/>
+                <w:szCs w:val="17"/>
               </w:rPr>
               <w:t xml:space="preserve">b)</w:t>
             </w:r>
@@ -3359,18 +3341,18 @@
           </w:tcPr>
           <w:p>
             <w:pPr>
-              <w:spacing w:after="0" w:line="270"/>
-            </w:pPr>
-            <w:r>
-              <w:rPr>
-                <w:rFonts w:ascii="Times New Roman" w:cs="Times New Roman" w:eastAsia="Times New Roman" w:hAnsi="Times New Roman"/>
-                <w:b w:val="false"/>
-                <w:bCs w:val="false"/>
-                <w:i w:val="false"/>
-                <w:iCs w:val="false"/>
-                <w:color w:val="111111"/>
-                <w:sz w:val="20"/>
-                <w:szCs w:val="20"/>
+              <w:spacing w:after="0" w:line="220"/>
+            </w:pPr>
+            <w:r>
+              <w:rPr>
+                <w:rFonts w:ascii="Times New Roman" w:cs="Times New Roman" w:eastAsia="Times New Roman" w:hAnsi="Times New Roman"/>
+                <w:b w:val="false"/>
+                <w:bCs w:val="false"/>
+                <w:i w:val="false"/>
+                <w:iCs w:val="false"/>
+                <w:color w:val="111111"/>
+                <w:sz w:val="17"/>
+                <w:szCs w:val="17"/>
               </w:rPr>
               <w:t xml:space="preserve">Nasılsın?</w:t>
             </w:r>
@@ -3379,7 +3361,7 @@
       </w:tr>
       <w:tr>
         <w:trPr>
-          <w:trHeight w:val="400" w:hRule="atLeast"/>
+          <w:trHeight w:val="280" w:hRule="atLeast"/>
         </w:trPr>
         <w:tc>
           <w:tcPr>
@@ -3397,7 +3379,7 @@
           </w:tcPr>
           <w:p>
             <w:pPr>
-              <w:spacing w:after="0" w:line="270"/>
+              <w:spacing w:after="0" w:line="220"/>
               <w:jc w:val="center"/>
             </w:pPr>
             <w:r>
@@ -3408,8 +3390,8 @@
                 <w:i w:val="false"/>
                 <w:iCs w:val="false"/>
                 <w:color w:val="111111"/>
-                <w:sz w:val="19"/>
-                <w:szCs w:val="19"/>
+                <w:sz w:val="17"/>
+                <w:szCs w:val="17"/>
               </w:rPr>
               <w:t xml:space="preserve">3.</w:t>
             </w:r>
@@ -3432,7 +3414,7 @@
           <w:p>
             <w:pPr>
               <w:bidi/>
-              <w:spacing w:after="0" w:line="320"/>
+              <w:spacing w:after="0" w:line="220"/>
             </w:pPr>
             <w:r>
               <w:rPr>
@@ -3440,8 +3422,8 @@
                 <w:b w:val="false"/>
                 <w:bCs w:val="false"/>
                 <w:color w:val="111111"/>
-                <w:sz w:val="28"/>
-                <w:szCs w:val="28"/>
+                <w:sz w:val="25"/>
+                <w:szCs w:val="25"/>
                 <w:rtl/>
               </w:rPr>
               <w:t xml:space="preserve">مِنْ فَضْلِكَ</w:t>
@@ -3461,19 +3443,19 @@
           </w:tcPr>
           <w:p>
             <w:pPr>
-              <w:spacing w:after="0" w:line="270"/>
-              <w:jc w:val="center"/>
-            </w:pPr>
-            <w:r>
-              <w:rPr>
-                <w:rFonts w:ascii="Times New Roman" w:cs="Times New Roman" w:eastAsia="Times New Roman" w:hAnsi="Times New Roman"/>
-                <w:b w:val="false"/>
-                <w:bCs w:val="false"/>
-                <w:i w:val="false"/>
-                <w:iCs w:val="false"/>
-                <w:color w:val="111111"/>
-                <w:sz w:val="20"/>
-                <w:szCs w:val="20"/>
+              <w:spacing w:after="0" w:line="220"/>
+              <w:jc w:val="center"/>
+            </w:pPr>
+            <w:r>
+              <w:rPr>
+                <w:rFonts w:ascii="Times New Roman" w:cs="Times New Roman" w:eastAsia="Times New Roman" w:hAnsi="Times New Roman"/>
+                <w:b w:val="false"/>
+                <w:bCs w:val="false"/>
+                <w:i w:val="false"/>
+                <w:iCs w:val="false"/>
+                <w:color w:val="111111"/>
+                <w:sz w:val="17"/>
+                <w:szCs w:val="17"/>
               </w:rPr>
               <w:t xml:space="preserve">(       )</w:t>
             </w:r>
@@ -3495,7 +3477,7 @@
           </w:tcPr>
           <w:p>
             <w:pPr>
-              <w:spacing w:after="0" w:line="270"/>
+              <w:spacing w:after="0" w:line="220"/>
               <w:jc w:val="center"/>
             </w:pPr>
             <w:r>
@@ -3506,8 +3488,8 @@
                 <w:i w:val="false"/>
                 <w:iCs w:val="false"/>
                 <w:color w:val="111111"/>
-                <w:sz w:val="19"/>
-                <w:szCs w:val="19"/>
+                <w:sz w:val="17"/>
+                <w:szCs w:val="17"/>
               </w:rPr>
               <w:t xml:space="preserve">c)</w:t>
             </w:r>
@@ -3529,18 +3511,18 @@
           </w:tcPr>
           <w:p>
             <w:pPr>
-              <w:spacing w:after="0" w:line="270"/>
-            </w:pPr>
-            <w:r>
-              <w:rPr>
-                <w:rFonts w:ascii="Times New Roman" w:cs="Times New Roman" w:eastAsia="Times New Roman" w:hAnsi="Times New Roman"/>
-                <w:b w:val="false"/>
-                <w:bCs w:val="false"/>
-                <w:i w:val="false"/>
-                <w:iCs w:val="false"/>
-                <w:color w:val="111111"/>
-                <w:sz w:val="20"/>
-                <w:szCs w:val="20"/>
+              <w:spacing w:after="0" w:line="220"/>
+            </w:pPr>
+            <w:r>
+              <w:rPr>
+                <w:rFonts w:ascii="Times New Roman" w:cs="Times New Roman" w:eastAsia="Times New Roman" w:hAnsi="Times New Roman"/>
+                <w:b w:val="false"/>
+                <w:bCs w:val="false"/>
+                <w:i w:val="false"/>
+                <w:iCs w:val="false"/>
+                <w:color w:val="111111"/>
+                <w:sz w:val="17"/>
+                <w:szCs w:val="17"/>
               </w:rPr>
               <w:t xml:space="preserve">Görüşmek üzere</w:t>
             </w:r>
@@ -3549,7 +3531,7 @@
       </w:tr>
       <w:tr>
         <w:trPr>
-          <w:trHeight w:val="400" w:hRule="atLeast"/>
+          <w:trHeight w:val="280" w:hRule="atLeast"/>
         </w:trPr>
         <w:tc>
           <w:tcPr>
@@ -3567,7 +3549,7 @@
           </w:tcPr>
           <w:p>
             <w:pPr>
-              <w:spacing w:after="0" w:line="270"/>
+              <w:spacing w:after="0" w:line="220"/>
               <w:jc w:val="center"/>
             </w:pPr>
             <w:r>
@@ -3578,8 +3560,8 @@
                 <w:i w:val="false"/>
                 <w:iCs w:val="false"/>
                 <w:color w:val="111111"/>
-                <w:sz w:val="19"/>
-                <w:szCs w:val="19"/>
+                <w:sz w:val="17"/>
+                <w:szCs w:val="17"/>
               </w:rPr>
               <w:t xml:space="preserve">4.</w:t>
             </w:r>
@@ -3602,7 +3584,7 @@
           <w:p>
             <w:pPr>
               <w:bidi/>
-              <w:spacing w:after="0" w:line="320"/>
+              <w:spacing w:after="0" w:line="220"/>
             </w:pPr>
             <w:r>
               <w:rPr>
@@ -3610,8 +3592,8 @@
                 <w:b w:val="false"/>
                 <w:bCs w:val="false"/>
                 <w:color w:val="111111"/>
-                <w:sz w:val="28"/>
-                <w:szCs w:val="28"/>
+                <w:sz w:val="25"/>
+                <w:szCs w:val="25"/>
                 <w:rtl/>
               </w:rPr>
               <w:t xml:space="preserve">إِلَى اللِّقَاءِ</w:t>
@@ -3631,19 +3613,19 @@
           </w:tcPr>
           <w:p>
             <w:pPr>
-              <w:spacing w:after="0" w:line="270"/>
-              <w:jc w:val="center"/>
-            </w:pPr>
-            <w:r>
-              <w:rPr>
-                <w:rFonts w:ascii="Times New Roman" w:cs="Times New Roman" w:eastAsia="Times New Roman" w:hAnsi="Times New Roman"/>
-                <w:b w:val="false"/>
-                <w:bCs w:val="false"/>
-                <w:i w:val="false"/>
-                <w:iCs w:val="false"/>
-                <w:color w:val="111111"/>
-                <w:sz w:val="20"/>
-                <w:szCs w:val="20"/>
+              <w:spacing w:after="0" w:line="220"/>
+              <w:jc w:val="center"/>
+            </w:pPr>
+            <w:r>
+              <w:rPr>
+                <w:rFonts w:ascii="Times New Roman" w:cs="Times New Roman" w:eastAsia="Times New Roman" w:hAnsi="Times New Roman"/>
+                <w:b w:val="false"/>
+                <w:bCs w:val="false"/>
+                <w:i w:val="false"/>
+                <w:iCs w:val="false"/>
+                <w:color w:val="111111"/>
+                <w:sz w:val="17"/>
+                <w:szCs w:val="17"/>
               </w:rPr>
               <w:t xml:space="preserve">(       )</w:t>
             </w:r>
@@ -3665,7 +3647,7 @@
           </w:tcPr>
           <w:p>
             <w:pPr>
-              <w:spacing w:after="0" w:line="270"/>
+              <w:spacing w:after="0" w:line="220"/>
               <w:jc w:val="center"/>
             </w:pPr>
             <w:r>
@@ -3676,8 +3658,8 @@
                 <w:i w:val="false"/>
                 <w:iCs w:val="false"/>
                 <w:color w:val="111111"/>
-                <w:sz w:val="19"/>
-                <w:szCs w:val="19"/>
+                <w:sz w:val="17"/>
+                <w:szCs w:val="17"/>
               </w:rPr>
               <w:t xml:space="preserve">d)</w:t>
             </w:r>
@@ -3699,18 +3681,18 @@
           </w:tcPr>
           <w:p>
             <w:pPr>
-              <w:spacing w:after="0" w:line="270"/>
-            </w:pPr>
-            <w:r>
-              <w:rPr>
-                <w:rFonts w:ascii="Times New Roman" w:cs="Times New Roman" w:eastAsia="Times New Roman" w:hAnsi="Times New Roman"/>
-                <w:b w:val="false"/>
-                <w:bCs w:val="false"/>
-                <w:i w:val="false"/>
-                <w:iCs w:val="false"/>
-                <w:color w:val="111111"/>
-                <w:sz w:val="20"/>
-                <w:szCs w:val="20"/>
+              <w:spacing w:after="0" w:line="220"/>
+            </w:pPr>
+            <w:r>
+              <w:rPr>
+                <w:rFonts w:ascii="Times New Roman" w:cs="Times New Roman" w:eastAsia="Times New Roman" w:hAnsi="Times New Roman"/>
+                <w:b w:val="false"/>
+                <w:bCs w:val="false"/>
+                <w:i w:val="false"/>
+                <w:iCs w:val="false"/>
+                <w:color w:val="111111"/>
+                <w:sz w:val="17"/>
+                <w:szCs w:val="17"/>
               </w:rPr>
               <w:t xml:space="preserve">Adın ne?</w:t>
             </w:r>
@@ -3719,7 +3701,7 @@
       </w:tr>
       <w:tr>
         <w:trPr>
-          <w:trHeight w:val="400" w:hRule="atLeast"/>
+          <w:trHeight w:val="280" w:hRule="atLeast"/>
         </w:trPr>
         <w:tc>
           <w:tcPr>
@@ -3737,7 +3719,7 @@
           </w:tcPr>
           <w:p>
             <w:pPr>
-              <w:spacing w:after="0" w:line="270"/>
+              <w:spacing w:after="0" w:line="220"/>
               <w:jc w:val="center"/>
             </w:pPr>
             <w:r>
@@ -3748,8 +3730,8 @@
                 <w:i w:val="false"/>
                 <w:iCs w:val="false"/>
                 <w:color w:val="111111"/>
-                <w:sz w:val="19"/>
-                <w:szCs w:val="19"/>
+                <w:sz w:val="17"/>
+                <w:szCs w:val="17"/>
               </w:rPr>
               <w:t xml:space="preserve">5.</w:t>
             </w:r>
@@ -3772,7 +3754,7 @@
           <w:p>
             <w:pPr>
               <w:bidi/>
-              <w:spacing w:after="0" w:line="320"/>
+              <w:spacing w:after="0" w:line="220"/>
             </w:pPr>
             <w:r>
               <w:rPr>
@@ -3780,8 +3762,8 @@
                 <w:b w:val="false"/>
                 <w:bCs w:val="false"/>
                 <w:color w:val="111111"/>
-                <w:sz w:val="28"/>
-                <w:szCs w:val="28"/>
+                <w:sz w:val="25"/>
+                <w:szCs w:val="25"/>
                 <w:rtl/>
               </w:rPr>
               <w:t xml:space="preserve">أَهْلًا وَسَهْلًا</w:t>
@@ -3801,19 +3783,19 @@
           </w:tcPr>
           <w:p>
             <w:pPr>
-              <w:spacing w:after="0" w:line="270"/>
-              <w:jc w:val="center"/>
-            </w:pPr>
-            <w:r>
-              <w:rPr>
-                <w:rFonts w:ascii="Times New Roman" w:cs="Times New Roman" w:eastAsia="Times New Roman" w:hAnsi="Times New Roman"/>
-                <w:b w:val="false"/>
-                <w:bCs w:val="false"/>
-                <w:i w:val="false"/>
-                <w:iCs w:val="false"/>
-                <w:color w:val="111111"/>
-                <w:sz w:val="20"/>
-                <w:szCs w:val="20"/>
+              <w:spacing w:after="0" w:line="220"/>
+              <w:jc w:val="center"/>
+            </w:pPr>
+            <w:r>
+              <w:rPr>
+                <w:rFonts w:ascii="Times New Roman" w:cs="Times New Roman" w:eastAsia="Times New Roman" w:hAnsi="Times New Roman"/>
+                <w:b w:val="false"/>
+                <w:bCs w:val="false"/>
+                <w:i w:val="false"/>
+                <w:iCs w:val="false"/>
+                <w:color w:val="111111"/>
+                <w:sz w:val="17"/>
+                <w:szCs w:val="17"/>
               </w:rPr>
               <w:t xml:space="preserve">(       )</w:t>
             </w:r>
@@ -3835,7 +3817,7 @@
           </w:tcPr>
           <w:p>
             <w:pPr>
-              <w:spacing w:after="0" w:line="270"/>
+              <w:spacing w:after="0" w:line="220"/>
               <w:jc w:val="center"/>
             </w:pPr>
             <w:r>
@@ -3846,8 +3828,8 @@
                 <w:i w:val="false"/>
                 <w:iCs w:val="false"/>
                 <w:color w:val="111111"/>
-                <w:sz w:val="19"/>
-                <w:szCs w:val="19"/>
+                <w:sz w:val="17"/>
+                <w:szCs w:val="17"/>
               </w:rPr>
               <w:t xml:space="preserve">e)</w:t>
             </w:r>
@@ -3869,18 +3851,18 @@
           </w:tcPr>
           <w:p>
             <w:pPr>
-              <w:spacing w:after="0" w:line="270"/>
-            </w:pPr>
-            <w:r>
-              <w:rPr>
-                <w:rFonts w:ascii="Times New Roman" w:cs="Times New Roman" w:eastAsia="Times New Roman" w:hAnsi="Times New Roman"/>
-                <w:b w:val="false"/>
-                <w:bCs w:val="false"/>
-                <w:i w:val="false"/>
-                <w:iCs w:val="false"/>
-                <w:color w:val="111111"/>
-                <w:sz w:val="20"/>
-                <w:szCs w:val="20"/>
+              <w:spacing w:after="0" w:line="220"/>
+            </w:pPr>
+            <w:r>
+              <w:rPr>
+                <w:rFonts w:ascii="Times New Roman" w:cs="Times New Roman" w:eastAsia="Times New Roman" w:hAnsi="Times New Roman"/>
+                <w:b w:val="false"/>
+                <w:bCs w:val="false"/>
+                <w:i w:val="false"/>
+                <w:iCs w:val="false"/>
+                <w:color w:val="111111"/>
+                <w:sz w:val="17"/>
+                <w:szCs w:val="17"/>
               </w:rPr>
               <w:t xml:space="preserve">Lütfen</w:t>
             </w:r>
@@ -3893,7 +3875,7 @@
         <w:tabs>
           <w:tab w:val="right" w:pos="9864"/>
         </w:tabs>
-        <w:spacing w:after="90" w:before="220" w:line="280"/>
+        <w:spacing w:after="36" w:before="88" w:line="220"/>
         <w:ind w:left="340" w:hanging="340"/>
       </w:pPr>
       <w:r>
@@ -3904,16 +3886,16 @@
           <w:i w:val="false"/>
           <w:iCs w:val="false"/>
           <w:color w:val="111111"/>
-          <w:sz w:val="21"/>
-          <w:szCs w:val="21"/>
+          <w:sz w:val="18"/>
+          <w:szCs w:val="18"/>
         </w:rPr>
         <w:t xml:space="preserve">5.</w:t>
       </w:r>
       <w:r>
         <w:rPr>
           <w:rFonts w:ascii="Times New Roman" w:cs="Times New Roman" w:eastAsia="Times New Roman" w:hAnsi="Times New Roman"/>
-          <w:sz w:val="21"/>
-          <w:szCs w:val="21"/>
+          <w:sz w:val="18"/>
+          <w:szCs w:val="18"/>
         </w:rPr>
         <w:tab/>
       </w:r>
@@ -3925,16 +3907,16 @@
           <w:i w:val="false"/>
           <w:iCs w:val="false"/>
           <w:color w:val="111111"/>
-          <w:sz w:val="21"/>
-          <w:szCs w:val="21"/>
+          <w:sz w:val="18"/>
+          <w:szCs w:val="18"/>
         </w:rPr>
         <w:t xml:space="preserve">Kelime havuzundaki uygun kelimeleri seçerek boşlukları doldurunuz.</w:t>
       </w:r>
       <w:r>
         <w:rPr>
           <w:rFonts w:ascii="Times New Roman" w:cs="Times New Roman" w:eastAsia="Times New Roman" w:hAnsi="Times New Roman"/>
-          <w:sz w:val="21"/>
-          <w:szCs w:val="21"/>
+          <w:sz w:val="18"/>
+          <w:szCs w:val="18"/>
         </w:rPr>
         <w:tab/>
       </w:r>
@@ -3946,8 +3928,8 @@
           <w:i w:val="false"/>
           <w:iCs w:val="false"/>
           <w:color w:val="55636F"/>
-          <w:sz w:val="18"/>
-          <w:szCs w:val="18"/>
+          <w:sz w:val="16"/>
+          <w:szCs w:val="16"/>
         </w:rPr>
         <w:t xml:space="preserve">(10 puan)</w:t>
       </w:r>
@@ -3955,7 +3937,7 @@
     <w:p>
       <w:pPr>
         <w:keepNext w:val="false"/>
-        <w:spacing w:after="90" w:before="0" w:line="280"/>
+        <w:spacing w:after="36" w:before="0" w:line="220"/>
         <w:ind w:left="340"/>
       </w:pPr>
       <w:r>
@@ -3966,8 +3948,8 @@
           <w:i/>
           <w:iCs/>
           <w:color w:val="5B6772"/>
-          <w:sz w:val="18"/>
-          <w:szCs w:val="18"/>
+          <w:sz w:val="16"/>
+          <w:szCs w:val="16"/>
         </w:rPr>
         <w:t xml:space="preserve">Her doğru cevap 2 puandır.</w:t>
       </w:r>
@@ -4002,7 +3984,7 @@
           </w:tcPr>
           <w:p>
             <w:pPr>
-              <w:spacing w:after="50"/>
+              <w:spacing w:after="20"/>
             </w:pPr>
             <w:r>
               <w:rPr>
@@ -4012,8 +3994,8 @@
                 <w:i w:val="false"/>
                 <w:iCs w:val="false"/>
                 <w:color w:val="39454F"/>
-                <w:sz w:val="17"/>
-                <w:szCs w:val="17"/>
+                <w:sz w:val="15"/>
+                <w:szCs w:val="15"/>
               </w:rPr>
               <w:t xml:space="preserve">KELİME HAVUZU</w:t>
             </w:r>
@@ -4021,7 +4003,7 @@
           <w:p>
             <w:pPr>
               <w:bidi/>
-              <w:spacing w:after="0" w:line="360"/>
+              <w:spacing w:after="0" w:line="220"/>
               <w:jc w:val="center"/>
             </w:pPr>
             <w:r>
@@ -4030,8 +4012,8 @@
                 <w:b w:val="false"/>
                 <w:bCs w:val="false"/>
                 <w:color w:val="111111"/>
-                <w:sz w:val="30"/>
-                <w:szCs w:val="30"/>
+                <w:sz w:val="27"/>
+                <w:szCs w:val="27"/>
                 <w:rtl/>
               </w:rPr>
               <w:t xml:space="preserve">أَنَا   —   اِسْمِي   —   أَنْتَ   —   أَنْتِ   —   مُعَلِّمٌ</w:t>
@@ -4042,7 +4024,7 @@
     </w:tbl>
     <w:p>
       <w:pPr>
-        <w:spacing w:after="80"/>
+        <w:spacing w:after="32"/>
       </w:pPr>
       <w:r>
         <w:rPr>
@@ -4052,8 +4034,8 @@
           <w:i w:val="false"/>
           <w:iCs w:val="false"/>
           <w:color w:val="111111"/>
-          <w:sz w:val="21"/>
-          <w:szCs w:val="21"/>
+          <w:sz w:val="18"/>
+          <w:szCs w:val="18"/>
         </w:rPr>
         <w:t xml:space="preserve"/>
       </w:r>
@@ -4076,7 +4058,7 @@
       </w:tblGrid>
       <w:tr>
         <w:trPr>
-          <w:trHeight w:val="480" w:hRule="atLeast"/>
+          <w:trHeight w:val="336" w:hRule="atLeast"/>
         </w:trPr>
         <w:tc>
           <w:tcPr>
@@ -4094,7 +4076,7 @@
           </w:tcPr>
           <w:p>
             <w:pPr>
-              <w:spacing w:after="0" w:line="270"/>
+              <w:spacing w:after="0" w:line="220"/>
               <w:jc w:val="center"/>
             </w:pPr>
             <w:r>
@@ -4105,8 +4087,8 @@
                 <w:i w:val="false"/>
                 <w:iCs w:val="false"/>
                 <w:color w:val="111111"/>
-                <w:sz w:val="19"/>
-                <w:szCs w:val="19"/>
+                <w:sz w:val="17"/>
+                <w:szCs w:val="17"/>
               </w:rPr>
               <w:t xml:space="preserve">1.</w:t>
             </w:r>
@@ -4129,7 +4111,7 @@
           <w:p>
             <w:pPr>
               <w:bidi/>
-              <w:spacing w:after="0" w:line="320"/>
+              <w:spacing w:after="0" w:line="220"/>
             </w:pPr>
             <w:r>
               <w:rPr>
@@ -4137,8 +4119,8 @@
                 <w:b w:val="false"/>
                 <w:bCs w:val="false"/>
                 <w:color w:val="111111"/>
-                <w:sz w:val="28"/>
-                <w:szCs w:val="28"/>
+                <w:sz w:val="25"/>
+                <w:szCs w:val="25"/>
                 <w:rtl/>
               </w:rPr>
               <w:t xml:space="preserve">……………………… مُحَمَّدٌ.</w:t>
@@ -4148,7 +4130,7 @@
       </w:tr>
       <w:tr>
         <w:trPr>
-          <w:trHeight w:val="480" w:hRule="atLeast"/>
+          <w:trHeight w:val="336" w:hRule="atLeast"/>
         </w:trPr>
         <w:tc>
           <w:tcPr>
@@ -4166,7 +4148,7 @@
           </w:tcPr>
           <w:p>
             <w:pPr>
-              <w:spacing w:after="0" w:line="270"/>
+              <w:spacing w:after="0" w:line="220"/>
               <w:jc w:val="center"/>
             </w:pPr>
             <w:r>
@@ -4177,8 +4159,8 @@
                 <w:i w:val="false"/>
                 <w:iCs w:val="false"/>
                 <w:color w:val="111111"/>
-                <w:sz w:val="19"/>
-                <w:szCs w:val="19"/>
+                <w:sz w:val="17"/>
+                <w:szCs w:val="17"/>
               </w:rPr>
               <w:t xml:space="preserve">2.</w:t>
             </w:r>
@@ -4201,7 +4183,7 @@
           <w:p>
             <w:pPr>
               <w:bidi/>
-              <w:spacing w:after="0" w:line="320"/>
+              <w:spacing w:after="0" w:line="220"/>
             </w:pPr>
             <w:r>
               <w:rPr>
@@ -4209,8 +4191,8 @@
                 <w:b w:val="false"/>
                 <w:bCs w:val="false"/>
                 <w:color w:val="111111"/>
-                <w:sz w:val="28"/>
-                <w:szCs w:val="28"/>
+                <w:sz w:val="25"/>
+                <w:szCs w:val="25"/>
                 <w:rtl/>
               </w:rPr>
               <w:t xml:space="preserve">……………………… طَالِبٌ فِي الصَّفِّ الْخَامِسِ.</w:t>
@@ -4220,7 +4202,7 @@
       </w:tr>
       <w:tr>
         <w:trPr>
-          <w:trHeight w:val="480" w:hRule="atLeast"/>
+          <w:trHeight w:val="336" w:hRule="atLeast"/>
         </w:trPr>
         <w:tc>
           <w:tcPr>
@@ -4238,7 +4220,7 @@
           </w:tcPr>
           <w:p>
             <w:pPr>
-              <w:spacing w:after="0" w:line="270"/>
+              <w:spacing w:after="0" w:line="220"/>
               <w:jc w:val="center"/>
             </w:pPr>
             <w:r>
@@ -4249,8 +4231,8 @@
                 <w:i w:val="false"/>
                 <w:iCs w:val="false"/>
                 <w:color w:val="111111"/>
-                <w:sz w:val="19"/>
-                <w:szCs w:val="19"/>
+                <w:sz w:val="17"/>
+                <w:szCs w:val="17"/>
               </w:rPr>
               <w:t xml:space="preserve">3.</w:t>
             </w:r>
@@ -4273,7 +4255,7 @@
           <w:p>
             <w:pPr>
               <w:bidi/>
-              <w:spacing w:after="0" w:line="320"/>
+              <w:spacing w:after="0" w:line="220"/>
             </w:pPr>
             <w:r>
               <w:rPr>
@@ -4281,8 +4263,8 @@
                 <w:b w:val="false"/>
                 <w:bCs w:val="false"/>
                 <w:color w:val="111111"/>
-                <w:sz w:val="28"/>
-                <w:szCs w:val="28"/>
+                <w:sz w:val="25"/>
+                <w:szCs w:val="25"/>
                 <w:rtl/>
               </w:rPr>
               <w:t xml:space="preserve">هَلْ ……………………… طَالِبَةٌ يَا زَيْنَبُ؟</w:t>
@@ -4292,7 +4274,7 @@
       </w:tr>
       <w:tr>
         <w:trPr>
-          <w:trHeight w:val="480" w:hRule="atLeast"/>
+          <w:trHeight w:val="336" w:hRule="atLeast"/>
         </w:trPr>
         <w:tc>
           <w:tcPr>
@@ -4310,7 +4292,7 @@
           </w:tcPr>
           <w:p>
             <w:pPr>
-              <w:spacing w:after="0" w:line="270"/>
+              <w:spacing w:after="0" w:line="220"/>
               <w:jc w:val="center"/>
             </w:pPr>
             <w:r>
@@ -4321,8 +4303,8 @@
                 <w:i w:val="false"/>
                 <w:iCs w:val="false"/>
                 <w:color w:val="111111"/>
-                <w:sz w:val="19"/>
-                <w:szCs w:val="19"/>
+                <w:sz w:val="17"/>
+                <w:szCs w:val="17"/>
               </w:rPr>
               <w:t xml:space="preserve">4.</w:t>
             </w:r>
@@ -4345,7 +4327,7 @@
           <w:p>
             <w:pPr>
               <w:bidi/>
-              <w:spacing w:after="0" w:line="320"/>
+              <w:spacing w:after="0" w:line="220"/>
             </w:pPr>
             <w:r>
               <w:rPr>
@@ -4353,8 +4335,8 @@
                 <w:b w:val="false"/>
                 <w:bCs w:val="false"/>
                 <w:color w:val="111111"/>
-                <w:sz w:val="28"/>
-                <w:szCs w:val="28"/>
+                <w:sz w:val="25"/>
+                <w:szCs w:val="25"/>
                 <w:rtl/>
               </w:rPr>
               <w:t xml:space="preserve">هَلْ ……………………… صَدِيقِي يَا عُمَرُ؟</w:t>
@@ -4364,7 +4346,7 @@
       </w:tr>
       <w:tr>
         <w:trPr>
-          <w:trHeight w:val="480" w:hRule="atLeast"/>
+          <w:trHeight w:val="336" w:hRule="atLeast"/>
         </w:trPr>
         <w:tc>
           <w:tcPr>
@@ -4382,7 +4364,7 @@
           </w:tcPr>
           <w:p>
             <w:pPr>
-              <w:spacing w:after="0" w:line="270"/>
+              <w:spacing w:after="0" w:line="220"/>
               <w:jc w:val="center"/>
             </w:pPr>
             <w:r>
@@ -4393,8 +4375,8 @@
                 <w:i w:val="false"/>
                 <w:iCs w:val="false"/>
                 <w:color w:val="111111"/>
-                <w:sz w:val="19"/>
-                <w:szCs w:val="19"/>
+                <w:sz w:val="17"/>
+                <w:szCs w:val="17"/>
               </w:rPr>
               <w:t xml:space="preserve">5.</w:t>
             </w:r>
@@ -4417,7 +4399,7 @@
           <w:p>
             <w:pPr>
               <w:bidi/>
-              <w:spacing w:after="0" w:line="320"/>
+              <w:spacing w:after="0" w:line="220"/>
             </w:pPr>
             <w:r>
               <w:rPr>
@@ -4425,8 +4407,8 @@
                 <w:b w:val="false"/>
                 <w:bCs w:val="false"/>
                 <w:color w:val="111111"/>
-                <w:sz w:val="28"/>
-                <w:szCs w:val="28"/>
+                <w:sz w:val="25"/>
+                <w:szCs w:val="25"/>
                 <w:rtl/>
               </w:rPr>
               <w:t xml:space="preserve">أَحْمَدُ ……………………… فِي الْمَدْرَسَةِ.</w:t>
@@ -4440,7 +4422,7 @@
         <w:tabs>
           <w:tab w:val="right" w:pos="9864"/>
         </w:tabs>
-        <w:spacing w:after="90" w:before="220" w:line="280"/>
+        <w:spacing w:after="36" w:before="88" w:line="220"/>
         <w:ind w:left="340" w:hanging="340"/>
       </w:pPr>
       <w:r>
@@ -4451,16 +4433,16 @@
           <w:i w:val="false"/>
           <w:iCs w:val="false"/>
           <w:color w:val="111111"/>
-          <w:sz w:val="21"/>
-          <w:szCs w:val="21"/>
+          <w:sz w:val="18"/>
+          <w:szCs w:val="18"/>
         </w:rPr>
         <w:t xml:space="preserve">6.</w:t>
       </w:r>
       <w:r>
         <w:rPr>
           <w:rFonts w:ascii="Times New Roman" w:cs="Times New Roman" w:eastAsia="Times New Roman" w:hAnsi="Times New Roman"/>
-          <w:sz w:val="21"/>
-          <w:szCs w:val="21"/>
+          <w:sz w:val="18"/>
+          <w:szCs w:val="18"/>
         </w:rPr>
         <w:tab/>
       </w:r>
@@ -4472,16 +4454,16 @@
           <w:i w:val="false"/>
           <w:iCs w:val="false"/>
           <w:color w:val="111111"/>
-          <w:sz w:val="21"/>
-          <w:szCs w:val="21"/>
+          <w:sz w:val="18"/>
+          <w:szCs w:val="18"/>
         </w:rPr>
         <w:t xml:space="preserve">Aşağıdaki soruların doğru cevabını işaretleyiniz.</w:t>
       </w:r>
       <w:r>
         <w:rPr>
           <w:rFonts w:ascii="Times New Roman" w:cs="Times New Roman" w:eastAsia="Times New Roman" w:hAnsi="Times New Roman"/>
-          <w:sz w:val="21"/>
-          <w:szCs w:val="21"/>
+          <w:sz w:val="18"/>
+          <w:szCs w:val="18"/>
         </w:rPr>
         <w:tab/>
       </w:r>
@@ -4493,8 +4475,8 @@
           <w:i w:val="false"/>
           <w:iCs w:val="false"/>
           <w:color w:val="55636F"/>
-          <w:sz w:val="18"/>
-          <w:szCs w:val="18"/>
+          <w:sz w:val="16"/>
+          <w:szCs w:val="16"/>
         </w:rPr>
         <w:t xml:space="preserve">(15 puan)</w:t>
       </w:r>
@@ -4502,7 +4484,7 @@
     <w:p>
       <w:pPr>
         <w:keepNext w:val="false"/>
-        <w:spacing w:after="90" w:before="0" w:line="280"/>
+        <w:spacing w:after="36" w:before="0" w:line="220"/>
         <w:ind w:left="340"/>
       </w:pPr>
       <w:r>
@@ -4513,8 +4495,8 @@
           <w:i/>
           <w:iCs/>
           <w:color w:val="5B6772"/>
-          <w:sz w:val="18"/>
-          <w:szCs w:val="18"/>
+          <w:sz w:val="16"/>
+          <w:szCs w:val="16"/>
         </w:rPr>
         <w:t xml:space="preserve">Her doğru cevap 3 puandır.</w:t>
       </w:r>
@@ -4522,7 +4504,7 @@
     <w:p>
       <w:pPr>
         <w:keepNext/>
-        <w:spacing w:after="50" w:before="0" w:line="280"/>
+        <w:spacing w:after="20" w:before="0" w:line="220"/>
         <w:ind w:left="340" w:hanging="280"/>
       </w:pPr>
       <w:r>
@@ -4533,8 +4515,8 @@
           <w:i w:val="false"/>
           <w:iCs w:val="false"/>
           <w:color w:val="111111"/>
-          <w:sz w:val="20"/>
-          <w:szCs w:val="20"/>
+          <w:sz w:val="17"/>
+          <w:szCs w:val="17"/>
         </w:rPr>
         <w:t xml:space="preserve">1.  Sabah selamlaşmasına verilen karşılık hangisidir?</w:t>
       </w:r>
@@ -4579,7 +4561,7 @@
           <w:p>
             <w:pPr>
               <w:bidi/>
-              <w:spacing w:after="0" w:line="330"/>
+              <w:spacing w:after="0" w:line="220"/>
               <w:jc w:val="end"/>
             </w:pPr>
             <w:r>
@@ -4590,8 +4572,8 @@
                 <w:i w:val="false"/>
                 <w:iCs w:val="false"/>
                 <w:color w:val="111111"/>
-                <w:sz w:val="20"/>
-                <w:szCs w:val="20"/>
+                <w:sz w:val="17"/>
+                <w:szCs w:val="17"/>
               </w:rPr>
               <w:t xml:space="preserve">A.‎  </w:t>
             </w:r>
@@ -4601,8 +4583,8 @@
                 <w:b w:val="false"/>
                 <w:bCs w:val="false"/>
                 <w:color w:val="111111"/>
-                <w:sz w:val="28"/>
-                <w:szCs w:val="28"/>
+                <w:sz w:val="25"/>
+                <w:szCs w:val="25"/>
                 <w:rtl/>
               </w:rPr>
               <w:t xml:space="preserve">صَبَاحُ النُّورِ</w:t>
@@ -4629,7 +4611,7 @@
           <w:p>
             <w:pPr>
               <w:bidi/>
-              <w:spacing w:after="0" w:line="330"/>
+              <w:spacing w:after="0" w:line="220"/>
               <w:jc w:val="end"/>
             </w:pPr>
             <w:r>
@@ -4640,8 +4622,8 @@
                 <w:i w:val="false"/>
                 <w:iCs w:val="false"/>
                 <w:color w:val="111111"/>
-                <w:sz w:val="20"/>
-                <w:szCs w:val="20"/>
+                <w:sz w:val="17"/>
+                <w:szCs w:val="17"/>
               </w:rPr>
               <w:t xml:space="preserve">B.‎  </w:t>
             </w:r>
@@ -4651,8 +4633,8 @@
                 <w:b w:val="false"/>
                 <w:bCs w:val="false"/>
                 <w:color w:val="111111"/>
-                <w:sz w:val="28"/>
-                <w:szCs w:val="28"/>
+                <w:sz w:val="25"/>
+                <w:szCs w:val="25"/>
                 <w:rtl/>
               </w:rPr>
               <w:t xml:space="preserve">مَسَاءُ الْخَيْرِ</w:t>
@@ -4684,7 +4666,7 @@
           <w:p>
             <w:pPr>
               <w:bidi/>
-              <w:spacing w:after="0" w:line="330"/>
+              <w:spacing w:after="0" w:line="220"/>
               <w:jc w:val="end"/>
             </w:pPr>
             <w:r>
@@ -4695,8 +4677,8 @@
                 <w:i w:val="false"/>
                 <w:iCs w:val="false"/>
                 <w:color w:val="111111"/>
-                <w:sz w:val="20"/>
-                <w:szCs w:val="20"/>
+                <w:sz w:val="17"/>
+                <w:szCs w:val="17"/>
               </w:rPr>
               <w:t xml:space="preserve">C.‎  </w:t>
             </w:r>
@@ -4706,8 +4688,8 @@
                 <w:b w:val="false"/>
                 <w:bCs w:val="false"/>
                 <w:color w:val="111111"/>
-                <w:sz w:val="28"/>
-                <w:szCs w:val="28"/>
+                <w:sz w:val="25"/>
+                <w:szCs w:val="25"/>
                 <w:rtl/>
               </w:rPr>
               <w:t xml:space="preserve">مَعَ السَّلَامَةِ</w:t>
@@ -4734,7 +4716,7 @@
           <w:p>
             <w:pPr>
               <w:bidi/>
-              <w:spacing w:after="0" w:line="330"/>
+              <w:spacing w:after="0" w:line="220"/>
               <w:jc w:val="end"/>
             </w:pPr>
             <w:r>
@@ -4745,8 +4727,8 @@
                 <w:i w:val="false"/>
                 <w:iCs w:val="false"/>
                 <w:color w:val="111111"/>
-                <w:sz w:val="20"/>
-                <w:szCs w:val="20"/>
+                <w:sz w:val="17"/>
+                <w:szCs w:val="17"/>
               </w:rPr>
               <w:t xml:space="preserve">D.‎  </w:t>
             </w:r>
@@ -4756,8 +4738,8 @@
                 <w:b w:val="false"/>
                 <w:bCs w:val="false"/>
                 <w:color w:val="111111"/>
-                <w:sz w:val="28"/>
-                <w:szCs w:val="28"/>
+                <w:sz w:val="25"/>
+                <w:szCs w:val="25"/>
                 <w:rtl/>
               </w:rPr>
               <w:t xml:space="preserve">تِصْبِحُ عَلَى خَيْرٍ</w:t>
@@ -4769,7 +4751,7 @@
     <w:p>
       <w:pPr>
         <w:keepNext/>
-        <w:spacing w:after="50" w:before="120" w:line="280"/>
+        <w:spacing w:after="20" w:before="48" w:line="220"/>
         <w:ind w:left="340" w:hanging="280"/>
       </w:pPr>
       <w:r>
@@ -4780,8 +4762,8 @@
           <w:i w:val="false"/>
           <w:iCs w:val="false"/>
           <w:color w:val="111111"/>
-          <w:sz w:val="20"/>
-          <w:szCs w:val="20"/>
+          <w:sz w:val="17"/>
+          <w:szCs w:val="17"/>
         </w:rPr>
         <w:t xml:space="preserve">2.  «Teşekkür ederim» ifadesinin Arapçası hangisidir?</w:t>
       </w:r>
@@ -4826,7 +4808,7 @@
           <w:p>
             <w:pPr>
               <w:bidi/>
-              <w:spacing w:after="0" w:line="330"/>
+              <w:spacing w:after="0" w:line="220"/>
               <w:jc w:val="end"/>
             </w:pPr>
             <w:r>
@@ -4837,8 +4819,8 @@
                 <w:i w:val="false"/>
                 <w:iCs w:val="false"/>
                 <w:color w:val="111111"/>
-                <w:sz w:val="20"/>
-                <w:szCs w:val="20"/>
+                <w:sz w:val="17"/>
+                <w:szCs w:val="17"/>
               </w:rPr>
               <w:t xml:space="preserve">A.‎  </w:t>
             </w:r>
@@ -4848,8 +4830,8 @@
                 <w:b w:val="false"/>
                 <w:bCs w:val="false"/>
                 <w:color w:val="111111"/>
-                <w:sz w:val="28"/>
-                <w:szCs w:val="28"/>
+                <w:sz w:val="25"/>
+                <w:szCs w:val="25"/>
                 <w:rtl/>
               </w:rPr>
               <w:t xml:space="preserve">شُكْرًا</w:t>
@@ -4876,7 +4858,7 @@
           <w:p>
             <w:pPr>
               <w:bidi/>
-              <w:spacing w:after="0" w:line="330"/>
+              <w:spacing w:after="0" w:line="220"/>
               <w:jc w:val="end"/>
             </w:pPr>
             <w:r>
@@ -4887,8 +4869,8 @@
                 <w:i w:val="false"/>
                 <w:iCs w:val="false"/>
                 <w:color w:val="111111"/>
-                <w:sz w:val="20"/>
-                <w:szCs w:val="20"/>
+                <w:sz w:val="17"/>
+                <w:szCs w:val="17"/>
               </w:rPr>
               <w:t xml:space="preserve">B.‎  </w:t>
             </w:r>
@@ -4898,8 +4880,8 @@
                 <w:b w:val="false"/>
                 <w:bCs w:val="false"/>
                 <w:color w:val="111111"/>
-                <w:sz w:val="28"/>
-                <w:szCs w:val="28"/>
+                <w:sz w:val="25"/>
+                <w:szCs w:val="25"/>
                 <w:rtl/>
               </w:rPr>
               <w:t xml:space="preserve">عَفْوًا</w:t>
@@ -4931,7 +4913,7 @@
           <w:p>
             <w:pPr>
               <w:bidi/>
-              <w:spacing w:after="0" w:line="330"/>
+              <w:spacing w:after="0" w:line="220"/>
               <w:jc w:val="end"/>
             </w:pPr>
             <w:r>
@@ -4942,8 +4924,8 @@
                 <w:i w:val="false"/>
                 <w:iCs w:val="false"/>
                 <w:color w:val="111111"/>
-                <w:sz w:val="20"/>
-                <w:szCs w:val="20"/>
+                <w:sz w:val="17"/>
+                <w:szCs w:val="17"/>
               </w:rPr>
               <w:t xml:space="preserve">C.‎  </w:t>
             </w:r>
@@ -4953,8 +4935,8 @@
                 <w:b w:val="false"/>
                 <w:bCs w:val="false"/>
                 <w:color w:val="111111"/>
-                <w:sz w:val="28"/>
-                <w:szCs w:val="28"/>
+                <w:sz w:val="25"/>
+                <w:szCs w:val="25"/>
                 <w:rtl/>
               </w:rPr>
               <w:t xml:space="preserve">نَعَمْ</w:t>
@@ -4981,7 +4963,7 @@
           <w:p>
             <w:pPr>
               <w:bidi/>
-              <w:spacing w:after="0" w:line="330"/>
+              <w:spacing w:after="0" w:line="220"/>
               <w:jc w:val="end"/>
             </w:pPr>
             <w:r>
@@ -4992,8 +4974,8 @@
                 <w:i w:val="false"/>
                 <w:iCs w:val="false"/>
                 <w:color w:val="111111"/>
-                <w:sz w:val="20"/>
-                <w:szCs w:val="20"/>
+                <w:sz w:val="17"/>
+                <w:szCs w:val="17"/>
               </w:rPr>
               <w:t xml:space="preserve">D.‎  </w:t>
             </w:r>
@@ -5003,8 +4985,8 @@
                 <w:b w:val="false"/>
                 <w:bCs w:val="false"/>
                 <w:color w:val="111111"/>
-                <w:sz w:val="28"/>
-                <w:szCs w:val="28"/>
+                <w:sz w:val="25"/>
+                <w:szCs w:val="25"/>
                 <w:rtl/>
               </w:rPr>
               <w:t xml:space="preserve">لَا</w:t>
@@ -5016,7 +4998,7 @@
     <w:p>
       <w:pPr>
         <w:keepNext/>
-        <w:spacing w:after="50" w:before="120" w:line="280"/>
+        <w:spacing w:after="20" w:before="48" w:line="220"/>
         <w:ind w:left="340" w:hanging="280"/>
       </w:pPr>
       <w:r>
@@ -5027,8 +5009,8 @@
           <w:i w:val="false"/>
           <w:iCs w:val="false"/>
           <w:color w:val="111111"/>
-          <w:sz w:val="20"/>
-          <w:szCs w:val="20"/>
+          <w:sz w:val="17"/>
+          <w:szCs w:val="17"/>
         </w:rPr>
         <w:t xml:space="preserve">3.  Bir kız arkadaşına hâlini sormak isteyen kişi ne der?</w:t>
       </w:r>
@@ -5073,7 +5055,7 @@
           <w:p>
             <w:pPr>
               <w:bidi/>
-              <w:spacing w:after="0" w:line="330"/>
+              <w:spacing w:after="0" w:line="220"/>
               <w:jc w:val="end"/>
             </w:pPr>
             <w:r>
@@ -5084,8 +5066,8 @@
                 <w:i w:val="false"/>
                 <w:iCs w:val="false"/>
                 <w:color w:val="111111"/>
-                <w:sz w:val="20"/>
-                <w:szCs w:val="20"/>
+                <w:sz w:val="17"/>
+                <w:szCs w:val="17"/>
               </w:rPr>
               <w:t xml:space="preserve">A.‎  </w:t>
             </w:r>
@@ -5095,8 +5077,8 @@
                 <w:b w:val="false"/>
                 <w:bCs w:val="false"/>
                 <w:color w:val="111111"/>
-                <w:sz w:val="28"/>
-                <w:szCs w:val="28"/>
+                <w:sz w:val="25"/>
+                <w:szCs w:val="25"/>
                 <w:rtl/>
               </w:rPr>
               <w:t xml:space="preserve">كَيْفَ حَالُكَ؟</w:t>
@@ -5123,7 +5105,7 @@
           <w:p>
             <w:pPr>
               <w:bidi/>
-              <w:spacing w:after="0" w:line="330"/>
+              <w:spacing w:after="0" w:line="220"/>
               <w:jc w:val="end"/>
             </w:pPr>
             <w:r>
@@ -5134,8 +5116,8 @@
                 <w:i w:val="false"/>
                 <w:iCs w:val="false"/>
                 <w:color w:val="111111"/>
-                <w:sz w:val="20"/>
-                <w:szCs w:val="20"/>
+                <w:sz w:val="17"/>
+                <w:szCs w:val="17"/>
               </w:rPr>
               <w:t xml:space="preserve">B.‎  </w:t>
             </w:r>
@@ -5145,8 +5127,8 @@
                 <w:b w:val="false"/>
                 <w:bCs w:val="false"/>
                 <w:color w:val="111111"/>
-                <w:sz w:val="28"/>
-                <w:szCs w:val="28"/>
+                <w:sz w:val="25"/>
+                <w:szCs w:val="25"/>
                 <w:rtl/>
               </w:rPr>
               <w:t xml:space="preserve">كَيْفَ حَالُكِ؟</w:t>
@@ -5178,7 +5160,7 @@
           <w:p>
             <w:pPr>
               <w:bidi/>
-              <w:spacing w:after="0" w:line="330"/>
+              <w:spacing w:after="0" w:line="220"/>
               <w:jc w:val="end"/>
             </w:pPr>
             <w:r>
@@ -5189,8 +5171,8 @@
                 <w:i w:val="false"/>
                 <w:iCs w:val="false"/>
                 <w:color w:val="111111"/>
-                <w:sz w:val="20"/>
-                <w:szCs w:val="20"/>
+                <w:sz w:val="17"/>
+                <w:szCs w:val="17"/>
               </w:rPr>
               <w:t xml:space="preserve">C.‎  </w:t>
             </w:r>
@@ -5200,8 +5182,8 @@
                 <w:b w:val="false"/>
                 <w:bCs w:val="false"/>
                 <w:color w:val="111111"/>
-                <w:sz w:val="28"/>
-                <w:szCs w:val="28"/>
+                <w:sz w:val="25"/>
+                <w:szCs w:val="25"/>
                 <w:rtl/>
               </w:rPr>
               <w:t xml:space="preserve">مَا اسْمُكَ؟</w:t>
@@ -5228,7 +5210,7 @@
           <w:p>
             <w:pPr>
               <w:bidi/>
-              <w:spacing w:after="0" w:line="330"/>
+              <w:spacing w:after="0" w:line="220"/>
               <w:jc w:val="end"/>
             </w:pPr>
             <w:r>
@@ -5239,8 +5221,8 @@
                 <w:i w:val="false"/>
                 <w:iCs w:val="false"/>
                 <w:color w:val="111111"/>
-                <w:sz w:val="20"/>
-                <w:szCs w:val="20"/>
+                <w:sz w:val="17"/>
+                <w:szCs w:val="17"/>
               </w:rPr>
               <w:t xml:space="preserve">D.‎  </w:t>
             </w:r>
@@ -5250,8 +5232,8 @@
                 <w:b w:val="false"/>
                 <w:bCs w:val="false"/>
                 <w:color w:val="111111"/>
-                <w:sz w:val="28"/>
-                <w:szCs w:val="28"/>
+                <w:sz w:val="25"/>
+                <w:szCs w:val="25"/>
                 <w:rtl/>
               </w:rPr>
               <w:t xml:space="preserve">مِنْ فَضْلِكَ</w:t>
@@ -5263,7 +5245,7 @@
     <w:p>
       <w:pPr>
         <w:keepNext/>
-        <w:spacing w:after="50" w:before="120" w:line="280"/>
+        <w:spacing w:after="20" w:before="48" w:line="220"/>
         <w:ind w:left="340" w:hanging="280"/>
       </w:pPr>
       <w:r>
@@ -5274,8 +5256,8 @@
           <w:i w:val="false"/>
           <w:iCs w:val="false"/>
           <w:color w:val="111111"/>
-          <w:sz w:val="20"/>
-          <w:szCs w:val="20"/>
+          <w:sz w:val="17"/>
+          <w:szCs w:val="17"/>
         </w:rPr>
         <w:t xml:space="preserve">4.  «Ben öğretmenim» diyen bir bayan hangi cümleyi kurar?</w:t>
       </w:r>
@@ -5320,7 +5302,7 @@
           <w:p>
             <w:pPr>
               <w:bidi/>
-              <w:spacing w:after="0" w:line="330"/>
+              <w:spacing w:after="0" w:line="220"/>
               <w:jc w:val="end"/>
             </w:pPr>
             <w:r>
@@ -5331,8 +5313,8 @@
                 <w:i w:val="false"/>
                 <w:iCs w:val="false"/>
                 <w:color w:val="111111"/>
-                <w:sz w:val="20"/>
-                <w:szCs w:val="20"/>
+                <w:sz w:val="17"/>
+                <w:szCs w:val="17"/>
               </w:rPr>
               <w:t xml:space="preserve">A.‎  </w:t>
             </w:r>
@@ -5342,8 +5324,8 @@
                 <w:b w:val="false"/>
                 <w:bCs w:val="false"/>
                 <w:color w:val="111111"/>
-                <w:sz w:val="28"/>
-                <w:szCs w:val="28"/>
+                <w:sz w:val="25"/>
+                <w:szCs w:val="25"/>
                 <w:rtl/>
               </w:rPr>
               <w:t xml:space="preserve">أَنَا طَالِبٌ</w:t>
@@ -5370,7 +5352,7 @@
           <w:p>
             <w:pPr>
               <w:bidi/>
-              <w:spacing w:after="0" w:line="330"/>
+              <w:spacing w:after="0" w:line="220"/>
               <w:jc w:val="end"/>
             </w:pPr>
             <w:r>
@@ -5381,8 +5363,8 @@
                 <w:i w:val="false"/>
                 <w:iCs w:val="false"/>
                 <w:color w:val="111111"/>
-                <w:sz w:val="20"/>
-                <w:szCs w:val="20"/>
+                <w:sz w:val="17"/>
+                <w:szCs w:val="17"/>
               </w:rPr>
               <w:t xml:space="preserve">B.‎  </w:t>
             </w:r>
@@ -5392,8 +5374,8 @@
                 <w:b w:val="false"/>
                 <w:bCs w:val="false"/>
                 <w:color w:val="111111"/>
-                <w:sz w:val="28"/>
-                <w:szCs w:val="28"/>
+                <w:sz w:val="25"/>
+                <w:szCs w:val="25"/>
                 <w:rtl/>
               </w:rPr>
               <w:t xml:space="preserve">أَنَا مُعَلِّمَةٌ</w:t>
@@ -5425,7 +5407,7 @@
           <w:p>
             <w:pPr>
               <w:bidi/>
-              <w:spacing w:after="0" w:line="330"/>
+              <w:spacing w:after="0" w:line="220"/>
               <w:jc w:val="end"/>
             </w:pPr>
             <w:r>
@@ -5436,8 +5418,8 @@
                 <w:i w:val="false"/>
                 <w:iCs w:val="false"/>
                 <w:color w:val="111111"/>
-                <w:sz w:val="20"/>
-                <w:szCs w:val="20"/>
+                <w:sz w:val="17"/>
+                <w:szCs w:val="17"/>
               </w:rPr>
               <w:t xml:space="preserve">C.‎  </w:t>
             </w:r>
@@ -5447,8 +5429,8 @@
                 <w:b w:val="false"/>
                 <w:bCs w:val="false"/>
                 <w:color w:val="111111"/>
-                <w:sz w:val="28"/>
-                <w:szCs w:val="28"/>
+                <w:sz w:val="25"/>
+                <w:szCs w:val="25"/>
                 <w:rtl/>
               </w:rPr>
               <w:t xml:space="preserve">أَنَا صَدِيقٌ</w:t>
@@ -5475,7 +5457,7 @@
           <w:p>
             <w:pPr>
               <w:bidi/>
-              <w:spacing w:after="0" w:line="330"/>
+              <w:spacing w:after="0" w:line="220"/>
               <w:jc w:val="end"/>
             </w:pPr>
             <w:r>
@@ -5486,8 +5468,8 @@
                 <w:i w:val="false"/>
                 <w:iCs w:val="false"/>
                 <w:color w:val="111111"/>
-                <w:sz w:val="20"/>
-                <w:szCs w:val="20"/>
+                <w:sz w:val="17"/>
+                <w:szCs w:val="17"/>
               </w:rPr>
               <w:t xml:space="preserve">D.‎  </w:t>
             </w:r>
@@ -5497,8 +5479,8 @@
                 <w:b w:val="false"/>
                 <w:bCs w:val="false"/>
                 <w:color w:val="111111"/>
-                <w:sz w:val="28"/>
-                <w:szCs w:val="28"/>
+                <w:sz w:val="25"/>
+                <w:szCs w:val="25"/>
                 <w:rtl/>
               </w:rPr>
               <w:t xml:space="preserve">أَنَا طَالِبَةٌ</w:t>
@@ -5510,7 +5492,7 @@
     <w:p>
       <w:pPr>
         <w:keepNext/>
-        <w:spacing w:after="50" w:before="120" w:line="280"/>
+        <w:spacing w:after="20" w:before="48" w:line="220"/>
         <w:ind w:left="340" w:hanging="280"/>
       </w:pPr>
       <w:r>
@@ -5521,8 +5503,8 @@
           <w:i w:val="false"/>
           <w:iCs w:val="false"/>
           <w:color w:val="111111"/>
-          <w:sz w:val="20"/>
-          <w:szCs w:val="20"/>
+          <w:sz w:val="17"/>
+          <w:szCs w:val="17"/>
         </w:rPr>
         <w:t xml:space="preserve">5.  Aşağıdakilerden hangisi bir vedalaşma ifadesidir?</w:t>
       </w:r>
@@ -5567,7 +5549,7 @@
           <w:p>
             <w:pPr>
               <w:bidi/>
-              <w:spacing w:after="0" w:line="330"/>
+              <w:spacing w:after="0" w:line="220"/>
               <w:jc w:val="end"/>
             </w:pPr>
             <w:r>
@@ -5578,8 +5560,8 @@
                 <w:i w:val="false"/>
                 <w:iCs w:val="false"/>
                 <w:color w:val="111111"/>
-                <w:sz w:val="20"/>
-                <w:szCs w:val="20"/>
+                <w:sz w:val="17"/>
+                <w:szCs w:val="17"/>
               </w:rPr>
               <w:t xml:space="preserve">A.‎  </w:t>
             </w:r>
@@ -5589,8 +5571,8 @@
                 <w:b w:val="false"/>
                 <w:bCs w:val="false"/>
                 <w:color w:val="111111"/>
-                <w:sz w:val="28"/>
-                <w:szCs w:val="28"/>
+                <w:sz w:val="25"/>
+                <w:szCs w:val="25"/>
                 <w:rtl/>
               </w:rPr>
               <w:t xml:space="preserve">أَهْلًا وَسَهْلًا</w:t>
@@ -5617,7 +5599,7 @@
           <w:p>
             <w:pPr>
               <w:bidi/>
-              <w:spacing w:after="0" w:line="330"/>
+              <w:spacing w:after="0" w:line="220"/>
               <w:jc w:val="end"/>
             </w:pPr>
             <w:r>
@@ -5628,8 +5610,8 @@
                 <w:i w:val="false"/>
                 <w:iCs w:val="false"/>
                 <w:color w:val="111111"/>
-                <w:sz w:val="20"/>
-                <w:szCs w:val="20"/>
+                <w:sz w:val="17"/>
+                <w:szCs w:val="17"/>
               </w:rPr>
               <w:t xml:space="preserve">B.‎  </w:t>
             </w:r>
@@ -5639,8 +5621,8 @@
                 <w:b w:val="false"/>
                 <w:bCs w:val="false"/>
                 <w:color w:val="111111"/>
-                <w:sz w:val="28"/>
-                <w:szCs w:val="28"/>
+                <w:sz w:val="25"/>
+                <w:szCs w:val="25"/>
                 <w:rtl/>
               </w:rPr>
               <w:t xml:space="preserve">مَرْحَبًا</w:t>
@@ -5672,7 +5654,7 @@
           <w:p>
             <w:pPr>
               <w:bidi/>
-              <w:spacing w:after="0" w:line="330"/>
+              <w:spacing w:after="0" w:line="220"/>
               <w:jc w:val="end"/>
             </w:pPr>
             <w:r>
@@ -5683,8 +5665,8 @@
                 <w:i w:val="false"/>
                 <w:iCs w:val="false"/>
                 <w:color w:val="111111"/>
-                <w:sz w:val="20"/>
-                <w:szCs w:val="20"/>
+                <w:sz w:val="17"/>
+                <w:szCs w:val="17"/>
               </w:rPr>
               <w:t xml:space="preserve">C.‎  </w:t>
             </w:r>
@@ -5694,8 +5676,8 @@
                 <w:b w:val="false"/>
                 <w:bCs w:val="false"/>
                 <w:color w:val="111111"/>
-                <w:sz w:val="28"/>
-                <w:szCs w:val="28"/>
+                <w:sz w:val="25"/>
+                <w:szCs w:val="25"/>
                 <w:rtl/>
               </w:rPr>
               <w:t xml:space="preserve">إِلَى اللِّقَاءِ</w:t>
@@ -5722,7 +5704,7 @@
           <w:p>
             <w:pPr>
               <w:bidi/>
-              <w:spacing w:after="0" w:line="330"/>
+              <w:spacing w:after="0" w:line="220"/>
               <w:jc w:val="end"/>
             </w:pPr>
             <w:r>
@@ -5733,8 +5715,8 @@
                 <w:i w:val="false"/>
                 <w:iCs w:val="false"/>
                 <w:color w:val="111111"/>
-                <w:sz w:val="20"/>
-                <w:szCs w:val="20"/>
+                <w:sz w:val="17"/>
+                <w:szCs w:val="17"/>
               </w:rPr>
               <w:t xml:space="preserve">D.‎  </w:t>
             </w:r>
@@ -5744,8 +5726,8 @@
                 <w:b w:val="false"/>
                 <w:bCs w:val="false"/>
                 <w:color w:val="111111"/>
-                <w:sz w:val="28"/>
-                <w:szCs w:val="28"/>
+                <w:sz w:val="25"/>
+                <w:szCs w:val="25"/>
                 <w:rtl/>
               </w:rPr>
               <w:t xml:space="preserve">صَبَاحُ الْخَيْرِ</w:t>
@@ -5759,7 +5741,7 @@
         <w:tabs>
           <w:tab w:val="right" w:pos="9864"/>
         </w:tabs>
-        <w:spacing w:after="90" w:before="220" w:line="280"/>
+        <w:spacing w:after="36" w:before="88" w:line="220"/>
         <w:ind w:left="340" w:hanging="340"/>
       </w:pPr>
       <w:r>
@@ -5770,16 +5752,16 @@
           <w:i w:val="false"/>
           <w:iCs w:val="false"/>
           <w:color w:val="111111"/>
-          <w:sz w:val="21"/>
-          <w:szCs w:val="21"/>
+          <w:sz w:val="18"/>
+          <w:szCs w:val="18"/>
         </w:rPr>
         <w:t xml:space="preserve">7.</w:t>
       </w:r>
       <w:r>
         <w:rPr>
           <w:rFonts w:ascii="Times New Roman" w:cs="Times New Roman" w:eastAsia="Times New Roman" w:hAnsi="Times New Roman"/>
-          <w:sz w:val="21"/>
-          <w:szCs w:val="21"/>
+          <w:sz w:val="18"/>
+          <w:szCs w:val="18"/>
         </w:rPr>
         <w:tab/>
       </w:r>
@@ -5791,16 +5773,16 @@
           <w:i w:val="false"/>
           <w:iCs w:val="false"/>
           <w:color w:val="111111"/>
-          <w:sz w:val="21"/>
-          <w:szCs w:val="21"/>
+          <w:sz w:val="18"/>
+          <w:szCs w:val="18"/>
         </w:rPr>
         <w:t xml:space="preserve">Aşağıdaki konuşmaları havuzdaki ifadelerle tamamlayınız.</w:t>
       </w:r>
       <w:r>
         <w:rPr>
           <w:rFonts w:ascii="Times New Roman" w:cs="Times New Roman" w:eastAsia="Times New Roman" w:hAnsi="Times New Roman"/>
-          <w:sz w:val="21"/>
-          <w:szCs w:val="21"/>
+          <w:sz w:val="18"/>
+          <w:szCs w:val="18"/>
         </w:rPr>
         <w:tab/>
       </w:r>
@@ -5812,8 +5794,8 @@
           <w:i w:val="false"/>
           <w:iCs w:val="false"/>
           <w:color w:val="55636F"/>
-          <w:sz w:val="18"/>
-          <w:szCs w:val="18"/>
+          <w:sz w:val="16"/>
+          <w:szCs w:val="16"/>
         </w:rPr>
         <w:t xml:space="preserve">(10 puan)</w:t>
       </w:r>
@@ -5821,7 +5803,7 @@
     <w:p>
       <w:pPr>
         <w:keepNext w:val="false"/>
-        <w:spacing w:after="90" w:before="0" w:line="280"/>
+        <w:spacing w:after="36" w:before="0" w:line="220"/>
         <w:ind w:left="340"/>
       </w:pPr>
       <w:r>
@@ -5832,8 +5814,8 @@
           <w:i/>
           <w:iCs/>
           <w:color w:val="5B6772"/>
-          <w:sz w:val="18"/>
-          <w:szCs w:val="18"/>
+          <w:sz w:val="16"/>
+          <w:szCs w:val="16"/>
         </w:rPr>
         <w:t xml:space="preserve">Her doğru cevap 2 puandır.</w:t>
       </w:r>
@@ -5868,7 +5850,7 @@
           </w:tcPr>
           <w:p>
             <w:pPr>
-              <w:spacing w:after="50"/>
+              <w:spacing w:after="20"/>
             </w:pPr>
             <w:r>
               <w:rPr>
@@ -5878,8 +5860,8 @@
                 <w:i w:val="false"/>
                 <w:iCs w:val="false"/>
                 <w:color w:val="39454F"/>
-                <w:sz w:val="17"/>
-                <w:szCs w:val="17"/>
+                <w:sz w:val="15"/>
+                <w:szCs w:val="15"/>
               </w:rPr>
               <w:t xml:space="preserve">KELİME HAVUZU</w:t>
             </w:r>
@@ -5887,7 +5869,7 @@
           <w:p>
             <w:pPr>
               <w:bidi/>
-              <w:spacing w:after="0" w:line="360"/>
+              <w:spacing w:after="0" w:line="220"/>
               <w:jc w:val="center"/>
             </w:pPr>
             <w:r>
@@ -5896,8 +5878,8 @@
                 <w:b w:val="false"/>
                 <w:bCs w:val="false"/>
                 <w:color w:val="111111"/>
-                <w:sz w:val="30"/>
-                <w:szCs w:val="30"/>
+                <w:sz w:val="27"/>
+                <w:szCs w:val="27"/>
                 <w:rtl/>
               </w:rPr>
               <w:t xml:space="preserve">وَعَلَيْكُمُ السَّلَامُ   —   اِسْمِي   —   بِخَيْرٍ   —   مَعَ السَّلَامَةِ   —   أَهْلًا وَسَهْلًا</w:t>
@@ -5908,7 +5890,7 @@
     </w:tbl>
     <w:p>
       <w:pPr>
-        <w:spacing w:after="80"/>
+        <w:spacing w:after="32"/>
       </w:pPr>
       <w:r>
         <w:rPr>
@@ -5918,8 +5900,8 @@
           <w:i w:val="false"/>
           <w:iCs w:val="false"/>
           <w:color w:val="111111"/>
-          <w:sz w:val="21"/>
-          <w:szCs w:val="21"/>
+          <w:sz w:val="18"/>
+          <w:szCs w:val="18"/>
         </w:rPr>
         <w:t xml:space="preserve"/>
       </w:r>
@@ -5942,7 +5924,7 @@
       </w:tblGrid>
       <w:tr>
         <w:trPr>
-          <w:trHeight w:val="480" w:hRule="atLeast"/>
+          <w:trHeight w:val="336" w:hRule="atLeast"/>
         </w:trPr>
         <w:tc>
           <w:tcPr>
@@ -5960,7 +5942,7 @@
           </w:tcPr>
           <w:p>
             <w:pPr>
-              <w:spacing w:after="0" w:line="270"/>
+              <w:spacing w:after="0" w:line="220"/>
               <w:jc w:val="center"/>
             </w:pPr>
             <w:r>
@@ -5971,8 +5953,8 @@
                 <w:i w:val="false"/>
                 <w:iCs w:val="false"/>
                 <w:color w:val="111111"/>
-                <w:sz w:val="19"/>
-                <w:szCs w:val="19"/>
+                <w:sz w:val="17"/>
+                <w:szCs w:val="17"/>
               </w:rPr>
               <w:t xml:space="preserve">1.</w:t>
             </w:r>
@@ -5995,7 +5977,7 @@
           <w:p>
             <w:pPr>
               <w:bidi/>
-              <w:spacing w:after="0" w:line="320"/>
+              <w:spacing w:after="0" w:line="220"/>
             </w:pPr>
             <w:r>
               <w:rPr>
@@ -6003,8 +5985,8 @@
                 <w:b w:val="false"/>
                 <w:bCs w:val="false"/>
                 <w:color w:val="111111"/>
-                <w:sz w:val="28"/>
-                <w:szCs w:val="28"/>
+                <w:sz w:val="25"/>
+                <w:szCs w:val="25"/>
                 <w:rtl/>
               </w:rPr>
               <w:t xml:space="preserve">سُؤَالٌ: اَلسَّلَامُ عَلَيْكُمْ.   جَوَابٌ: ………………………………</w:t>
@@ -6014,7 +5996,7 @@
       </w:tr>
       <w:tr>
         <w:trPr>
-          <w:trHeight w:val="480" w:hRule="atLeast"/>
+          <w:trHeight w:val="336" w:hRule="atLeast"/>
         </w:trPr>
         <w:tc>
           <w:tcPr>
@@ -6032,7 +6014,7 @@
           </w:tcPr>
           <w:p>
             <w:pPr>
-              <w:spacing w:after="0" w:line="270"/>
+              <w:spacing w:after="0" w:line="220"/>
               <w:jc w:val="center"/>
             </w:pPr>
             <w:r>
@@ -6043,8 +6025,8 @@
                 <w:i w:val="false"/>
                 <w:iCs w:val="false"/>
                 <w:color w:val="111111"/>
-                <w:sz w:val="19"/>
-                <w:szCs w:val="19"/>
+                <w:sz w:val="17"/>
+                <w:szCs w:val="17"/>
               </w:rPr>
               <w:t xml:space="preserve">2.</w:t>
             </w:r>
@@ -6067,7 +6049,7 @@
           <w:p>
             <w:pPr>
               <w:bidi/>
-              <w:spacing w:after="0" w:line="320"/>
+              <w:spacing w:after="0" w:line="220"/>
             </w:pPr>
             <w:r>
               <w:rPr>
@@ -6075,8 +6057,8 @@
                 <w:b w:val="false"/>
                 <w:bCs w:val="false"/>
                 <w:color w:val="111111"/>
-                <w:sz w:val="28"/>
-                <w:szCs w:val="28"/>
+                <w:sz w:val="25"/>
+                <w:szCs w:val="25"/>
                 <w:rtl/>
               </w:rPr>
               <w:t xml:space="preserve">سُؤَالٌ: مَا اسْمُكَ؟   جَوَابٌ: ……………………… خَالِدٌ.</w:t>
@@ -6086,7 +6068,7 @@
       </w:tr>
       <w:tr>
         <w:trPr>
-          <w:trHeight w:val="480" w:hRule="atLeast"/>
+          <w:trHeight w:val="336" w:hRule="atLeast"/>
         </w:trPr>
         <w:tc>
           <w:tcPr>
@@ -6104,7 +6086,7 @@
           </w:tcPr>
           <w:p>
             <w:pPr>
-              <w:spacing w:after="0" w:line="270"/>
+              <w:spacing w:after="0" w:line="220"/>
               <w:jc w:val="center"/>
             </w:pPr>
             <w:r>
@@ -6115,8 +6097,8 @@
                 <w:i w:val="false"/>
                 <w:iCs w:val="false"/>
                 <w:color w:val="111111"/>
-                <w:sz w:val="19"/>
-                <w:szCs w:val="19"/>
+                <w:sz w:val="17"/>
+                <w:szCs w:val="17"/>
               </w:rPr>
               <w:t xml:space="preserve">3.</w:t>
             </w:r>
@@ -6139,7 +6121,7 @@
           <w:p>
             <w:pPr>
               <w:bidi/>
-              <w:spacing w:after="0" w:line="320"/>
+              <w:spacing w:after="0" w:line="220"/>
             </w:pPr>
             <w:r>
               <w:rPr>
@@ -6147,8 +6129,8 @@
                 <w:b w:val="false"/>
                 <w:bCs w:val="false"/>
                 <w:color w:val="111111"/>
-                <w:sz w:val="28"/>
-                <w:szCs w:val="28"/>
+                <w:sz w:val="25"/>
+                <w:szCs w:val="25"/>
                 <w:rtl/>
               </w:rPr>
               <w:t xml:space="preserve">سُؤَالٌ: كَيْفَ حَالُكَ؟   جَوَابٌ: ………………………، اَلْحَمْدُ لِلَّهِ.</w:t>
@@ -6158,7 +6140,7 @@
       </w:tr>
       <w:tr>
         <w:trPr>
-          <w:trHeight w:val="480" w:hRule="atLeast"/>
+          <w:trHeight w:val="336" w:hRule="atLeast"/>
         </w:trPr>
         <w:tc>
           <w:tcPr>
@@ -6176,7 +6158,7 @@
           </w:tcPr>
           <w:p>
             <w:pPr>
-              <w:spacing w:after="0" w:line="270"/>
+              <w:spacing w:after="0" w:line="220"/>
               <w:jc w:val="center"/>
             </w:pPr>
             <w:r>
@@ -6187,8 +6169,8 @@
                 <w:i w:val="false"/>
                 <w:iCs w:val="false"/>
                 <w:color w:val="111111"/>
-                <w:sz w:val="19"/>
-                <w:szCs w:val="19"/>
+                <w:sz w:val="17"/>
+                <w:szCs w:val="17"/>
               </w:rPr>
               <w:t xml:space="preserve">4.</w:t>
             </w:r>
@@ -6211,7 +6193,7 @@
           <w:p>
             <w:pPr>
               <w:bidi/>
-              <w:spacing w:after="0" w:line="320"/>
+              <w:spacing w:after="0" w:line="220"/>
             </w:pPr>
             <w:r>
               <w:rPr>
@@ -6219,8 +6201,8 @@
                 <w:b w:val="false"/>
                 <w:bCs w:val="false"/>
                 <w:color w:val="111111"/>
-                <w:sz w:val="28"/>
-                <w:szCs w:val="28"/>
+                <w:sz w:val="25"/>
+                <w:szCs w:val="25"/>
                 <w:rtl/>
               </w:rPr>
               <w:t xml:space="preserve">سُؤَالٌ: أَهْلًا يَا صَدِيقِي.   جَوَابٌ: ………………………………</w:t>
@@ -6230,7 +6212,7 @@
       </w:tr>
       <w:tr>
         <w:trPr>
-          <w:trHeight w:val="480" w:hRule="atLeast"/>
+          <w:trHeight w:val="336" w:hRule="atLeast"/>
         </w:trPr>
         <w:tc>
           <w:tcPr>
@@ -6248,7 +6230,7 @@
           </w:tcPr>
           <w:p>
             <w:pPr>
-              <w:spacing w:after="0" w:line="270"/>
+              <w:spacing w:after="0" w:line="220"/>
               <w:jc w:val="center"/>
             </w:pPr>
             <w:r>
@@ -6259,8 +6241,8 @@
                 <w:i w:val="false"/>
                 <w:iCs w:val="false"/>
                 <w:color w:val="111111"/>
-                <w:sz w:val="19"/>
-                <w:szCs w:val="19"/>
+                <w:sz w:val="17"/>
+                <w:szCs w:val="17"/>
               </w:rPr>
               <w:t xml:space="preserve">5.</w:t>
             </w:r>
@@ -6283,7 +6265,7 @@
           <w:p>
             <w:pPr>
               <w:bidi/>
-              <w:spacing w:after="0" w:line="320"/>
+              <w:spacing w:after="0" w:line="220"/>
             </w:pPr>
             <w:r>
               <w:rPr>
@@ -6291,8 +6273,8 @@
                 <w:b w:val="false"/>
                 <w:bCs w:val="false"/>
                 <w:color w:val="111111"/>
-                <w:sz w:val="28"/>
-                <w:szCs w:val="28"/>
+                <w:sz w:val="25"/>
+                <w:szCs w:val="25"/>
                 <w:rtl/>
               </w:rPr>
               <w:t xml:space="preserve">سُؤَالٌ: إِلَى اللِّقَاءِ.   جَوَابٌ: ………………………………</w:t>
@@ -6306,7 +6288,7 @@
         <w:tabs>
           <w:tab w:val="right" w:pos="9864"/>
         </w:tabs>
-        <w:spacing w:after="90" w:before="220" w:line="280"/>
+        <w:spacing w:after="36" w:before="88" w:line="220"/>
         <w:ind w:left="340" w:hanging="340"/>
       </w:pPr>
       <w:r>
@@ -6317,16 +6299,16 @@
           <w:i w:val="false"/>
           <w:iCs w:val="false"/>
           <w:color w:val="111111"/>
-          <w:sz w:val="21"/>
-          <w:szCs w:val="21"/>
+          <w:sz w:val="18"/>
+          <w:szCs w:val="18"/>
         </w:rPr>
         <w:t xml:space="preserve">8.</w:t>
       </w:r>
       <w:r>
         <w:rPr>
           <w:rFonts w:ascii="Times New Roman" w:cs="Times New Roman" w:eastAsia="Times New Roman" w:hAnsi="Times New Roman"/>
-          <w:sz w:val="21"/>
-          <w:szCs w:val="21"/>
+          <w:sz w:val="18"/>
+          <w:szCs w:val="18"/>
         </w:rPr>
         <w:tab/>
       </w:r>
@@ -6338,16 +6320,16 @@
           <w:i w:val="false"/>
           <w:iCs w:val="false"/>
           <w:color w:val="111111"/>
-          <w:sz w:val="21"/>
-          <w:szCs w:val="21"/>
+          <w:sz w:val="18"/>
+          <w:szCs w:val="18"/>
         </w:rPr>
         <w:t xml:space="preserve">Kendinizi tanıtan en az dört cümle yazınız.</w:t>
       </w:r>
       <w:r>
         <w:rPr>
           <w:rFonts w:ascii="Times New Roman" w:cs="Times New Roman" w:eastAsia="Times New Roman" w:hAnsi="Times New Roman"/>
-          <w:sz w:val="21"/>
-          <w:szCs w:val="21"/>
+          <w:sz w:val="18"/>
+          <w:szCs w:val="18"/>
         </w:rPr>
         <w:tab/>
       </w:r>
@@ -6359,8 +6341,8 @@
           <w:i w:val="false"/>
           <w:iCs w:val="false"/>
           <w:color w:val="55636F"/>
-          <w:sz w:val="18"/>
-          <w:szCs w:val="18"/>
+          <w:sz w:val="16"/>
+          <w:szCs w:val="16"/>
         </w:rPr>
         <w:t xml:space="preserve">(15 puan)</w:t>
       </w:r>
@@ -6368,7 +6350,7 @@
     <w:p>
       <w:pPr>
         <w:keepNext w:val="false"/>
-        <w:spacing w:after="90" w:before="0" w:line="280"/>
+        <w:spacing w:after="36" w:before="0" w:line="220"/>
         <w:ind w:left="340"/>
       </w:pPr>
       <w:r>
@@ -6379,8 +6361,8 @@
           <w:i/>
           <w:iCs/>
           <w:color w:val="5B6772"/>
-          <w:sz w:val="18"/>
-          <w:szCs w:val="18"/>
+          <w:sz w:val="16"/>
+          <w:szCs w:val="16"/>
         </w:rPr>
         <w:t xml:space="preserve">Havuzdaki kelimelerden yararlanabilirsiniz. Harekeleri yazmayı unutmayınız.</w:t>
       </w:r>
@@ -6415,7 +6397,7 @@
           </w:tcPr>
           <w:p>
             <w:pPr>
-              <w:spacing w:after="50"/>
+              <w:spacing w:after="20"/>
             </w:pPr>
             <w:r>
               <w:rPr>
@@ -6425,8 +6407,8 @@
                 <w:i w:val="false"/>
                 <w:iCs w:val="false"/>
                 <w:color w:val="39454F"/>
-                <w:sz w:val="17"/>
-                <w:szCs w:val="17"/>
+                <w:sz w:val="15"/>
+                <w:szCs w:val="15"/>
               </w:rPr>
               <w:t xml:space="preserve">KELİME HAVUZU</w:t>
             </w:r>
@@ -6434,7 +6416,7 @@
           <w:p>
             <w:pPr>
               <w:bidi/>
-              <w:spacing w:after="0" w:line="360"/>
+              <w:spacing w:after="0" w:line="220"/>
               <w:jc w:val="center"/>
             </w:pPr>
             <w:r>
@@ -6443,8 +6425,8 @@
                 <w:b w:val="false"/>
                 <w:bCs w:val="false"/>
                 <w:color w:val="111111"/>
-                <w:sz w:val="30"/>
-                <w:szCs w:val="30"/>
+                <w:sz w:val="27"/>
+                <w:szCs w:val="27"/>
                 <w:rtl/>
               </w:rPr>
               <w:t xml:space="preserve">أَنَا   —   اِسْمِي   —   طَالِبٌ   —   طَالِبَةٌ   —   صَدِيقِي   —   اَلْحَمْدُ لِلَّهِ</w:t>
@@ -6455,7 +6437,7 @@
     </w:tbl>
     <w:p>
       <w:pPr>
-        <w:spacing w:after="80"/>
+        <w:spacing w:after="32"/>
       </w:pPr>
       <w:r>
         <w:rPr>
@@ -6465,8 +6447,30 @@
           <w:i w:val="false"/>
           <w:iCs w:val="false"/>
           <w:color w:val="111111"/>
-          <w:sz w:val="21"/>
-          <w:szCs w:val="21"/>
+          <w:sz w:val="18"/>
+          <w:szCs w:val="18"/>
+        </w:rPr>
+        <w:t xml:space="preserve"/>
+      </w:r>
+    </w:p>
+    <w:p>
+      <w:pPr>
+        <w:pBdr>
+          <w:bottom w:val="dotted" w:color="96A3B0" w:sz="6"/>
+        </w:pBdr>
+        <w:bidi/>
+        <w:spacing w:after="84" w:line="220"/>
+      </w:pPr>
+      <w:r>
+        <w:rPr>
+          <w:rFonts w:ascii="Times New Roman" w:cs="Times New Roman" w:eastAsia="Times New Roman" w:hAnsi="Times New Roman"/>
+          <w:b w:val="false"/>
+          <w:bCs w:val="false"/>
+          <w:i w:val="false"/>
+          <w:iCs w:val="false"/>
+          <w:color w:val="111111"/>
+          <w:sz w:val="18"/>
+          <w:szCs w:val="18"/>
         </w:rPr>
         <w:t xml:space="preserve"/>
       </w:r>
@@ -6477,7 +6481,7 @@
           <w:bottom w:val="dotted" w:color="97A4B1" w:sz="6"/>
         </w:pBdr>
         <w:bidi/>
-        <w:spacing w:after="210" w:line="300"/>
+        <w:spacing w:after="84" w:line="220"/>
       </w:pPr>
       <w:r>
         <w:rPr>
@@ -6487,8 +6491,30 @@
           <w:i w:val="false"/>
           <w:iCs w:val="false"/>
           <w:color w:val="111111"/>
-          <w:sz w:val="21"/>
-          <w:szCs w:val="21"/>
+          <w:sz w:val="18"/>
+          <w:szCs w:val="18"/>
+        </w:rPr>
+        <w:t xml:space="preserve"/>
+      </w:r>
+    </w:p>
+    <w:p>
+      <w:pPr>
+        <w:pBdr>
+          <w:bottom w:val="dotted" w:color="97A4B1" w:sz="6"/>
+        </w:pBdr>
+        <w:bidi/>
+        <w:spacing w:after="84" w:line="220"/>
+      </w:pPr>
+      <w:r>
+        <w:rPr>
+          <w:rFonts w:ascii="Times New Roman" w:cs="Times New Roman" w:eastAsia="Times New Roman" w:hAnsi="Times New Roman"/>
+          <w:b w:val="false"/>
+          <w:bCs w:val="false"/>
+          <w:i w:val="false"/>
+          <w:iCs w:val="false"/>
+          <w:color w:val="111111"/>
+          <w:sz w:val="18"/>
+          <w:szCs w:val="18"/>
         </w:rPr>
         <w:t xml:space="preserve"/>
       </w:r>
@@ -6499,7 +6525,7 @@
           <w:bottom w:val="dotted" w:color="96A3B0" w:sz="6"/>
         </w:pBdr>
         <w:bidi/>
-        <w:spacing w:after="210" w:line="300"/>
+        <w:spacing w:after="84" w:line="220"/>
       </w:pPr>
       <w:r>
         <w:rPr>
@@ -6509,19 +6535,15 @@
           <w:i w:val="false"/>
           <w:iCs w:val="false"/>
           <w:color w:val="111111"/>
-          <w:sz w:val="21"/>
-          <w:szCs w:val="21"/>
+          <w:sz w:val="18"/>
+          <w:szCs w:val="18"/>
         </w:rPr>
         <w:t xml:space="preserve"/>
       </w:r>
     </w:p>
     <w:p>
       <w:pPr>
-        <w:pBdr>
-          <w:bottom w:val="dotted" w:color="97A4B1" w:sz="6"/>
-        </w:pBdr>
-        <w:bidi/>
-        <w:spacing w:after="210" w:line="300"/>
+        <w:spacing w:after="72"/>
       </w:pPr>
       <w:r>
         <w:rPr>
@@ -6531,92 +6553,8 @@
           <w:i w:val="false"/>
           <w:iCs w:val="false"/>
           <w:color w:val="111111"/>
-          <w:sz w:val="21"/>
-          <w:szCs w:val="21"/>
-        </w:rPr>
-        <w:t xml:space="preserve"/>
-      </w:r>
-    </w:p>
-    <w:p>
-      <w:pPr>
-        <w:pBdr>
-          <w:bottom w:val="dotted" w:color="96A3B0" w:sz="6"/>
-        </w:pBdr>
-        <w:bidi/>
-        <w:spacing w:after="210" w:line="300"/>
-      </w:pPr>
-      <w:r>
-        <w:rPr>
-          <w:rFonts w:ascii="Times New Roman" w:cs="Times New Roman" w:eastAsia="Times New Roman" w:hAnsi="Times New Roman"/>
-          <w:b w:val="false"/>
-          <w:bCs w:val="false"/>
-          <w:i w:val="false"/>
-          <w:iCs w:val="false"/>
-          <w:color w:val="111111"/>
-          <w:sz w:val="21"/>
-          <w:szCs w:val="21"/>
-        </w:rPr>
-        <w:t xml:space="preserve"/>
-      </w:r>
-    </w:p>
-    <w:p>
-      <w:pPr>
-        <w:pBdr>
-          <w:bottom w:val="dotted" w:color="97A4B1" w:sz="6"/>
-        </w:pBdr>
-        <w:bidi/>
-        <w:spacing w:after="210" w:line="300"/>
-      </w:pPr>
-      <w:r>
-        <w:rPr>
-          <w:rFonts w:ascii="Times New Roman" w:cs="Times New Roman" w:eastAsia="Times New Roman" w:hAnsi="Times New Roman"/>
-          <w:b w:val="false"/>
-          <w:bCs w:val="false"/>
-          <w:i w:val="false"/>
-          <w:iCs w:val="false"/>
-          <w:color w:val="111111"/>
-          <w:sz w:val="21"/>
-          <w:szCs w:val="21"/>
-        </w:rPr>
-        <w:t xml:space="preserve"/>
-      </w:r>
-    </w:p>
-    <w:p>
-      <w:pPr>
-        <w:pBdr>
-          <w:bottom w:val="dotted" w:color="96A3B0" w:sz="6"/>
-        </w:pBdr>
-        <w:bidi/>
-        <w:spacing w:after="210" w:line="300"/>
-      </w:pPr>
-      <w:r>
-        <w:rPr>
-          <w:rFonts w:ascii="Times New Roman" w:cs="Times New Roman" w:eastAsia="Times New Roman" w:hAnsi="Times New Roman"/>
-          <w:b w:val="false"/>
-          <w:bCs w:val="false"/>
-          <w:i w:val="false"/>
-          <w:iCs w:val="false"/>
-          <w:color w:val="111111"/>
-          <w:sz w:val="21"/>
-          <w:szCs w:val="21"/>
-        </w:rPr>
-        <w:t xml:space="preserve"/>
-      </w:r>
-    </w:p>
-    <w:p>
-      <w:pPr>
-        <w:spacing w:after="180"/>
-      </w:pPr>
-      <w:r>
-        <w:rPr>
-          <w:rFonts w:ascii="Times New Roman" w:cs="Times New Roman" w:eastAsia="Times New Roman" w:hAnsi="Times New Roman"/>
-          <w:b w:val="false"/>
-          <w:bCs w:val="false"/>
-          <w:i w:val="false"/>
-          <w:iCs w:val="false"/>
-          <w:color w:val="111111"/>
-          <w:sz w:val="21"/>
-          <w:szCs w:val="21"/>
+          <w:sz w:val="18"/>
+          <w:szCs w:val="18"/>
         </w:rPr>
         <w:t xml:space="preserve"/>
       </w:r>
@@ -6624,7 +6562,7 @@
     <w:p>
       <w:pPr>
         <w:keepNext w:val="false"/>
-        <w:spacing w:after="70" w:before="0" w:line="280"/>
+        <w:spacing w:after="28" w:before="0" w:line="220"/>
         <w:jc w:val="center"/>
       </w:pPr>
       <w:r>
@@ -6635,8 +6573,8 @@
           <w:i/>
           <w:iCs/>
           <w:color w:val="5B6772"/>
-          <w:sz w:val="19"/>
-          <w:szCs w:val="19"/>
+          <w:sz w:val="17"/>
+          <w:szCs w:val="17"/>
         </w:rPr>
         <w:t xml:space="preserve">Başarılar dilerim.</w:t>
       </w:r>
@@ -6644,7 +6582,7 @@
     <w:p>
       <w:pPr>
         <w:keepNext w:val="false"/>
-        <w:spacing w:after="70" w:before="0" w:line="280"/>
+        <w:spacing w:after="28" w:before="0" w:line="220"/>
         <w:jc w:val="center"/>
       </w:pPr>
       <w:r>
@@ -6655,8 +6593,8 @@
           <w:i w:val="false"/>
           <w:iCs w:val="false"/>
           <w:color w:val="5B6772"/>
-          <w:sz w:val="18"/>
-          <w:szCs w:val="18"/>
+          <w:sz w:val="16"/>
+          <w:szCs w:val="16"/>
         </w:rPr>
         <w:t xml:space="preserve">Arapça Öğretmeni</w:t>
       </w:r>
@@ -6671,7 +6609,7 @@
         <w:pBdr>
           <w:bottom w:val="single" w:color="3F4C58" w:sz="8"/>
         </w:pBdr>
-        <w:spacing w:after="40"/>
+        <w:spacing w:after="16"/>
         <w:jc w:val="center"/>
       </w:pPr>
       <w:r>
@@ -6682,8 +6620,8 @@
           <w:i w:val="false"/>
           <w:iCs w:val="false"/>
           <w:color w:val="15222E"/>
-          <w:sz w:val="24"/>
-          <w:szCs w:val="24"/>
+          <w:sz w:val="21"/>
+          <w:szCs w:val="21"/>
         </w:rPr>
         <w:t xml:space="preserve">CEVAP ANAHTARI VE PUANLAMA</w:t>
       </w:r>
@@ -6691,7 +6629,7 @@
     <w:p>
       <w:pPr>
         <w:keepNext w:val="false"/>
-        <w:spacing w:after="160" w:before="0" w:line="280"/>
+        <w:spacing w:after="64" w:before="0" w:line="220"/>
         <w:jc w:val="center"/>
       </w:pPr>
       <w:r>
@@ -6702,8 +6640,8 @@
           <w:i/>
           <w:iCs/>
           <w:color w:val="5B6772"/>
-          <w:sz w:val="18"/>
-          <w:szCs w:val="18"/>
+          <w:sz w:val="16"/>
+          <w:szCs w:val="16"/>
         </w:rPr>
         <w:t xml:space="preserve">5. Sınıf · 1. Dönem 1. Yazılı · Klasik · 1. Ünite (MERHABA!)</w:t>
       </w:r>
@@ -6711,7 +6649,7 @@
     <w:p>
       <w:pPr>
         <w:keepNext w:val="false"/>
-        <w:spacing w:after="180" w:before="0" w:line="280"/>
+        <w:spacing w:after="72" w:before="0" w:line="220"/>
         <w:jc w:val="center"/>
       </w:pPr>
       <w:r>
@@ -6722,8 +6660,8 @@
           <w:i/>
           <w:iCs/>
           <w:color w:val="8A97A3"/>
-          <w:sz w:val="16"/>
-          <w:szCs w:val="16"/>
+          <w:sz w:val="14"/>
+          <w:szCs w:val="14"/>
         </w:rPr>
         <w:t xml:space="preserve">Bu sayfa öğrenciye verilmez.</w:t>
       </w:r>
@@ -6763,7 +6701,7 @@
           </w:tcPr>
           <w:p>
             <w:pPr>
-              <w:spacing w:after="0" w:line="270"/>
+              <w:spacing w:after="0" w:line="220"/>
               <w:jc w:val="center"/>
             </w:pPr>
             <w:r>
@@ -6774,8 +6712,8 @@
                 <w:i w:val="false"/>
                 <w:iCs w:val="false"/>
                 <w:color w:val="111111"/>
-                <w:sz w:val="18"/>
-                <w:szCs w:val="18"/>
+                <w:sz w:val="16"/>
+                <w:szCs w:val="16"/>
               </w:rPr>
               <w:t xml:space="preserve">Soru</w:t>
             </w:r>
@@ -6795,7 +6733,7 @@
           </w:tcPr>
           <w:p>
             <w:pPr>
-              <w:spacing w:after="0" w:line="270"/>
+              <w:spacing w:after="0" w:line="220"/>
               <w:jc w:val="center"/>
             </w:pPr>
             <w:r>
@@ -6806,8 +6744,8 @@
                 <w:i w:val="false"/>
                 <w:iCs w:val="false"/>
                 <w:color w:val="111111"/>
-                <w:sz w:val="18"/>
-                <w:szCs w:val="18"/>
+                <w:sz w:val="16"/>
+                <w:szCs w:val="16"/>
               </w:rPr>
               <w:t xml:space="preserve">Puan</w:t>
             </w:r>
@@ -6827,7 +6765,7 @@
           </w:tcPr>
           <w:p>
             <w:pPr>
-              <w:spacing w:after="0" w:line="270"/>
+              <w:spacing w:after="0" w:line="220"/>
               <w:jc w:val="center"/>
             </w:pPr>
             <w:r>
@@ -6838,8 +6776,8 @@
                 <w:i w:val="false"/>
                 <w:iCs w:val="false"/>
                 <w:color w:val="111111"/>
-                <w:sz w:val="18"/>
-                <w:szCs w:val="18"/>
+                <w:sz w:val="16"/>
+                <w:szCs w:val="16"/>
               </w:rPr>
               <w:t xml:space="preserve">Cevap</w:t>
             </w:r>
@@ -6860,7 +6798,7 @@
           </w:tcPr>
           <w:p>
             <w:pPr>
-              <w:spacing w:after="0" w:line="270"/>
+              <w:spacing w:after="0" w:line="220"/>
               <w:jc w:val="center"/>
             </w:pPr>
             <w:r>
@@ -6871,8 +6809,8 @@
                 <w:i w:val="false"/>
                 <w:iCs w:val="false"/>
                 <w:color w:val="111111"/>
-                <w:sz w:val="19"/>
-                <w:szCs w:val="19"/>
+                <w:sz w:val="17"/>
+                <w:szCs w:val="17"/>
               </w:rPr>
               <w:t xml:space="preserve">1</w:t>
             </w:r>
@@ -6891,19 +6829,19 @@
           </w:tcPr>
           <w:p>
             <w:pPr>
-              <w:spacing w:after="0" w:line="270"/>
-              <w:jc w:val="center"/>
-            </w:pPr>
-            <w:r>
-              <w:rPr>
-                <w:rFonts w:ascii="Times New Roman" w:cs="Times New Roman" w:eastAsia="Times New Roman" w:hAnsi="Times New Roman"/>
-                <w:b w:val="false"/>
-                <w:bCs w:val="false"/>
-                <w:i w:val="false"/>
-                <w:iCs w:val="false"/>
-                <w:color w:val="111111"/>
-                <w:sz w:val="19"/>
-                <w:szCs w:val="19"/>
+              <w:spacing w:after="0" w:line="220"/>
+              <w:jc w:val="center"/>
+            </w:pPr>
+            <w:r>
+              <w:rPr>
+                <w:rFonts w:ascii="Times New Roman" w:cs="Times New Roman" w:eastAsia="Times New Roman" w:hAnsi="Times New Roman"/>
+                <w:b w:val="false"/>
+                <w:bCs w:val="false"/>
+                <w:i w:val="false"/>
+                <w:iCs w:val="false"/>
+                <w:color w:val="111111"/>
+                <w:sz w:val="17"/>
+                <w:szCs w:val="17"/>
               </w:rPr>
               <w:t xml:space="preserve">10</w:t>
             </w:r>
@@ -6922,36 +6860,36 @@
           </w:tcPr>
           <w:p>
             <w:pPr>
-              <w:spacing w:after="0" w:line="270"/>
-            </w:pPr>
-            <w:r>
-              <w:rPr>
-                <w:rFonts w:ascii="Times New Roman" w:cs="Times New Roman" w:eastAsia="Times New Roman" w:hAnsi="Times New Roman"/>
-                <w:b w:val="false"/>
-                <w:bCs w:val="false"/>
-                <w:i w:val="false"/>
-                <w:iCs w:val="false"/>
-                <w:color w:val="111111"/>
-                <w:sz w:val="19"/>
-                <w:szCs w:val="19"/>
+              <w:spacing w:after="0" w:line="220"/>
+            </w:pPr>
+            <w:r>
+              <w:rPr>
+                <w:rFonts w:ascii="Times New Roman" w:cs="Times New Roman" w:eastAsia="Times New Roman" w:hAnsi="Times New Roman"/>
+                <w:b w:val="false"/>
+                <w:bCs w:val="false"/>
+                <w:i w:val="false"/>
+                <w:iCs w:val="false"/>
+                <w:color w:val="111111"/>
+                <w:sz w:val="17"/>
+                <w:szCs w:val="17"/>
               </w:rPr>
               <w:t xml:space="preserve">se · cîm · hâ · hı · zel</w:t>
             </w:r>
           </w:p>
           <w:p>
             <w:pPr>
-              <w:spacing w:after="0" w:line="270"/>
-            </w:pPr>
-            <w:r>
-              <w:rPr>
-                <w:rFonts w:ascii="Times New Roman" w:cs="Times New Roman" w:eastAsia="Times New Roman" w:hAnsi="Times New Roman"/>
-                <w:b w:val="false"/>
-                <w:bCs w:val="false"/>
-                <w:i w:val="false"/>
-                <w:iCs w:val="false"/>
-                <w:color w:val="111111"/>
-                <w:sz w:val="19"/>
-                <w:szCs w:val="19"/>
+              <w:spacing w:after="0" w:line="220"/>
+            </w:pPr>
+            <w:r>
+              <w:rPr>
+                <w:rFonts w:ascii="Times New Roman" w:cs="Times New Roman" w:eastAsia="Times New Roman" w:hAnsi="Times New Roman"/>
+                <w:b w:val="false"/>
+                <w:bCs w:val="false"/>
+                <w:i w:val="false"/>
+                <w:iCs w:val="false"/>
+                <w:color w:val="111111"/>
+                <w:sz w:val="17"/>
+                <w:szCs w:val="17"/>
               </w:rPr>
               <w:t xml:space="preserve">sâd · dâd · tı · zı · ayn</w:t>
             </w:r>
@@ -6972,7 +6910,7 @@
           </w:tcPr>
           <w:p>
             <w:pPr>
-              <w:spacing w:after="0" w:line="270"/>
+              <w:spacing w:after="0" w:line="220"/>
               <w:jc w:val="center"/>
             </w:pPr>
             <w:r>
@@ -6983,8 +6921,8 @@
                 <w:i w:val="false"/>
                 <w:iCs w:val="false"/>
                 <w:color w:val="111111"/>
-                <w:sz w:val="19"/>
-                <w:szCs w:val="19"/>
+                <w:sz w:val="17"/>
+                <w:szCs w:val="17"/>
               </w:rPr>
               <w:t xml:space="preserve">2</w:t>
             </w:r>
@@ -7003,19 +6941,19 @@
           </w:tcPr>
           <w:p>
             <w:pPr>
-              <w:spacing w:after="0" w:line="270"/>
-              <w:jc w:val="center"/>
-            </w:pPr>
-            <w:r>
-              <w:rPr>
-                <w:rFonts w:ascii="Times New Roman" w:cs="Times New Roman" w:eastAsia="Times New Roman" w:hAnsi="Times New Roman"/>
-                <w:b w:val="false"/>
-                <w:bCs w:val="false"/>
-                <w:i w:val="false"/>
-                <w:iCs w:val="false"/>
-                <w:color w:val="111111"/>
-                <w:sz w:val="19"/>
-                <w:szCs w:val="19"/>
+              <w:spacing w:after="0" w:line="220"/>
+              <w:jc w:val="center"/>
+            </w:pPr>
+            <w:r>
+              <w:rPr>
+                <w:rFonts w:ascii="Times New Roman" w:cs="Times New Roman" w:eastAsia="Times New Roman" w:hAnsi="Times New Roman"/>
+                <w:b w:val="false"/>
+                <w:bCs w:val="false"/>
+                <w:i w:val="false"/>
+                <w:iCs w:val="false"/>
+                <w:color w:val="111111"/>
+                <w:sz w:val="17"/>
+                <w:szCs w:val="17"/>
               </w:rPr>
               <w:t xml:space="preserve">15</w:t>
             </w:r>
@@ -7034,36 +6972,36 @@
           </w:tcPr>
           <w:p>
             <w:pPr>
-              <w:spacing w:after="0" w:line="270"/>
-            </w:pPr>
-            <w:r>
-              <w:rPr>
-                <w:rFonts w:ascii="Times New Roman" w:cs="Times New Roman" w:eastAsia="Times New Roman" w:hAnsi="Times New Roman"/>
-                <w:b w:val="false"/>
-                <w:bCs w:val="false"/>
-                <w:i w:val="false"/>
-                <w:iCs w:val="false"/>
-                <w:color w:val="111111"/>
-                <w:sz w:val="19"/>
-                <w:szCs w:val="19"/>
+              <w:spacing w:after="0" w:line="220"/>
+            </w:pPr>
+            <w:r>
+              <w:rPr>
+                <w:rFonts w:ascii="Times New Roman" w:cs="Times New Roman" w:eastAsia="Times New Roman" w:hAnsi="Times New Roman"/>
+                <w:b w:val="false"/>
+                <w:bCs w:val="false"/>
+                <w:i w:val="false"/>
+                <w:iCs w:val="false"/>
+                <w:color w:val="111111"/>
+                <w:sz w:val="17"/>
+                <w:szCs w:val="17"/>
               </w:rPr>
               <w:t xml:space="preserve">Selâmün aleyküm · Hayırlı sabahlar (Günaydın) · Güle güle</w:t>
             </w:r>
           </w:p>
           <w:p>
             <w:pPr>
-              <w:spacing w:after="0" w:line="270"/>
-            </w:pPr>
-            <w:r>
-              <w:rPr>
-                <w:rFonts w:ascii="Times New Roman" w:cs="Times New Roman" w:eastAsia="Times New Roman" w:hAnsi="Times New Roman"/>
-                <w:b w:val="false"/>
-                <w:bCs w:val="false"/>
-                <w:i w:val="false"/>
-                <w:iCs w:val="false"/>
-                <w:color w:val="111111"/>
-                <w:sz w:val="19"/>
-                <w:szCs w:val="19"/>
+              <w:spacing w:after="0" w:line="220"/>
+            </w:pPr>
+            <w:r>
+              <w:rPr>
+                <w:rFonts w:ascii="Times New Roman" w:cs="Times New Roman" w:eastAsia="Times New Roman" w:hAnsi="Times New Roman"/>
+                <w:b w:val="false"/>
+                <w:bCs w:val="false"/>
+                <w:i w:val="false"/>
+                <w:iCs w:val="false"/>
+                <w:color w:val="111111"/>
+                <w:sz w:val="17"/>
+                <w:szCs w:val="17"/>
               </w:rPr>
               <w:t xml:space="preserve">Teşekkür ederim · Bir şey değil (Affedersin)</w:t>
             </w:r>
@@ -7084,7 +7022,7 @@
           </w:tcPr>
           <w:p>
             <w:pPr>
-              <w:spacing w:after="0" w:line="270"/>
+              <w:spacing w:after="0" w:line="220"/>
               <w:jc w:val="center"/>
             </w:pPr>
             <w:r>
@@ -7095,8 +7033,8 @@
                 <w:i w:val="false"/>
                 <w:iCs w:val="false"/>
                 <w:color w:val="111111"/>
-                <w:sz w:val="19"/>
-                <w:szCs w:val="19"/>
+                <w:sz w:val="17"/>
+                <w:szCs w:val="17"/>
               </w:rPr>
               <w:t xml:space="preserve">3</w:t>
             </w:r>
@@ -7115,19 +7053,19 @@
           </w:tcPr>
           <w:p>
             <w:pPr>
-              <w:spacing w:after="0" w:line="270"/>
-              <w:jc w:val="center"/>
-            </w:pPr>
-            <w:r>
-              <w:rPr>
-                <w:rFonts w:ascii="Times New Roman" w:cs="Times New Roman" w:eastAsia="Times New Roman" w:hAnsi="Times New Roman"/>
-                <w:b w:val="false"/>
-                <w:bCs w:val="false"/>
-                <w:i w:val="false"/>
-                <w:iCs w:val="false"/>
-                <w:color w:val="111111"/>
-                <w:sz w:val="19"/>
-                <w:szCs w:val="19"/>
+              <w:spacing w:after="0" w:line="220"/>
+              <w:jc w:val="center"/>
+            </w:pPr>
+            <w:r>
+              <w:rPr>
+                <w:rFonts w:ascii="Times New Roman" w:cs="Times New Roman" w:eastAsia="Times New Roman" w:hAnsi="Times New Roman"/>
+                <w:b w:val="false"/>
+                <w:bCs w:val="false"/>
+                <w:i w:val="false"/>
+                <w:iCs w:val="false"/>
+                <w:color w:val="111111"/>
+                <w:sz w:val="17"/>
+                <w:szCs w:val="17"/>
               </w:rPr>
               <w:t xml:space="preserve">10</w:t>
             </w:r>
@@ -7147,7 +7085,7 @@
           <w:p>
             <w:pPr>
               <w:bidi/>
-              <w:spacing w:after="0" w:line="320"/>
+              <w:spacing w:after="0" w:line="220"/>
             </w:pPr>
             <w:r>
               <w:rPr>
@@ -7155,8 +7093,8 @@
                 <w:b w:val="false"/>
                 <w:bCs w:val="false"/>
                 <w:color w:val="111111"/>
-                <w:sz w:val="27"/>
-                <w:szCs w:val="27"/>
+                <w:sz w:val="25"/>
+                <w:szCs w:val="25"/>
                 <w:rtl/>
               </w:rPr>
               <w:t xml:space="preserve">طَالِبٌ  ،  مُعَلِّمَةٌ  ،  صَدِيقٌ  ،  نَعَمْ  ،  لَا</w:t>
@@ -7178,7 +7116,7 @@
           </w:tcPr>
           <w:p>
             <w:pPr>
-              <w:spacing w:after="0" w:line="270"/>
+              <w:spacing w:after="0" w:line="220"/>
               <w:jc w:val="center"/>
             </w:pPr>
             <w:r>
@@ -7189,8 +7127,8 @@
                 <w:i w:val="false"/>
                 <w:iCs w:val="false"/>
                 <w:color w:val="111111"/>
-                <w:sz w:val="19"/>
-                <w:szCs w:val="19"/>
+                <w:sz w:val="17"/>
+                <w:szCs w:val="17"/>
               </w:rPr>
               <w:t xml:space="preserve">4</w:t>
             </w:r>
@@ -7209,19 +7147,19 @@
           </w:tcPr>
           <w:p>
             <w:pPr>
-              <w:spacing w:after="0" w:line="270"/>
-              <w:jc w:val="center"/>
-            </w:pPr>
-            <w:r>
-              <w:rPr>
-                <w:rFonts w:ascii="Times New Roman" w:cs="Times New Roman" w:eastAsia="Times New Roman" w:hAnsi="Times New Roman"/>
-                <w:b w:val="false"/>
-                <w:bCs w:val="false"/>
-                <w:i w:val="false"/>
-                <w:iCs w:val="false"/>
-                <w:color w:val="111111"/>
-                <w:sz w:val="19"/>
-                <w:szCs w:val="19"/>
+              <w:spacing w:after="0" w:line="220"/>
+              <w:jc w:val="center"/>
+            </w:pPr>
+            <w:r>
+              <w:rPr>
+                <w:rFonts w:ascii="Times New Roman" w:cs="Times New Roman" w:eastAsia="Times New Roman" w:hAnsi="Times New Roman"/>
+                <w:b w:val="false"/>
+                <w:bCs w:val="false"/>
+                <w:i w:val="false"/>
+                <w:iCs w:val="false"/>
+                <w:color w:val="111111"/>
+                <w:sz w:val="17"/>
+                <w:szCs w:val="17"/>
               </w:rPr>
               <w:t xml:space="preserve">15</w:t>
             </w:r>
@@ -7240,18 +7178,18 @@
           </w:tcPr>
           <w:p>
             <w:pPr>
-              <w:spacing w:after="0" w:line="270"/>
-            </w:pPr>
-            <w:r>
-              <w:rPr>
-                <w:rFonts w:ascii="Times New Roman" w:cs="Times New Roman" w:eastAsia="Times New Roman" w:hAnsi="Times New Roman"/>
-                <w:b w:val="false"/>
-                <w:bCs w:val="false"/>
-                <w:i w:val="false"/>
-                <w:iCs w:val="false"/>
-                <w:color w:val="111111"/>
-                <w:sz w:val="19"/>
-                <w:szCs w:val="19"/>
+              <w:spacing w:after="0" w:line="220"/>
+            </w:pPr>
+            <w:r>
+              <w:rPr>
+                <w:rFonts w:ascii="Times New Roman" w:cs="Times New Roman" w:eastAsia="Times New Roman" w:hAnsi="Times New Roman"/>
+                <w:b w:val="false"/>
+                <w:bCs w:val="false"/>
+                <w:i w:val="false"/>
+                <w:iCs w:val="false"/>
+                <w:color w:val="111111"/>
+                <w:sz w:val="17"/>
+                <w:szCs w:val="17"/>
               </w:rPr>
               <w:t xml:space="preserve">1 - d  ·  2 - b  ·  3 - e  ·  4 - c  ·  5 - a</w:t>
             </w:r>
@@ -7272,7 +7210,7 @@
           </w:tcPr>
           <w:p>
             <w:pPr>
-              <w:spacing w:after="0" w:line="270"/>
+              <w:spacing w:after="0" w:line="220"/>
               <w:jc w:val="center"/>
             </w:pPr>
             <w:r>
@@ -7283,8 +7221,8 @@
                 <w:i w:val="false"/>
                 <w:iCs w:val="false"/>
                 <w:color w:val="111111"/>
-                <w:sz w:val="19"/>
-                <w:szCs w:val="19"/>
+                <w:sz w:val="17"/>
+                <w:szCs w:val="17"/>
               </w:rPr>
               <w:t xml:space="preserve">5</w:t>
             </w:r>
@@ -7303,19 +7241,19 @@
           </w:tcPr>
           <w:p>
             <w:pPr>
-              <w:spacing w:after="0" w:line="270"/>
-              <w:jc w:val="center"/>
-            </w:pPr>
-            <w:r>
-              <w:rPr>
-                <w:rFonts w:ascii="Times New Roman" w:cs="Times New Roman" w:eastAsia="Times New Roman" w:hAnsi="Times New Roman"/>
-                <w:b w:val="false"/>
-                <w:bCs w:val="false"/>
-                <w:i w:val="false"/>
-                <w:iCs w:val="false"/>
-                <w:color w:val="111111"/>
-                <w:sz w:val="19"/>
-                <w:szCs w:val="19"/>
+              <w:spacing w:after="0" w:line="220"/>
+              <w:jc w:val="center"/>
+            </w:pPr>
+            <w:r>
+              <w:rPr>
+                <w:rFonts w:ascii="Times New Roman" w:cs="Times New Roman" w:eastAsia="Times New Roman" w:hAnsi="Times New Roman"/>
+                <w:b w:val="false"/>
+                <w:bCs w:val="false"/>
+                <w:i w:val="false"/>
+                <w:iCs w:val="false"/>
+                <w:color w:val="111111"/>
+                <w:sz w:val="17"/>
+                <w:szCs w:val="17"/>
               </w:rPr>
               <w:t xml:space="preserve">10</w:t>
             </w:r>
@@ -7335,7 +7273,7 @@
           <w:p>
             <w:pPr>
               <w:bidi/>
-              <w:spacing w:after="0" w:line="320"/>
+              <w:spacing w:after="0" w:line="220"/>
             </w:pPr>
             <w:r>
               <w:rPr>
@@ -7343,8 +7281,8 @@
                 <w:b w:val="false"/>
                 <w:bCs w:val="false"/>
                 <w:color w:val="111111"/>
-                <w:sz w:val="27"/>
-                <w:szCs w:val="27"/>
+                <w:sz w:val="25"/>
+                <w:szCs w:val="25"/>
                 <w:rtl/>
               </w:rPr>
               <w:t xml:space="preserve">اِسْمِي  ،  أَنَا  ،  أَنْتِ  ،  أَنْتَ  ،  مُعَلِّمٌ</w:t>
@@ -7366,7 +7304,7 @@
           </w:tcPr>
           <w:p>
             <w:pPr>
-              <w:spacing w:after="0" w:line="270"/>
+              <w:spacing w:after="0" w:line="220"/>
               <w:jc w:val="center"/>
             </w:pPr>
             <w:r>
@@ -7377,8 +7315,8 @@
                 <w:i w:val="false"/>
                 <w:iCs w:val="false"/>
                 <w:color w:val="111111"/>
-                <w:sz w:val="19"/>
-                <w:szCs w:val="19"/>
+                <w:sz w:val="17"/>
+                <w:szCs w:val="17"/>
               </w:rPr>
               <w:t xml:space="preserve">6</w:t>
             </w:r>
@@ -7397,19 +7335,19 @@
           </w:tcPr>
           <w:p>
             <w:pPr>
-              <w:spacing w:after="0" w:line="270"/>
-              <w:jc w:val="center"/>
-            </w:pPr>
-            <w:r>
-              <w:rPr>
-                <w:rFonts w:ascii="Times New Roman" w:cs="Times New Roman" w:eastAsia="Times New Roman" w:hAnsi="Times New Roman"/>
-                <w:b w:val="false"/>
-                <w:bCs w:val="false"/>
-                <w:i w:val="false"/>
-                <w:iCs w:val="false"/>
-                <w:color w:val="111111"/>
-                <w:sz w:val="19"/>
-                <w:szCs w:val="19"/>
+              <w:spacing w:after="0" w:line="220"/>
+              <w:jc w:val="center"/>
+            </w:pPr>
+            <w:r>
+              <w:rPr>
+                <w:rFonts w:ascii="Times New Roman" w:cs="Times New Roman" w:eastAsia="Times New Roman" w:hAnsi="Times New Roman"/>
+                <w:b w:val="false"/>
+                <w:bCs w:val="false"/>
+                <w:i w:val="false"/>
+                <w:iCs w:val="false"/>
+                <w:color w:val="111111"/>
+                <w:sz w:val="17"/>
+                <w:szCs w:val="17"/>
               </w:rPr>
               <w:t xml:space="preserve">15</w:t>
             </w:r>
@@ -7428,18 +7366,18 @@
           </w:tcPr>
           <w:p>
             <w:pPr>
-              <w:spacing w:after="0" w:line="270"/>
-            </w:pPr>
-            <w:r>
-              <w:rPr>
-                <w:rFonts w:ascii="Times New Roman" w:cs="Times New Roman" w:eastAsia="Times New Roman" w:hAnsi="Times New Roman"/>
-                <w:b w:val="false"/>
-                <w:bCs w:val="false"/>
-                <w:i w:val="false"/>
-                <w:iCs w:val="false"/>
-                <w:color w:val="111111"/>
-                <w:sz w:val="19"/>
-                <w:szCs w:val="19"/>
+              <w:spacing w:after="0" w:line="220"/>
+            </w:pPr>
+            <w:r>
+              <w:rPr>
+                <w:rFonts w:ascii="Times New Roman" w:cs="Times New Roman" w:eastAsia="Times New Roman" w:hAnsi="Times New Roman"/>
+                <w:b w:val="false"/>
+                <w:bCs w:val="false"/>
+                <w:i w:val="false"/>
+                <w:iCs w:val="false"/>
+                <w:color w:val="111111"/>
+                <w:sz w:val="17"/>
+                <w:szCs w:val="17"/>
               </w:rPr>
               <w:t xml:space="preserve">1 - A  ·  2 - A  ·  3 - B  ·  4 - B  ·  5 - C</w:t>
             </w:r>
@@ -7460,7 +7398,7 @@
           </w:tcPr>
           <w:p>
             <w:pPr>
-              <w:spacing w:after="0" w:line="270"/>
+              <w:spacing w:after="0" w:line="220"/>
               <w:jc w:val="center"/>
             </w:pPr>
             <w:r>
@@ -7471,8 +7409,8 @@
                 <w:i w:val="false"/>
                 <w:iCs w:val="false"/>
                 <w:color w:val="111111"/>
-                <w:sz w:val="19"/>
-                <w:szCs w:val="19"/>
+                <w:sz w:val="17"/>
+                <w:szCs w:val="17"/>
               </w:rPr>
               <w:t xml:space="preserve">7</w:t>
             </w:r>
@@ -7491,19 +7429,19 @@
           </w:tcPr>
           <w:p>
             <w:pPr>
-              <w:spacing w:after="0" w:line="270"/>
-              <w:jc w:val="center"/>
-            </w:pPr>
-            <w:r>
-              <w:rPr>
-                <w:rFonts w:ascii="Times New Roman" w:cs="Times New Roman" w:eastAsia="Times New Roman" w:hAnsi="Times New Roman"/>
-                <w:b w:val="false"/>
-                <w:bCs w:val="false"/>
-                <w:i w:val="false"/>
-                <w:iCs w:val="false"/>
-                <w:color w:val="111111"/>
-                <w:sz w:val="19"/>
-                <w:szCs w:val="19"/>
+              <w:spacing w:after="0" w:line="220"/>
+              <w:jc w:val="center"/>
+            </w:pPr>
+            <w:r>
+              <w:rPr>
+                <w:rFonts w:ascii="Times New Roman" w:cs="Times New Roman" w:eastAsia="Times New Roman" w:hAnsi="Times New Roman"/>
+                <w:b w:val="false"/>
+                <w:bCs w:val="false"/>
+                <w:i w:val="false"/>
+                <w:iCs w:val="false"/>
+                <w:color w:val="111111"/>
+                <w:sz w:val="17"/>
+                <w:szCs w:val="17"/>
               </w:rPr>
               <w:t xml:space="preserve">10</w:t>
             </w:r>
@@ -7523,7 +7461,7 @@
           <w:p>
             <w:pPr>
               <w:bidi/>
-              <w:spacing w:after="0" w:line="320"/>
+              <w:spacing w:after="0" w:line="220"/>
             </w:pPr>
             <w:r>
               <w:rPr>
@@ -7531,8 +7469,8 @@
                 <w:b w:val="false"/>
                 <w:bCs w:val="false"/>
                 <w:color w:val="111111"/>
-                <w:sz w:val="27"/>
-                <w:szCs w:val="27"/>
+                <w:sz w:val="25"/>
+                <w:szCs w:val="25"/>
                 <w:rtl/>
               </w:rPr>
               <w:t xml:space="preserve">وَعَلَيْكُمُ السَّلَامُ  ،  اِسْمِي  ،  بِخَيْرٍ  ،  أَهْلًا وَسَهْلًا  ،  مَعَ السَّلَامَةِ</w:t>
@@ -7554,7 +7492,7 @@
           </w:tcPr>
           <w:p>
             <w:pPr>
-              <w:spacing w:after="0" w:line="270"/>
+              <w:spacing w:after="0" w:line="220"/>
               <w:jc w:val="center"/>
             </w:pPr>
             <w:r>
@@ -7565,8 +7503,8 @@
                 <w:i w:val="false"/>
                 <w:iCs w:val="false"/>
                 <w:color w:val="111111"/>
-                <w:sz w:val="19"/>
-                <w:szCs w:val="19"/>
+                <w:sz w:val="17"/>
+                <w:szCs w:val="17"/>
               </w:rPr>
               <w:t xml:space="preserve">8</w:t>
             </w:r>
@@ -7585,19 +7523,19 @@
           </w:tcPr>
           <w:p>
             <w:pPr>
-              <w:spacing w:after="0" w:line="270"/>
-              <w:jc w:val="center"/>
-            </w:pPr>
-            <w:r>
-              <w:rPr>
-                <w:rFonts w:ascii="Times New Roman" w:cs="Times New Roman" w:eastAsia="Times New Roman" w:hAnsi="Times New Roman"/>
-                <w:b w:val="false"/>
-                <w:bCs w:val="false"/>
-                <w:i w:val="false"/>
-                <w:iCs w:val="false"/>
-                <w:color w:val="111111"/>
-                <w:sz w:val="19"/>
-                <w:szCs w:val="19"/>
+              <w:spacing w:after="0" w:line="220"/>
+              <w:jc w:val="center"/>
+            </w:pPr>
+            <w:r>
+              <w:rPr>
+                <w:rFonts w:ascii="Times New Roman" w:cs="Times New Roman" w:eastAsia="Times New Roman" w:hAnsi="Times New Roman"/>
+                <w:b w:val="false"/>
+                <w:bCs w:val="false"/>
+                <w:i w:val="false"/>
+                <w:iCs w:val="false"/>
+                <w:color w:val="111111"/>
+                <w:sz w:val="17"/>
+                <w:szCs w:val="17"/>
               </w:rPr>
               <w:t xml:space="preserve">15</w:t>
             </w:r>
@@ -7616,18 +7554,18 @@
           </w:tcPr>
           <w:p>
             <w:pPr>
-              <w:spacing w:after="0" w:line="270"/>
-            </w:pPr>
-            <w:r>
-              <w:rPr>
-                <w:rFonts w:ascii="Times New Roman" w:cs="Times New Roman" w:eastAsia="Times New Roman" w:hAnsi="Times New Roman"/>
-                <w:b w:val="false"/>
-                <w:bCs w:val="false"/>
-                <w:i w:val="false"/>
-                <w:iCs w:val="false"/>
-                <w:color w:val="111111"/>
-                <w:sz w:val="19"/>
-                <w:szCs w:val="19"/>
+              <w:spacing w:after="0" w:line="220"/>
+            </w:pPr>
+            <w:r>
+              <w:rPr>
+                <w:rFonts w:ascii="Times New Roman" w:cs="Times New Roman" w:eastAsia="Times New Roman" w:hAnsi="Times New Roman"/>
+                <w:b w:val="false"/>
+                <w:bCs w:val="false"/>
+                <w:i w:val="false"/>
+                <w:iCs w:val="false"/>
+                <w:color w:val="111111"/>
+                <w:sz w:val="17"/>
+                <w:szCs w:val="17"/>
               </w:rPr>
               <w:t xml:space="preserve">Dereceli puanlama anahtarına göre değerlendirilir.</w:t>
             </w:r>
@@ -7637,7 +7575,7 @@
     </w:tbl>
     <w:p>
       <w:pPr>
-        <w:spacing w:after="110"/>
+        <w:spacing w:after="44"/>
       </w:pPr>
       <w:r>
         <w:rPr>
@@ -7647,8 +7585,8 @@
           <w:i w:val="false"/>
           <w:iCs w:val="false"/>
           <w:color w:val="111111"/>
-          <w:sz w:val="21"/>
-          <w:szCs w:val="21"/>
+          <w:sz w:val="18"/>
+          <w:szCs w:val="18"/>
         </w:rPr>
         <w:t xml:space="preserve"/>
       </w:r>
@@ -7656,7 +7594,7 @@
     <w:p>
       <w:pPr>
         <w:keepNext w:val="false"/>
-        <w:spacing w:after="90" w:before="0" w:line="280"/>
+        <w:spacing w:after="36" w:before="0" w:line="220"/>
       </w:pPr>
       <w:r>
         <w:rPr>
@@ -7666,8 +7604,8 @@
           <w:i w:val="false"/>
           <w:iCs w:val="false"/>
           <w:color w:val="111111"/>
-          <w:sz w:val="20"/>
-          <w:szCs w:val="20"/>
+          <w:sz w:val="17"/>
+          <w:szCs w:val="17"/>
         </w:rPr>
         <w:t xml:space="preserve">8. soru için dereceli puanlama anahtarı</w:t>
       </w:r>
@@ -7707,7 +7645,7 @@
           </w:tcPr>
           <w:p>
             <w:pPr>
-              <w:spacing w:after="0" w:line="270"/>
+              <w:spacing w:after="0" w:line="220"/>
               <w:jc w:val="center"/>
             </w:pPr>
             <w:r>
@@ -7718,28 +7656,435 @@
                 <w:i w:val="false"/>
                 <w:iCs w:val="false"/>
                 <w:color w:val="111111"/>
+                <w:sz w:val="16"/>
+                <w:szCs w:val="16"/>
+              </w:rPr>
+              <w:t xml:space="preserve">Ölçüt</w:t>
+            </w:r>
+          </w:p>
+        </w:tc>
+        <w:tc>
+          <w:tcPr>
+            <w:tcW w:type="dxa" w:w="6164"/>
+            <w:shd w:fill="E7EEF5" w:color="auto" w:val="clear"/>
+            <w:tcMar>
+              <w:top w:type="dxa" w:w="60"/>
+              <w:left w:type="dxa" w:w="90"/>
+              <w:bottom w:type="dxa" w:w="60"/>
+              <w:right w:type="dxa" w:w="90"/>
+            </w:tcMar>
+            <w:vAlign w:val="center"/>
+          </w:tcPr>
+          <w:p>
+            <w:pPr>
+              <w:spacing w:after="0" w:line="220"/>
+              <w:jc w:val="center"/>
+            </w:pPr>
+            <w:r>
+              <w:rPr>
+                <w:rFonts w:ascii="Times New Roman" w:cs="Times New Roman" w:eastAsia="Times New Roman" w:hAnsi="Times New Roman"/>
+                <w:b/>
+                <w:bCs/>
+                <w:i w:val="false"/>
+                <w:iCs w:val="false"/>
+                <w:color w:val="111111"/>
+                <w:sz w:val="16"/>
+                <w:szCs w:val="16"/>
+              </w:rPr>
+              <w:t xml:space="preserve">Beklenen davranış</w:t>
+            </w:r>
+          </w:p>
+        </w:tc>
+        <w:tc>
+          <w:tcPr>
+            <w:tcW w:type="dxa" w:w="1100"/>
+            <w:shd w:fill="E7EEF5" w:color="auto" w:val="clear"/>
+            <w:tcMar>
+              <w:top w:type="dxa" w:w="60"/>
+              <w:left w:type="dxa" w:w="90"/>
+              <w:bottom w:type="dxa" w:w="60"/>
+              <w:right w:type="dxa" w:w="90"/>
+            </w:tcMar>
+            <w:vAlign w:val="center"/>
+          </w:tcPr>
+          <w:p>
+            <w:pPr>
+              <w:spacing w:after="0" w:line="220"/>
+              <w:jc w:val="center"/>
+            </w:pPr>
+            <w:r>
+              <w:rPr>
+                <w:rFonts w:ascii="Times New Roman" w:cs="Times New Roman" w:eastAsia="Times New Roman" w:hAnsi="Times New Roman"/>
+                <w:b/>
+                <w:bCs/>
+                <w:i w:val="false"/>
+                <w:iCs w:val="false"/>
+                <w:color w:val="111111"/>
+                <w:sz w:val="16"/>
+                <w:szCs w:val="16"/>
+              </w:rPr>
+              <w:t xml:space="preserve">Puan</w:t>
+            </w:r>
+          </w:p>
+        </w:tc>
+      </w:tr>
+      <w:tr>
+        <w:tc>
+          <w:tcPr>
+            <w:tcW w:type="dxa" w:w="2600"/>
+            <w:tcMar>
+              <w:top w:type="dxa" w:w="30"/>
+              <w:left w:type="dxa" w:w="90"/>
+              <w:bottom w:type="dxa" w:w="30"/>
+              <w:right w:type="dxa" w:w="90"/>
+            </w:tcMar>
+            <w:vAlign w:val="center"/>
+          </w:tcPr>
+          <w:p>
+            <w:pPr>
+              <w:spacing w:after="0" w:line="220"/>
+            </w:pPr>
+            <w:r>
+              <w:rPr>
+                <w:rFonts w:ascii="Times New Roman" w:cs="Times New Roman" w:eastAsia="Times New Roman" w:hAnsi="Times New Roman"/>
+                <w:b/>
+                <w:bCs/>
+                <w:i w:val="false"/>
+                <w:iCs w:val="false"/>
+                <w:color w:val="111111"/>
+                <w:sz w:val="17"/>
+                <w:szCs w:val="17"/>
+              </w:rPr>
+              <w:t xml:space="preserve">Tanışma kalıpları</w:t>
+            </w:r>
+          </w:p>
+        </w:tc>
+        <w:tc>
+          <w:tcPr>
+            <w:tcW w:type="dxa" w:w="6164"/>
+            <w:tcMar>
+              <w:top w:type="dxa" w:w="30"/>
+              <w:left w:type="dxa" w:w="90"/>
+              <w:bottom w:type="dxa" w:w="30"/>
+              <w:right w:type="dxa" w:w="90"/>
+            </w:tcMar>
+            <w:vAlign w:val="center"/>
+          </w:tcPr>
+          <w:p>
+            <w:pPr>
+              <w:spacing w:after="0" w:line="220"/>
+            </w:pPr>
+            <w:r>
+              <w:rPr>
+                <w:rFonts w:ascii="Times New Roman" w:cs="Times New Roman" w:eastAsia="Times New Roman" w:hAnsi="Times New Roman"/>
+                <w:b w:val="false"/>
+                <w:bCs w:val="false"/>
+                <w:i w:val="false"/>
+                <w:iCs w:val="false"/>
+                <w:color w:val="111111"/>
+                <w:sz w:val="17"/>
+                <w:szCs w:val="17"/>
+              </w:rPr>
+              <w:t xml:space="preserve">Öğrendiği tanıtma kalıplarını yerinde kullanır.</w:t>
+            </w:r>
+          </w:p>
+        </w:tc>
+        <w:tc>
+          <w:tcPr>
+            <w:tcW w:type="dxa" w:w="1100"/>
+            <w:tcMar>
+              <w:top w:type="dxa" w:w="30"/>
+              <w:left w:type="dxa" w:w="90"/>
+              <w:bottom w:type="dxa" w:w="30"/>
+              <w:right w:type="dxa" w:w="90"/>
+            </w:tcMar>
+            <w:vAlign w:val="center"/>
+          </w:tcPr>
+          <w:p>
+            <w:pPr>
+              <w:spacing w:after="0" w:line="220"/>
+              <w:jc w:val="center"/>
+            </w:pPr>
+            <w:r>
+              <w:rPr>
+                <w:rFonts w:ascii="Times New Roman" w:cs="Times New Roman" w:eastAsia="Times New Roman" w:hAnsi="Times New Roman"/>
+                <w:b w:val="false"/>
+                <w:bCs w:val="false"/>
+                <w:i w:val="false"/>
+                <w:iCs w:val="false"/>
+                <w:color w:val="111111"/>
+                <w:sz w:val="17"/>
+                <w:szCs w:val="17"/>
+              </w:rPr>
+              <w:t xml:space="preserve">5</w:t>
+            </w:r>
+          </w:p>
+        </w:tc>
+      </w:tr>
+      <w:tr>
+        <w:tc>
+          <w:tcPr>
+            <w:tcW w:type="dxa" w:w="2600"/>
+            <w:tcMar>
+              <w:top w:type="dxa" w:w="30"/>
+              <w:left w:type="dxa" w:w="90"/>
+              <w:bottom w:type="dxa" w:w="30"/>
+              <w:right w:type="dxa" w:w="90"/>
+            </w:tcMar>
+            <w:vAlign w:val="center"/>
+          </w:tcPr>
+          <w:p>
+            <w:pPr>
+              <w:spacing w:after="0" w:line="220"/>
+            </w:pPr>
+            <w:r>
+              <w:rPr>
+                <w:rFonts w:ascii="Times New Roman" w:cs="Times New Roman" w:eastAsia="Times New Roman" w:hAnsi="Times New Roman"/>
+                <w:b/>
+                <w:bCs/>
+                <w:i w:val="false"/>
+                <w:iCs w:val="false"/>
+                <w:color w:val="111111"/>
+                <w:sz w:val="17"/>
+                <w:szCs w:val="17"/>
+              </w:rPr>
+              <w:t xml:space="preserve">Söz varlığı ve dil bilgisi</w:t>
+            </w:r>
+          </w:p>
+        </w:tc>
+        <w:tc>
+          <w:tcPr>
+            <w:tcW w:type="dxa" w:w="6164"/>
+            <w:tcMar>
+              <w:top w:type="dxa" w:w="30"/>
+              <w:left w:type="dxa" w:w="90"/>
+              <w:bottom w:type="dxa" w:w="30"/>
+              <w:right w:type="dxa" w:w="90"/>
+            </w:tcMar>
+            <w:vAlign w:val="center"/>
+          </w:tcPr>
+          <w:p>
+            <w:pPr>
+              <w:spacing w:after="0" w:line="220"/>
+            </w:pPr>
+            <w:r>
+              <w:rPr>
+                <w:rFonts w:ascii="Times New Roman" w:cs="Times New Roman" w:eastAsia="Times New Roman" w:hAnsi="Times New Roman"/>
+                <w:b w:val="false"/>
+                <w:bCs w:val="false"/>
+                <w:i w:val="false"/>
+                <w:iCs w:val="false"/>
+                <w:color w:val="111111"/>
+                <w:sz w:val="17"/>
+                <w:szCs w:val="17"/>
+              </w:rPr>
+              <w:t xml:space="preserve">Zamiri ve basit isim cümlesini doğru kurar.</w:t>
+            </w:r>
+          </w:p>
+        </w:tc>
+        <w:tc>
+          <w:tcPr>
+            <w:tcW w:type="dxa" w:w="1100"/>
+            <w:tcMar>
+              <w:top w:type="dxa" w:w="30"/>
+              <w:left w:type="dxa" w:w="90"/>
+              <w:bottom w:type="dxa" w:w="30"/>
+              <w:right w:type="dxa" w:w="90"/>
+            </w:tcMar>
+            <w:vAlign w:val="center"/>
+          </w:tcPr>
+          <w:p>
+            <w:pPr>
+              <w:spacing w:after="0" w:line="220"/>
+              <w:jc w:val="center"/>
+            </w:pPr>
+            <w:r>
+              <w:rPr>
+                <w:rFonts w:ascii="Times New Roman" w:cs="Times New Roman" w:eastAsia="Times New Roman" w:hAnsi="Times New Roman"/>
+                <w:b w:val="false"/>
+                <w:bCs w:val="false"/>
+                <w:i w:val="false"/>
+                <w:iCs w:val="false"/>
+                <w:color w:val="111111"/>
+                <w:sz w:val="17"/>
+                <w:szCs w:val="17"/>
+              </w:rPr>
+              <w:t xml:space="preserve">5</w:t>
+            </w:r>
+          </w:p>
+        </w:tc>
+      </w:tr>
+      <w:tr>
+        <w:tc>
+          <w:tcPr>
+            <w:tcW w:type="dxa" w:w="2600"/>
+            <w:tcMar>
+              <w:top w:type="dxa" w:w="30"/>
+              <w:left w:type="dxa" w:w="90"/>
+              <w:bottom w:type="dxa" w:w="30"/>
+              <w:right w:type="dxa" w:w="90"/>
+            </w:tcMar>
+            <w:vAlign w:val="center"/>
+          </w:tcPr>
+          <w:p>
+            <w:pPr>
+              <w:spacing w:after="0" w:line="220"/>
+            </w:pPr>
+            <w:r>
+              <w:rPr>
+                <w:rFonts w:ascii="Times New Roman" w:cs="Times New Roman" w:eastAsia="Times New Roman" w:hAnsi="Times New Roman"/>
+                <w:b/>
+                <w:bCs/>
+                <w:i w:val="false"/>
+                <w:iCs w:val="false"/>
+                <w:color w:val="111111"/>
+                <w:sz w:val="17"/>
+                <w:szCs w:val="17"/>
+              </w:rPr>
+              <w:t xml:space="preserve">Yazım ve hareke</w:t>
+            </w:r>
+          </w:p>
+        </w:tc>
+        <w:tc>
+          <w:tcPr>
+            <w:tcW w:type="dxa" w:w="6164"/>
+            <w:tcMar>
+              <w:top w:type="dxa" w:w="30"/>
+              <w:left w:type="dxa" w:w="90"/>
+              <w:bottom w:type="dxa" w:w="30"/>
+              <w:right w:type="dxa" w:w="90"/>
+            </w:tcMar>
+            <w:vAlign w:val="center"/>
+          </w:tcPr>
+          <w:p>
+            <w:pPr>
+              <w:spacing w:after="0" w:line="220"/>
+            </w:pPr>
+            <w:r>
+              <w:rPr>
+                <w:rFonts w:ascii="Times New Roman" w:cs="Times New Roman" w:eastAsia="Times New Roman" w:hAnsi="Times New Roman"/>
+                <w:b w:val="false"/>
+                <w:bCs w:val="false"/>
+                <w:i w:val="false"/>
+                <w:iCs w:val="false"/>
+                <w:color w:val="111111"/>
+                <w:sz w:val="17"/>
+                <w:szCs w:val="17"/>
+              </w:rPr>
+              <w:t xml:space="preserve">Harfleri bitiştirerek ve harekeleyerek yazar.</w:t>
+            </w:r>
+          </w:p>
+        </w:tc>
+        <w:tc>
+          <w:tcPr>
+            <w:tcW w:type="dxa" w:w="1100"/>
+            <w:tcMar>
+              <w:top w:type="dxa" w:w="30"/>
+              <w:left w:type="dxa" w:w="90"/>
+              <w:bottom w:type="dxa" w:w="30"/>
+              <w:right w:type="dxa" w:w="90"/>
+            </w:tcMar>
+            <w:vAlign w:val="center"/>
+          </w:tcPr>
+          <w:p>
+            <w:pPr>
+              <w:spacing w:after="0" w:line="220"/>
+              <w:jc w:val="center"/>
+            </w:pPr>
+            <w:r>
+              <w:rPr>
+                <w:rFonts w:ascii="Times New Roman" w:cs="Times New Roman" w:eastAsia="Times New Roman" w:hAnsi="Times New Roman"/>
+                <w:b w:val="false"/>
+                <w:bCs w:val="false"/>
+                <w:i w:val="false"/>
+                <w:iCs w:val="false"/>
+                <w:color w:val="111111"/>
+                <w:sz w:val="17"/>
+                <w:szCs w:val="17"/>
+              </w:rPr>
+              <w:t xml:space="preserve">5</w:t>
+            </w:r>
+          </w:p>
+        </w:tc>
+      </w:tr>
+      <w:tr>
+        <w:tc>
+          <w:tcPr>
+            <w:tcW w:type="dxa" w:w="2600"/>
+            <w:shd w:fill="D8E2EC" w:color="auto" w:val="clear"/>
+            <w:tcMar>
+              <w:top w:type="dxa" w:w="30"/>
+              <w:left w:type="dxa" w:w="90"/>
+              <w:bottom w:type="dxa" w:w="30"/>
+              <w:right w:type="dxa" w:w="90"/>
+            </w:tcMar>
+            <w:vAlign w:val="center"/>
+          </w:tcPr>
+          <w:p>
+            <w:pPr>
+              <w:spacing w:after="0" w:line="220"/>
+            </w:pPr>
+            <w:r>
+              <w:rPr>
+                <w:rFonts w:ascii="Times New Roman" w:cs="Times New Roman" w:eastAsia="Times New Roman" w:hAnsi="Times New Roman"/>
+                <w:b/>
+                <w:bCs/>
+                <w:i w:val="false"/>
+                <w:iCs w:val="false"/>
+                <w:color w:val="111111"/>
+                <w:sz w:val="17"/>
+                <w:szCs w:val="17"/>
+              </w:rPr>
+              <w:t xml:space="preserve">TOPLAM</w:t>
+            </w:r>
+          </w:p>
+        </w:tc>
+        <w:tc>
+          <w:tcPr>
+            <w:tcW w:type="dxa" w:w="6164"/>
+            <w:shd w:fill="D8E2EC" w:color="auto" w:val="clear"/>
+            <w:tcMar>
+              <w:top w:type="dxa" w:w="30"/>
+              <w:left w:type="dxa" w:w="90"/>
+              <w:bottom w:type="dxa" w:w="30"/>
+              <w:right w:type="dxa" w:w="90"/>
+            </w:tcMar>
+            <w:vAlign w:val="center"/>
+          </w:tcPr>
+          <w:p>
+            <w:pPr>
+              <w:spacing w:after="0" w:line="220"/>
+            </w:pPr>
+            <w:r>
+              <w:rPr>
+                <w:rFonts w:ascii="Times New Roman" w:cs="Times New Roman" w:eastAsia="Times New Roman" w:hAnsi="Times New Roman"/>
+                <w:b w:val="false"/>
+                <w:bCs w:val="false"/>
+                <w:i w:val="false"/>
+                <w:iCs w:val="false"/>
+                <w:color w:val="111111"/>
                 <w:sz w:val="18"/>
                 <w:szCs w:val="18"/>
               </w:rPr>
-              <w:t xml:space="preserve">Ölçüt</w:t>
-            </w:r>
-          </w:p>
-        </w:tc>
-        <w:tc>
-          <w:tcPr>
-            <w:tcW w:type="dxa" w:w="6164"/>
-            <w:shd w:fill="E7EEF5" w:color="auto" w:val="clear"/>
-            <w:tcMar>
-              <w:top w:type="dxa" w:w="60"/>
-              <w:left w:type="dxa" w:w="90"/>
-              <w:bottom w:type="dxa" w:w="60"/>
-              <w:right w:type="dxa" w:w="90"/>
-            </w:tcMar>
-            <w:vAlign w:val="center"/>
-          </w:tcPr>
-          <w:p>
-            <w:pPr>
-              <w:spacing w:after="0" w:line="270"/>
+              <w:t xml:space="preserve"/>
+            </w:r>
+          </w:p>
+        </w:tc>
+        <w:tc>
+          <w:tcPr>
+            <w:tcW w:type="dxa" w:w="1100"/>
+            <w:shd w:fill="D8E2EC" w:color="auto" w:val="clear"/>
+            <w:tcMar>
+              <w:top w:type="dxa" w:w="30"/>
+              <w:left w:type="dxa" w:w="90"/>
+              <w:bottom w:type="dxa" w:w="30"/>
+              <w:right w:type="dxa" w:w="90"/>
+            </w:tcMar>
+            <w:vAlign w:val="center"/>
+          </w:tcPr>
+          <w:p>
+            <w:pPr>
+              <w:spacing w:after="0" w:line="220"/>
               <w:jc w:val="center"/>
             </w:pPr>
             <w:r>
@@ -7750,415 +8095,8 @@
                 <w:i w:val="false"/>
                 <w:iCs w:val="false"/>
                 <w:color w:val="111111"/>
-                <w:sz w:val="18"/>
-                <w:szCs w:val="18"/>
-              </w:rPr>
-              <w:t xml:space="preserve">Beklenen davranış</w:t>
-            </w:r>
-          </w:p>
-        </w:tc>
-        <w:tc>
-          <w:tcPr>
-            <w:tcW w:type="dxa" w:w="1100"/>
-            <w:shd w:fill="E7EEF5" w:color="auto" w:val="clear"/>
-            <w:tcMar>
-              <w:top w:type="dxa" w:w="60"/>
-              <w:left w:type="dxa" w:w="90"/>
-              <w:bottom w:type="dxa" w:w="60"/>
-              <w:right w:type="dxa" w:w="90"/>
-            </w:tcMar>
-            <w:vAlign w:val="center"/>
-          </w:tcPr>
-          <w:p>
-            <w:pPr>
-              <w:spacing w:after="0" w:line="270"/>
-              <w:jc w:val="center"/>
-            </w:pPr>
-            <w:r>
-              <w:rPr>
-                <w:rFonts w:ascii="Times New Roman" w:cs="Times New Roman" w:eastAsia="Times New Roman" w:hAnsi="Times New Roman"/>
-                <w:b/>
-                <w:bCs/>
-                <w:i w:val="false"/>
-                <w:iCs w:val="false"/>
-                <w:color w:val="111111"/>
-                <w:sz w:val="18"/>
-                <w:szCs w:val="18"/>
-              </w:rPr>
-              <w:t xml:space="preserve">Puan</w:t>
-            </w:r>
-          </w:p>
-        </w:tc>
-      </w:tr>
-      <w:tr>
-        <w:tc>
-          <w:tcPr>
-            <w:tcW w:type="dxa" w:w="2600"/>
-            <w:tcMar>
-              <w:top w:type="dxa" w:w="30"/>
-              <w:left w:type="dxa" w:w="90"/>
-              <w:bottom w:type="dxa" w:w="30"/>
-              <w:right w:type="dxa" w:w="90"/>
-            </w:tcMar>
-            <w:vAlign w:val="center"/>
-          </w:tcPr>
-          <w:p>
-            <w:pPr>
-              <w:spacing w:after="0" w:line="270"/>
-            </w:pPr>
-            <w:r>
-              <w:rPr>
-                <w:rFonts w:ascii="Times New Roman" w:cs="Times New Roman" w:eastAsia="Times New Roman" w:hAnsi="Times New Roman"/>
-                <w:b/>
-                <w:bCs/>
-                <w:i w:val="false"/>
-                <w:iCs w:val="false"/>
-                <w:color w:val="111111"/>
-                <w:sz w:val="19"/>
-                <w:szCs w:val="19"/>
-              </w:rPr>
-              <w:t xml:space="preserve">Tanışma kalıpları</w:t>
-            </w:r>
-          </w:p>
-        </w:tc>
-        <w:tc>
-          <w:tcPr>
-            <w:tcW w:type="dxa" w:w="6164"/>
-            <w:tcMar>
-              <w:top w:type="dxa" w:w="30"/>
-              <w:left w:type="dxa" w:w="90"/>
-              <w:bottom w:type="dxa" w:w="30"/>
-              <w:right w:type="dxa" w:w="90"/>
-            </w:tcMar>
-            <w:vAlign w:val="center"/>
-          </w:tcPr>
-          <w:p>
-            <w:pPr>
-              <w:spacing w:after="0" w:line="270"/>
-            </w:pPr>
-            <w:r>
-              <w:rPr>
-                <w:rFonts w:ascii="Times New Roman" w:cs="Times New Roman" w:eastAsia="Times New Roman" w:hAnsi="Times New Roman"/>
-                <w:b w:val="false"/>
-                <w:bCs w:val="false"/>
-                <w:i w:val="false"/>
-                <w:iCs w:val="false"/>
-                <w:color w:val="111111"/>
-                <w:sz w:val="19"/>
-                <w:szCs w:val="19"/>
-              </w:rPr>
-              <w:t xml:space="preserve">Öğrendiği tanıtma kalıplarını yerinde kullanır.</w:t>
-            </w:r>
-          </w:p>
-        </w:tc>
-        <w:tc>
-          <w:tcPr>
-            <w:tcW w:type="dxa" w:w="1100"/>
-            <w:tcMar>
-              <w:top w:type="dxa" w:w="30"/>
-              <w:left w:type="dxa" w:w="90"/>
-              <w:bottom w:type="dxa" w:w="30"/>
-              <w:right w:type="dxa" w:w="90"/>
-            </w:tcMar>
-            <w:vAlign w:val="center"/>
-          </w:tcPr>
-          <w:p>
-            <w:pPr>
-              <w:spacing w:after="0" w:line="270"/>
-              <w:jc w:val="center"/>
-            </w:pPr>
-            <w:r>
-              <w:rPr>
-                <w:rFonts w:ascii="Times New Roman" w:cs="Times New Roman" w:eastAsia="Times New Roman" w:hAnsi="Times New Roman"/>
-                <w:b w:val="false"/>
-                <w:bCs w:val="false"/>
-                <w:i w:val="false"/>
-                <w:iCs w:val="false"/>
-                <w:color w:val="111111"/>
-                <w:sz w:val="19"/>
-                <w:szCs w:val="19"/>
-              </w:rPr>
-              <w:t xml:space="preserve">5</w:t>
-            </w:r>
-          </w:p>
-        </w:tc>
-      </w:tr>
-      <w:tr>
-        <w:tc>
-          <w:tcPr>
-            <w:tcW w:type="dxa" w:w="2600"/>
-            <w:tcMar>
-              <w:top w:type="dxa" w:w="30"/>
-              <w:left w:type="dxa" w:w="90"/>
-              <w:bottom w:type="dxa" w:w="30"/>
-              <w:right w:type="dxa" w:w="90"/>
-            </w:tcMar>
-            <w:vAlign w:val="center"/>
-          </w:tcPr>
-          <w:p>
-            <w:pPr>
-              <w:spacing w:after="0" w:line="270"/>
-            </w:pPr>
-            <w:r>
-              <w:rPr>
-                <w:rFonts w:ascii="Times New Roman" w:cs="Times New Roman" w:eastAsia="Times New Roman" w:hAnsi="Times New Roman"/>
-                <w:b/>
-                <w:bCs/>
-                <w:i w:val="false"/>
-                <w:iCs w:val="false"/>
-                <w:color w:val="111111"/>
-                <w:sz w:val="19"/>
-                <w:szCs w:val="19"/>
-              </w:rPr>
-              <w:t xml:space="preserve">Söz varlığı ve dil bilgisi</w:t>
-            </w:r>
-          </w:p>
-        </w:tc>
-        <w:tc>
-          <w:tcPr>
-            <w:tcW w:type="dxa" w:w="6164"/>
-            <w:tcMar>
-              <w:top w:type="dxa" w:w="30"/>
-              <w:left w:type="dxa" w:w="90"/>
-              <w:bottom w:type="dxa" w:w="30"/>
-              <w:right w:type="dxa" w:w="90"/>
-            </w:tcMar>
-            <w:vAlign w:val="center"/>
-          </w:tcPr>
-          <w:p>
-            <w:pPr>
-              <w:spacing w:after="0" w:line="270"/>
-            </w:pPr>
-            <w:r>
-              <w:rPr>
-                <w:rFonts w:ascii="Times New Roman" w:cs="Times New Roman" w:eastAsia="Times New Roman" w:hAnsi="Times New Roman"/>
-                <w:b w:val="false"/>
-                <w:bCs w:val="false"/>
-                <w:i w:val="false"/>
-                <w:iCs w:val="false"/>
-                <w:color w:val="111111"/>
-                <w:sz w:val="19"/>
-                <w:szCs w:val="19"/>
-              </w:rPr>
-              <w:t xml:space="preserve">Zamiri ve basit isim cümlesini doğru kurar.</w:t>
-            </w:r>
-          </w:p>
-        </w:tc>
-        <w:tc>
-          <w:tcPr>
-            <w:tcW w:type="dxa" w:w="1100"/>
-            <w:tcMar>
-              <w:top w:type="dxa" w:w="30"/>
-              <w:left w:type="dxa" w:w="90"/>
-              <w:bottom w:type="dxa" w:w="30"/>
-              <w:right w:type="dxa" w:w="90"/>
-            </w:tcMar>
-            <w:vAlign w:val="center"/>
-          </w:tcPr>
-          <w:p>
-            <w:pPr>
-              <w:spacing w:after="0" w:line="270"/>
-              <w:jc w:val="center"/>
-            </w:pPr>
-            <w:r>
-              <w:rPr>
-                <w:rFonts w:ascii="Times New Roman" w:cs="Times New Roman" w:eastAsia="Times New Roman" w:hAnsi="Times New Roman"/>
-                <w:b w:val="false"/>
-                <w:bCs w:val="false"/>
-                <w:i w:val="false"/>
-                <w:iCs w:val="false"/>
-                <w:color w:val="111111"/>
-                <w:sz w:val="19"/>
-                <w:szCs w:val="19"/>
-              </w:rPr>
-              <w:t xml:space="preserve">5</w:t>
-            </w:r>
-          </w:p>
-        </w:tc>
-      </w:tr>
-      <w:tr>
-        <w:tc>
-          <w:tcPr>
-            <w:tcW w:type="dxa" w:w="2600"/>
-            <w:tcMar>
-              <w:top w:type="dxa" w:w="30"/>
-              <w:left w:type="dxa" w:w="90"/>
-              <w:bottom w:type="dxa" w:w="30"/>
-              <w:right w:type="dxa" w:w="90"/>
-            </w:tcMar>
-            <w:vAlign w:val="center"/>
-          </w:tcPr>
-          <w:p>
-            <w:pPr>
-              <w:spacing w:after="0" w:line="270"/>
-            </w:pPr>
-            <w:r>
-              <w:rPr>
-                <w:rFonts w:ascii="Times New Roman" w:cs="Times New Roman" w:eastAsia="Times New Roman" w:hAnsi="Times New Roman"/>
-                <w:b/>
-                <w:bCs/>
-                <w:i w:val="false"/>
-                <w:iCs w:val="false"/>
-                <w:color w:val="111111"/>
-                <w:sz w:val="19"/>
-                <w:szCs w:val="19"/>
-              </w:rPr>
-              <w:t xml:space="preserve">Yazım ve hareke</w:t>
-            </w:r>
-          </w:p>
-        </w:tc>
-        <w:tc>
-          <w:tcPr>
-            <w:tcW w:type="dxa" w:w="6164"/>
-            <w:tcMar>
-              <w:top w:type="dxa" w:w="30"/>
-              <w:left w:type="dxa" w:w="90"/>
-              <w:bottom w:type="dxa" w:w="30"/>
-              <w:right w:type="dxa" w:w="90"/>
-            </w:tcMar>
-            <w:vAlign w:val="center"/>
-          </w:tcPr>
-          <w:p>
-            <w:pPr>
-              <w:spacing w:after="0" w:line="270"/>
-            </w:pPr>
-            <w:r>
-              <w:rPr>
-                <w:rFonts w:ascii="Times New Roman" w:cs="Times New Roman" w:eastAsia="Times New Roman" w:hAnsi="Times New Roman"/>
-                <w:b w:val="false"/>
-                <w:bCs w:val="false"/>
-                <w:i w:val="false"/>
-                <w:iCs w:val="false"/>
-                <w:color w:val="111111"/>
-                <w:sz w:val="19"/>
-                <w:szCs w:val="19"/>
-              </w:rPr>
-              <w:t xml:space="preserve">Harfleri bitiştirerek ve harekeleyerek yazar.</w:t>
-            </w:r>
-          </w:p>
-        </w:tc>
-        <w:tc>
-          <w:tcPr>
-            <w:tcW w:type="dxa" w:w="1100"/>
-            <w:tcMar>
-              <w:top w:type="dxa" w:w="30"/>
-              <w:left w:type="dxa" w:w="90"/>
-              <w:bottom w:type="dxa" w:w="30"/>
-              <w:right w:type="dxa" w:w="90"/>
-            </w:tcMar>
-            <w:vAlign w:val="center"/>
-          </w:tcPr>
-          <w:p>
-            <w:pPr>
-              <w:spacing w:after="0" w:line="270"/>
-              <w:jc w:val="center"/>
-            </w:pPr>
-            <w:r>
-              <w:rPr>
-                <w:rFonts w:ascii="Times New Roman" w:cs="Times New Roman" w:eastAsia="Times New Roman" w:hAnsi="Times New Roman"/>
-                <w:b w:val="false"/>
-                <w:bCs w:val="false"/>
-                <w:i w:val="false"/>
-                <w:iCs w:val="false"/>
-                <w:color w:val="111111"/>
-                <w:sz w:val="19"/>
-                <w:szCs w:val="19"/>
-              </w:rPr>
-              <w:t xml:space="preserve">5</w:t>
-            </w:r>
-          </w:p>
-        </w:tc>
-      </w:tr>
-      <w:tr>
-        <w:tc>
-          <w:tcPr>
-            <w:tcW w:type="dxa" w:w="2600"/>
-            <w:shd w:fill="D8E2EC" w:color="auto" w:val="clear"/>
-            <w:tcMar>
-              <w:top w:type="dxa" w:w="30"/>
-              <w:left w:type="dxa" w:w="90"/>
-              <w:bottom w:type="dxa" w:w="30"/>
-              <w:right w:type="dxa" w:w="90"/>
-            </w:tcMar>
-            <w:vAlign w:val="center"/>
-          </w:tcPr>
-          <w:p>
-            <w:pPr>
-              <w:spacing w:after="0" w:line="270"/>
-            </w:pPr>
-            <w:r>
-              <w:rPr>
-                <w:rFonts w:ascii="Times New Roman" w:cs="Times New Roman" w:eastAsia="Times New Roman" w:hAnsi="Times New Roman"/>
-                <w:b/>
-                <w:bCs/>
-                <w:i w:val="false"/>
-                <w:iCs w:val="false"/>
-                <w:color w:val="111111"/>
-                <w:sz w:val="19"/>
-                <w:szCs w:val="19"/>
-              </w:rPr>
-              <w:t xml:space="preserve">TOPLAM</w:t>
-            </w:r>
-          </w:p>
-        </w:tc>
-        <w:tc>
-          <w:tcPr>
-            <w:tcW w:type="dxa" w:w="6164"/>
-            <w:shd w:fill="D8E2EC" w:color="auto" w:val="clear"/>
-            <w:tcMar>
-              <w:top w:type="dxa" w:w="30"/>
-              <w:left w:type="dxa" w:w="90"/>
-              <w:bottom w:type="dxa" w:w="30"/>
-              <w:right w:type="dxa" w:w="90"/>
-            </w:tcMar>
-            <w:vAlign w:val="center"/>
-          </w:tcPr>
-          <w:p>
-            <w:pPr>
-              <w:spacing w:after="0" w:line="270"/>
-            </w:pPr>
-            <w:r>
-              <w:rPr>
-                <w:rFonts w:ascii="Times New Roman" w:cs="Times New Roman" w:eastAsia="Times New Roman" w:hAnsi="Times New Roman"/>
-                <w:b w:val="false"/>
-                <w:bCs w:val="false"/>
-                <w:i w:val="false"/>
-                <w:iCs w:val="false"/>
-                <w:color w:val="111111"/>
-                <w:sz w:val="21"/>
-                <w:szCs w:val="21"/>
-              </w:rPr>
-              <w:t xml:space="preserve"/>
-            </w:r>
-          </w:p>
-        </w:tc>
-        <w:tc>
-          <w:tcPr>
-            <w:tcW w:type="dxa" w:w="1100"/>
-            <w:shd w:fill="D8E2EC" w:color="auto" w:val="clear"/>
-            <w:tcMar>
-              <w:top w:type="dxa" w:w="30"/>
-              <w:left w:type="dxa" w:w="90"/>
-              <w:bottom w:type="dxa" w:w="30"/>
-              <w:right w:type="dxa" w:w="90"/>
-            </w:tcMar>
-            <w:vAlign w:val="center"/>
-          </w:tcPr>
-          <w:p>
-            <w:pPr>
-              <w:spacing w:after="0" w:line="270"/>
-              <w:jc w:val="center"/>
-            </w:pPr>
-            <w:r>
-              <w:rPr>
-                <w:rFonts w:ascii="Times New Roman" w:cs="Times New Roman" w:eastAsia="Times New Roman" w:hAnsi="Times New Roman"/>
-                <w:b/>
-                <w:bCs/>
-                <w:i w:val="false"/>
-                <w:iCs w:val="false"/>
-                <w:color w:val="111111"/>
-                <w:sz w:val="19"/>
-                <w:szCs w:val="19"/>
+                <w:sz w:val="17"/>
+                <w:szCs w:val="17"/>
               </w:rPr>
               <w:t xml:space="preserve">15</w:t>
             </w:r>
@@ -8168,7 +8106,7 @@
     </w:tbl>
     <w:p>
       <w:pPr>
-        <w:spacing w:after="110"/>
+        <w:spacing w:after="44"/>
       </w:pPr>
       <w:r>
         <w:rPr>
@@ -8178,8 +8116,8 @@
           <w:i w:val="false"/>
           <w:iCs w:val="false"/>
           <w:color w:val="111111"/>
-          <w:sz w:val="21"/>
-          <w:szCs w:val="21"/>
+          <w:sz w:val="18"/>
+          <w:szCs w:val="18"/>
         </w:rPr>
         <w:t xml:space="preserve"/>
       </w:r>
@@ -8187,7 +8125,7 @@
     <w:p>
       <w:pPr>
         <w:keepNext w:val="false"/>
-        <w:spacing w:after="90" w:before="0" w:line="280"/>
+        <w:spacing w:after="36" w:before="0" w:line="220"/>
       </w:pPr>
       <w:r>
         <w:rPr>
@@ -8197,8 +8135,8 @@
           <w:i w:val="false"/>
           <w:iCs w:val="false"/>
           <w:color w:val="111111"/>
-          <w:sz w:val="20"/>
-          <w:szCs w:val="20"/>
+          <w:sz w:val="17"/>
+          <w:szCs w:val="17"/>
         </w:rPr>
         <w:t xml:space="preserve">Öğrenme çıktısı / kazanım dağılımı</w:t>
       </w:r>
@@ -8239,7 +8177,7 @@
           </w:tcPr>
           <w:p>
             <w:pPr>
-              <w:spacing w:after="0" w:line="270"/>
+              <w:spacing w:after="0" w:line="220"/>
               <w:jc w:val="center"/>
             </w:pPr>
             <w:r>
@@ -8250,8 +8188,8 @@
                 <w:i w:val="false"/>
                 <w:iCs w:val="false"/>
                 <w:color w:val="111111"/>
-                <w:sz w:val="18"/>
-                <w:szCs w:val="18"/>
+                <w:sz w:val="16"/>
+                <w:szCs w:val="16"/>
               </w:rPr>
               <w:t xml:space="preserve">Soru</w:t>
             </w:r>
@@ -8271,7 +8209,7 @@
           </w:tcPr>
           <w:p>
             <w:pPr>
-              <w:spacing w:after="0" w:line="270"/>
+              <w:spacing w:after="0" w:line="220"/>
               <w:jc w:val="center"/>
             </w:pPr>
             <w:r>
@@ -8282,8 +8220,8 @@
                 <w:i w:val="false"/>
                 <w:iCs w:val="false"/>
                 <w:color w:val="111111"/>
-                <w:sz w:val="18"/>
-                <w:szCs w:val="18"/>
+                <w:sz w:val="16"/>
+                <w:szCs w:val="16"/>
               </w:rPr>
               <w:t xml:space="preserve">Öğrenme çıktısı</w:t>
             </w:r>
@@ -8303,7 +8241,7 @@
           </w:tcPr>
           <w:p>
             <w:pPr>
-              <w:spacing w:after="0" w:line="270"/>
+              <w:spacing w:after="0" w:line="220"/>
               <w:jc w:val="center"/>
             </w:pPr>
             <w:r>
@@ -8314,8 +8252,8 @@
                 <w:i w:val="false"/>
                 <w:iCs w:val="false"/>
                 <w:color w:val="111111"/>
-                <w:sz w:val="18"/>
-                <w:szCs w:val="18"/>
+                <w:sz w:val="16"/>
+                <w:szCs w:val="16"/>
               </w:rPr>
               <w:t xml:space="preserve">Beceri alanı</w:t>
             </w:r>
@@ -8335,7 +8273,7 @@
           </w:tcPr>
           <w:p>
             <w:pPr>
-              <w:spacing w:after="0" w:line="270"/>
+              <w:spacing w:after="0" w:line="220"/>
               <w:jc w:val="center"/>
             </w:pPr>
             <w:r>
@@ -8346,8 +8284,8 @@
                 <w:i w:val="false"/>
                 <w:iCs w:val="false"/>
                 <w:color w:val="111111"/>
-                <w:sz w:val="18"/>
-                <w:szCs w:val="18"/>
+                <w:sz w:val="16"/>
+                <w:szCs w:val="16"/>
               </w:rPr>
               <w:t xml:space="preserve">Puan</w:t>
             </w:r>
@@ -8368,7 +8306,7 @@
           </w:tcPr>
           <w:p>
             <w:pPr>
-              <w:spacing w:after="0" w:line="270"/>
+              <w:spacing w:after="0" w:line="220"/>
               <w:jc w:val="center"/>
             </w:pPr>
             <w:r>
@@ -8379,8 +8317,8 @@
                 <w:i w:val="false"/>
                 <w:iCs w:val="false"/>
                 <w:color w:val="111111"/>
-                <w:sz w:val="18"/>
-                <w:szCs w:val="18"/>
+                <w:sz w:val="16"/>
+                <w:szCs w:val="16"/>
               </w:rPr>
               <w:t xml:space="preserve">1</w:t>
             </w:r>
@@ -8399,18 +8337,18 @@
           </w:tcPr>
           <w:p>
             <w:pPr>
-              <w:spacing w:after="0" w:line="270"/>
-            </w:pPr>
-            <w:r>
-              <w:rPr>
-                <w:rFonts w:ascii="Times New Roman" w:cs="Times New Roman" w:eastAsia="Times New Roman" w:hAnsi="Times New Roman"/>
-                <w:b w:val="false"/>
-                <w:bCs w:val="false"/>
-                <w:i w:val="false"/>
-                <w:iCs w:val="false"/>
-                <w:color w:val="111111"/>
-                <w:sz w:val="17"/>
-                <w:szCs w:val="17"/>
+              <w:spacing w:after="0" w:line="220"/>
+            </w:pPr>
+            <w:r>
+              <w:rPr>
+                <w:rFonts w:ascii="Times New Roman" w:cs="Times New Roman" w:eastAsia="Times New Roman" w:hAnsi="Times New Roman"/>
+                <w:b w:val="false"/>
+                <w:bCs w:val="false"/>
+                <w:i w:val="false"/>
+                <w:iCs w:val="false"/>
+                <w:color w:val="111111"/>
+                <w:sz w:val="15"/>
+                <w:szCs w:val="15"/>
               </w:rPr>
               <w:t xml:space="preserve">ARP.5.1.4.1 — Arap alfabesindeki harfleri tanır ve seslendirir.</w:t>
             </w:r>
@@ -8429,19 +8367,19 @@
           </w:tcPr>
           <w:p>
             <w:pPr>
-              <w:spacing w:after="0" w:line="270"/>
-              <w:jc w:val="center"/>
-            </w:pPr>
-            <w:r>
-              <w:rPr>
-                <w:rFonts w:ascii="Times New Roman" w:cs="Times New Roman" w:eastAsia="Times New Roman" w:hAnsi="Times New Roman"/>
-                <w:b w:val="false"/>
-                <w:bCs w:val="false"/>
-                <w:i w:val="false"/>
-                <w:iCs w:val="false"/>
-                <w:color w:val="111111"/>
-                <w:sz w:val="17"/>
-                <w:szCs w:val="17"/>
+              <w:spacing w:after="0" w:line="220"/>
+              <w:jc w:val="center"/>
+            </w:pPr>
+            <w:r>
+              <w:rPr>
+                <w:rFonts w:ascii="Times New Roman" w:cs="Times New Roman" w:eastAsia="Times New Roman" w:hAnsi="Times New Roman"/>
+                <w:b w:val="false"/>
+                <w:bCs w:val="false"/>
+                <w:i w:val="false"/>
+                <w:iCs w:val="false"/>
+                <w:color w:val="111111"/>
+                <w:sz w:val="15"/>
+                <w:szCs w:val="15"/>
               </w:rPr>
               <w:t xml:space="preserve">Sesletim</w:t>
             </w:r>
@@ -8460,19 +8398,19 @@
           </w:tcPr>
           <w:p>
             <w:pPr>
-              <w:spacing w:after="0" w:line="270"/>
-              <w:jc w:val="center"/>
-            </w:pPr>
-            <w:r>
-              <w:rPr>
-                <w:rFonts w:ascii="Times New Roman" w:cs="Times New Roman" w:eastAsia="Times New Roman" w:hAnsi="Times New Roman"/>
-                <w:b w:val="false"/>
-                <w:bCs w:val="false"/>
-                <w:i w:val="false"/>
-                <w:iCs w:val="false"/>
-                <w:color w:val="111111"/>
-                <w:sz w:val="18"/>
-                <w:szCs w:val="18"/>
+              <w:spacing w:after="0" w:line="220"/>
+              <w:jc w:val="center"/>
+            </w:pPr>
+            <w:r>
+              <w:rPr>
+                <w:rFonts w:ascii="Times New Roman" w:cs="Times New Roman" w:eastAsia="Times New Roman" w:hAnsi="Times New Roman"/>
+                <w:b w:val="false"/>
+                <w:bCs w:val="false"/>
+                <w:i w:val="false"/>
+                <w:iCs w:val="false"/>
+                <w:color w:val="111111"/>
+                <w:sz w:val="16"/>
+                <w:szCs w:val="16"/>
               </w:rPr>
               <w:t xml:space="preserve">10</w:t>
             </w:r>
@@ -8493,7 +8431,7 @@
           </w:tcPr>
           <w:p>
             <w:pPr>
-              <w:spacing w:after="0" w:line="270"/>
+              <w:spacing w:after="0" w:line="220"/>
               <w:jc w:val="center"/>
             </w:pPr>
             <w:r>
@@ -8504,8 +8442,8 @@
                 <w:i w:val="false"/>
                 <w:iCs w:val="false"/>
                 <w:color w:val="111111"/>
-                <w:sz w:val="18"/>
-                <w:szCs w:val="18"/>
+                <w:sz w:val="16"/>
+                <w:szCs w:val="16"/>
               </w:rPr>
               <w:t xml:space="preserve">2</w:t>
             </w:r>
@@ -8524,18 +8462,18 @@
           </w:tcPr>
           <w:p>
             <w:pPr>
-              <w:spacing w:after="0" w:line="270"/>
-            </w:pPr>
-            <w:r>
-              <w:rPr>
-                <w:rFonts w:ascii="Times New Roman" w:cs="Times New Roman" w:eastAsia="Times New Roman" w:hAnsi="Times New Roman"/>
-                <w:b w:val="false"/>
-                <w:bCs w:val="false"/>
-                <w:i w:val="false"/>
-                <w:iCs w:val="false"/>
-                <w:color w:val="111111"/>
-                <w:sz w:val="17"/>
-                <w:szCs w:val="17"/>
+              <w:spacing w:after="0" w:line="220"/>
+            </w:pPr>
+            <w:r>
+              <w:rPr>
+                <w:rFonts w:ascii="Times New Roman" w:cs="Times New Roman" w:eastAsia="Times New Roman" w:hAnsi="Times New Roman"/>
+                <w:b w:val="false"/>
+                <w:bCs w:val="false"/>
+                <w:i w:val="false"/>
+                <w:iCs w:val="false"/>
+                <w:color w:val="111111"/>
+                <w:sz w:val="15"/>
+                <w:szCs w:val="15"/>
               </w:rPr>
               <w:t xml:space="preserve">ARP.5.1.3.1 — Selamlaşma ve tanışma söz varlığını anlamlandırır.</w:t>
             </w:r>
@@ -8554,19 +8492,19 @@
           </w:tcPr>
           <w:p>
             <w:pPr>
-              <w:spacing w:after="0" w:line="270"/>
-              <w:jc w:val="center"/>
-            </w:pPr>
-            <w:r>
-              <w:rPr>
-                <w:rFonts w:ascii="Times New Roman" w:cs="Times New Roman" w:eastAsia="Times New Roman" w:hAnsi="Times New Roman"/>
-                <w:b w:val="false"/>
-                <w:bCs w:val="false"/>
-                <w:i w:val="false"/>
-                <w:iCs w:val="false"/>
-                <w:color w:val="111111"/>
-                <w:sz w:val="17"/>
-                <w:szCs w:val="17"/>
+              <w:spacing w:after="0" w:line="220"/>
+              <w:jc w:val="center"/>
+            </w:pPr>
+            <w:r>
+              <w:rPr>
+                <w:rFonts w:ascii="Times New Roman" w:cs="Times New Roman" w:eastAsia="Times New Roman" w:hAnsi="Times New Roman"/>
+                <w:b w:val="false"/>
+                <w:bCs w:val="false"/>
+                <w:i w:val="false"/>
+                <w:iCs w:val="false"/>
+                <w:color w:val="111111"/>
+                <w:sz w:val="15"/>
+                <w:szCs w:val="15"/>
               </w:rPr>
               <w:t xml:space="preserve">Sözcük</w:t>
             </w:r>
@@ -8585,19 +8523,19 @@
           </w:tcPr>
           <w:p>
             <w:pPr>
-              <w:spacing w:after="0" w:line="270"/>
-              <w:jc w:val="center"/>
-            </w:pPr>
-            <w:r>
-              <w:rPr>
-                <w:rFonts w:ascii="Times New Roman" w:cs="Times New Roman" w:eastAsia="Times New Roman" w:hAnsi="Times New Roman"/>
-                <w:b w:val="false"/>
-                <w:bCs w:val="false"/>
-                <w:i w:val="false"/>
-                <w:iCs w:val="false"/>
-                <w:color w:val="111111"/>
-                <w:sz w:val="18"/>
-                <w:szCs w:val="18"/>
+              <w:spacing w:after="0" w:line="220"/>
+              <w:jc w:val="center"/>
+            </w:pPr>
+            <w:r>
+              <w:rPr>
+                <w:rFonts w:ascii="Times New Roman" w:cs="Times New Roman" w:eastAsia="Times New Roman" w:hAnsi="Times New Roman"/>
+                <w:b w:val="false"/>
+                <w:bCs w:val="false"/>
+                <w:i w:val="false"/>
+                <w:iCs w:val="false"/>
+                <w:color w:val="111111"/>
+                <w:sz w:val="16"/>
+                <w:szCs w:val="16"/>
               </w:rPr>
               <w:t xml:space="preserve">15</w:t>
             </w:r>
@@ -8618,7 +8556,7 @@
           </w:tcPr>
           <w:p>
             <w:pPr>
-              <w:spacing w:after="0" w:line="270"/>
+              <w:spacing w:after="0" w:line="220"/>
               <w:jc w:val="center"/>
             </w:pPr>
             <w:r>
@@ -8629,8 +8567,8 @@
                 <w:i w:val="false"/>
                 <w:iCs w:val="false"/>
                 <w:color w:val="111111"/>
-                <w:sz w:val="18"/>
-                <w:szCs w:val="18"/>
+                <w:sz w:val="16"/>
+                <w:szCs w:val="16"/>
               </w:rPr>
               <w:t xml:space="preserve">3</w:t>
             </w:r>
@@ -8649,18 +8587,18 @@
           </w:tcPr>
           <w:p>
             <w:pPr>
-              <w:spacing w:after="0" w:line="270"/>
-            </w:pPr>
-            <w:r>
-              <w:rPr>
-                <w:rFonts w:ascii="Times New Roman" w:cs="Times New Roman" w:eastAsia="Times New Roman" w:hAnsi="Times New Roman"/>
-                <w:b w:val="false"/>
-                <w:bCs w:val="false"/>
-                <w:i w:val="false"/>
-                <w:iCs w:val="false"/>
-                <w:color w:val="111111"/>
-                <w:sz w:val="17"/>
-                <w:szCs w:val="17"/>
+              <w:spacing w:after="0" w:line="220"/>
+            </w:pPr>
+            <w:r>
+              <w:rPr>
+                <w:rFonts w:ascii="Times New Roman" w:cs="Times New Roman" w:eastAsia="Times New Roman" w:hAnsi="Times New Roman"/>
+                <w:b w:val="false"/>
+                <w:bCs w:val="false"/>
+                <w:i w:val="false"/>
+                <w:iCs w:val="false"/>
+                <w:color w:val="111111"/>
+                <w:sz w:val="15"/>
+                <w:szCs w:val="15"/>
               </w:rPr>
               <w:t xml:space="preserve">ARP.5.1.3.2 — Öğrendiği kelimeleri yazılı olarak kullanır.</w:t>
             </w:r>
@@ -8679,19 +8617,19 @@
           </w:tcPr>
           <w:p>
             <w:pPr>
-              <w:spacing w:after="0" w:line="270"/>
-              <w:jc w:val="center"/>
-            </w:pPr>
-            <w:r>
-              <w:rPr>
-                <w:rFonts w:ascii="Times New Roman" w:cs="Times New Roman" w:eastAsia="Times New Roman" w:hAnsi="Times New Roman"/>
-                <w:b w:val="false"/>
-                <w:bCs w:val="false"/>
-                <w:i w:val="false"/>
-                <w:iCs w:val="false"/>
-                <w:color w:val="111111"/>
-                <w:sz w:val="17"/>
-                <w:szCs w:val="17"/>
+              <w:spacing w:after="0" w:line="220"/>
+              <w:jc w:val="center"/>
+            </w:pPr>
+            <w:r>
+              <w:rPr>
+                <w:rFonts w:ascii="Times New Roman" w:cs="Times New Roman" w:eastAsia="Times New Roman" w:hAnsi="Times New Roman"/>
+                <w:b w:val="false"/>
+                <w:bCs w:val="false"/>
+                <w:i w:val="false"/>
+                <w:iCs w:val="false"/>
+                <w:color w:val="111111"/>
+                <w:sz w:val="15"/>
+                <w:szCs w:val="15"/>
               </w:rPr>
               <w:t xml:space="preserve">Sözcük</w:t>
             </w:r>
@@ -8710,19 +8648,19 @@
           </w:tcPr>
           <w:p>
             <w:pPr>
-              <w:spacing w:after="0" w:line="270"/>
-              <w:jc w:val="center"/>
-            </w:pPr>
-            <w:r>
-              <w:rPr>
-                <w:rFonts w:ascii="Times New Roman" w:cs="Times New Roman" w:eastAsia="Times New Roman" w:hAnsi="Times New Roman"/>
-                <w:b w:val="false"/>
-                <w:bCs w:val="false"/>
-                <w:i w:val="false"/>
-                <w:iCs w:val="false"/>
-                <w:color w:val="111111"/>
-                <w:sz w:val="18"/>
-                <w:szCs w:val="18"/>
+              <w:spacing w:after="0" w:line="220"/>
+              <w:jc w:val="center"/>
+            </w:pPr>
+            <w:r>
+              <w:rPr>
+                <w:rFonts w:ascii="Times New Roman" w:cs="Times New Roman" w:eastAsia="Times New Roman" w:hAnsi="Times New Roman"/>
+                <w:b w:val="false"/>
+                <w:bCs w:val="false"/>
+                <w:i w:val="false"/>
+                <w:iCs w:val="false"/>
+                <w:color w:val="111111"/>
+                <w:sz w:val="16"/>
+                <w:szCs w:val="16"/>
               </w:rPr>
               <w:t xml:space="preserve">10</w:t>
             </w:r>
@@ -8743,7 +8681,7 @@
           </w:tcPr>
           <w:p>
             <w:pPr>
-              <w:spacing w:after="0" w:line="270"/>
+              <w:spacing w:after="0" w:line="220"/>
               <w:jc w:val="center"/>
             </w:pPr>
             <w:r>
@@ -8754,8 +8692,8 @@
                 <w:i w:val="false"/>
                 <w:iCs w:val="false"/>
                 <w:color w:val="111111"/>
-                <w:sz w:val="18"/>
-                <w:szCs w:val="18"/>
+                <w:sz w:val="16"/>
+                <w:szCs w:val="16"/>
               </w:rPr>
               <w:t xml:space="preserve">4</w:t>
             </w:r>
@@ -8774,18 +8712,18 @@
           </w:tcPr>
           <w:p>
             <w:pPr>
-              <w:spacing w:after="0" w:line="270"/>
-            </w:pPr>
-            <w:r>
-              <w:rPr>
-                <w:rFonts w:ascii="Times New Roman" w:cs="Times New Roman" w:eastAsia="Times New Roman" w:hAnsi="Times New Roman"/>
-                <w:b w:val="false"/>
-                <w:bCs w:val="false"/>
-                <w:i w:val="false"/>
-                <w:iCs w:val="false"/>
-                <w:color w:val="111111"/>
-                <w:sz w:val="17"/>
-                <w:szCs w:val="17"/>
+              <w:spacing w:after="0" w:line="220"/>
+            </w:pPr>
+            <w:r>
+              <w:rPr>
+                <w:rFonts w:ascii="Times New Roman" w:cs="Times New Roman" w:eastAsia="Times New Roman" w:hAnsi="Times New Roman"/>
+                <w:b w:val="false"/>
+                <w:bCs w:val="false"/>
+                <w:i w:val="false"/>
+                <w:iCs w:val="false"/>
+                <w:color w:val="111111"/>
+                <w:sz w:val="15"/>
+                <w:szCs w:val="15"/>
               </w:rPr>
               <w:t xml:space="preserve">ARP.5.1.3.3 — Kalıp ifadeleri anlamlarıyla eşleştirir.</w:t>
             </w:r>
@@ -8804,19 +8742,19 @@
           </w:tcPr>
           <w:p>
             <w:pPr>
-              <w:spacing w:after="0" w:line="270"/>
-              <w:jc w:val="center"/>
-            </w:pPr>
-            <w:r>
-              <w:rPr>
-                <w:rFonts w:ascii="Times New Roman" w:cs="Times New Roman" w:eastAsia="Times New Roman" w:hAnsi="Times New Roman"/>
-                <w:b w:val="false"/>
-                <w:bCs w:val="false"/>
-                <w:i w:val="false"/>
-                <w:iCs w:val="false"/>
-                <w:color w:val="111111"/>
-                <w:sz w:val="17"/>
-                <w:szCs w:val="17"/>
+              <w:spacing w:after="0" w:line="220"/>
+              <w:jc w:val="center"/>
+            </w:pPr>
+            <w:r>
+              <w:rPr>
+                <w:rFonts w:ascii="Times New Roman" w:cs="Times New Roman" w:eastAsia="Times New Roman" w:hAnsi="Times New Roman"/>
+                <w:b w:val="false"/>
+                <w:bCs w:val="false"/>
+                <w:i w:val="false"/>
+                <w:iCs w:val="false"/>
+                <w:color w:val="111111"/>
+                <w:sz w:val="15"/>
+                <w:szCs w:val="15"/>
               </w:rPr>
               <w:t xml:space="preserve">Sözcük</w:t>
             </w:r>
@@ -8835,19 +8773,19 @@
           </w:tcPr>
           <w:p>
             <w:pPr>
-              <w:spacing w:after="0" w:line="270"/>
-              <w:jc w:val="center"/>
-            </w:pPr>
-            <w:r>
-              <w:rPr>
-                <w:rFonts w:ascii="Times New Roman" w:cs="Times New Roman" w:eastAsia="Times New Roman" w:hAnsi="Times New Roman"/>
-                <w:b w:val="false"/>
-                <w:bCs w:val="false"/>
-                <w:i w:val="false"/>
-                <w:iCs w:val="false"/>
-                <w:color w:val="111111"/>
-                <w:sz w:val="18"/>
-                <w:szCs w:val="18"/>
+              <w:spacing w:after="0" w:line="220"/>
+              <w:jc w:val="center"/>
+            </w:pPr>
+            <w:r>
+              <w:rPr>
+                <w:rFonts w:ascii="Times New Roman" w:cs="Times New Roman" w:eastAsia="Times New Roman" w:hAnsi="Times New Roman"/>
+                <w:b w:val="false"/>
+                <w:bCs w:val="false"/>
+                <w:i w:val="false"/>
+                <w:iCs w:val="false"/>
+                <w:color w:val="111111"/>
+                <w:sz w:val="16"/>
+                <w:szCs w:val="16"/>
               </w:rPr>
               <w:t xml:space="preserve">15</w:t>
             </w:r>
@@ -8868,7 +8806,7 @@
           </w:tcPr>
           <w:p>
             <w:pPr>
-              <w:spacing w:after="0" w:line="270"/>
+              <w:spacing w:after="0" w:line="220"/>
               <w:jc w:val="center"/>
             </w:pPr>
             <w:r>
@@ -8879,8 +8817,8 @@
                 <w:i w:val="false"/>
                 <w:iCs w:val="false"/>
                 <w:color w:val="111111"/>
-                <w:sz w:val="18"/>
-                <w:szCs w:val="18"/>
+                <w:sz w:val="16"/>
+                <w:szCs w:val="16"/>
               </w:rPr>
               <w:t xml:space="preserve">5</w:t>
             </w:r>
@@ -8899,18 +8837,18 @@
           </w:tcPr>
           <w:p>
             <w:pPr>
-              <w:spacing w:after="0" w:line="270"/>
-            </w:pPr>
-            <w:r>
-              <w:rPr>
-                <w:rFonts w:ascii="Times New Roman" w:cs="Times New Roman" w:eastAsia="Times New Roman" w:hAnsi="Times New Roman"/>
-                <w:b w:val="false"/>
-                <w:bCs w:val="false"/>
-                <w:i w:val="false"/>
-                <w:iCs w:val="false"/>
-                <w:color w:val="111111"/>
-                <w:sz w:val="17"/>
-                <w:szCs w:val="17"/>
+              <w:spacing w:after="0" w:line="220"/>
+            </w:pPr>
+            <w:r>
+              <w:rPr>
+                <w:rFonts w:ascii="Times New Roman" w:cs="Times New Roman" w:eastAsia="Times New Roman" w:hAnsi="Times New Roman"/>
+                <w:b w:val="false"/>
+                <w:bCs w:val="false"/>
+                <w:i w:val="false"/>
+                <w:iCs w:val="false"/>
+                <w:color w:val="111111"/>
+                <w:sz w:val="15"/>
+                <w:szCs w:val="15"/>
               </w:rPr>
               <w:t xml:space="preserve">ARP.5.1.2.1 — Muhatap zamirlerini (ente / enti) yerinde kullanır.</w:t>
             </w:r>
@@ -8929,19 +8867,19 @@
           </w:tcPr>
           <w:p>
             <w:pPr>
-              <w:spacing w:after="0" w:line="270"/>
-              <w:jc w:val="center"/>
-            </w:pPr>
-            <w:r>
-              <w:rPr>
-                <w:rFonts w:ascii="Times New Roman" w:cs="Times New Roman" w:eastAsia="Times New Roman" w:hAnsi="Times New Roman"/>
-                <w:b w:val="false"/>
-                <w:bCs w:val="false"/>
-                <w:i w:val="false"/>
-                <w:iCs w:val="false"/>
-                <w:color w:val="111111"/>
-                <w:sz w:val="17"/>
-                <w:szCs w:val="17"/>
+              <w:spacing w:after="0" w:line="220"/>
+              <w:jc w:val="center"/>
+            </w:pPr>
+            <w:r>
+              <w:rPr>
+                <w:rFonts w:ascii="Times New Roman" w:cs="Times New Roman" w:eastAsia="Times New Roman" w:hAnsi="Times New Roman"/>
+                <w:b w:val="false"/>
+                <w:bCs w:val="false"/>
+                <w:i w:val="false"/>
+                <w:iCs w:val="false"/>
+                <w:color w:val="111111"/>
+                <w:sz w:val="15"/>
+                <w:szCs w:val="15"/>
               </w:rPr>
               <w:t xml:space="preserve">Dil Bilgisi</w:t>
             </w:r>
@@ -8960,19 +8898,19 @@
           </w:tcPr>
           <w:p>
             <w:pPr>
-              <w:spacing w:after="0" w:line="270"/>
-              <w:jc w:val="center"/>
-            </w:pPr>
-            <w:r>
-              <w:rPr>
-                <w:rFonts w:ascii="Times New Roman" w:cs="Times New Roman" w:eastAsia="Times New Roman" w:hAnsi="Times New Roman"/>
-                <w:b w:val="false"/>
-                <w:bCs w:val="false"/>
-                <w:i w:val="false"/>
-                <w:iCs w:val="false"/>
-                <w:color w:val="111111"/>
-                <w:sz w:val="18"/>
-                <w:szCs w:val="18"/>
+              <w:spacing w:after="0" w:line="220"/>
+              <w:jc w:val="center"/>
+            </w:pPr>
+            <w:r>
+              <w:rPr>
+                <w:rFonts w:ascii="Times New Roman" w:cs="Times New Roman" w:eastAsia="Times New Roman" w:hAnsi="Times New Roman"/>
+                <w:b w:val="false"/>
+                <w:bCs w:val="false"/>
+                <w:i w:val="false"/>
+                <w:iCs w:val="false"/>
+                <w:color w:val="111111"/>
+                <w:sz w:val="16"/>
+                <w:szCs w:val="16"/>
               </w:rPr>
               <w:t xml:space="preserve">10</w:t>
             </w:r>
@@ -8993,7 +8931,7 @@
           </w:tcPr>
           <w:p>
             <w:pPr>
-              <w:spacing w:after="0" w:line="270"/>
+              <w:spacing w:after="0" w:line="220"/>
               <w:jc w:val="center"/>
             </w:pPr>
             <w:r>
@@ -9004,8 +8942,8 @@
                 <w:i w:val="false"/>
                 <w:iCs w:val="false"/>
                 <w:color w:val="111111"/>
-                <w:sz w:val="18"/>
-                <w:szCs w:val="18"/>
+                <w:sz w:val="16"/>
+                <w:szCs w:val="16"/>
               </w:rPr>
               <w:t xml:space="preserve">6</w:t>
             </w:r>
@@ -9024,18 +8962,18 @@
           </w:tcPr>
           <w:p>
             <w:pPr>
-              <w:spacing w:after="0" w:line="270"/>
-            </w:pPr>
-            <w:r>
-              <w:rPr>
-                <w:rFonts w:ascii="Times New Roman" w:cs="Times New Roman" w:eastAsia="Times New Roman" w:hAnsi="Times New Roman"/>
-                <w:b w:val="false"/>
-                <w:bCs w:val="false"/>
-                <w:i w:val="false"/>
-                <w:iCs w:val="false"/>
-                <w:color w:val="111111"/>
-                <w:sz w:val="17"/>
-                <w:szCs w:val="17"/>
+              <w:spacing w:after="0" w:line="220"/>
+            </w:pPr>
+            <w:r>
+              <w:rPr>
+                <w:rFonts w:ascii="Times New Roman" w:cs="Times New Roman" w:eastAsia="Times New Roman" w:hAnsi="Times New Roman"/>
+                <w:b w:val="false"/>
+                <w:bCs w:val="false"/>
+                <w:i w:val="false"/>
+                <w:iCs w:val="false"/>
+                <w:color w:val="111111"/>
+                <w:sz w:val="15"/>
+                <w:szCs w:val="15"/>
               </w:rPr>
               <w:t xml:space="preserve">ARP.5.1.2.2 — Basit isim cümlesinin yapısını tanır.</w:t>
             </w:r>
@@ -9054,19 +8992,19 @@
           </w:tcPr>
           <w:p>
             <w:pPr>
-              <w:spacing w:after="0" w:line="270"/>
-              <w:jc w:val="center"/>
-            </w:pPr>
-            <w:r>
-              <w:rPr>
-                <w:rFonts w:ascii="Times New Roman" w:cs="Times New Roman" w:eastAsia="Times New Roman" w:hAnsi="Times New Roman"/>
-                <w:b w:val="false"/>
-                <w:bCs w:val="false"/>
-                <w:i w:val="false"/>
-                <w:iCs w:val="false"/>
-                <w:color w:val="111111"/>
-                <w:sz w:val="17"/>
-                <w:szCs w:val="17"/>
+              <w:spacing w:after="0" w:line="220"/>
+              <w:jc w:val="center"/>
+            </w:pPr>
+            <w:r>
+              <w:rPr>
+                <w:rFonts w:ascii="Times New Roman" w:cs="Times New Roman" w:eastAsia="Times New Roman" w:hAnsi="Times New Roman"/>
+                <w:b w:val="false"/>
+                <w:bCs w:val="false"/>
+                <w:i w:val="false"/>
+                <w:iCs w:val="false"/>
+                <w:color w:val="111111"/>
+                <w:sz w:val="15"/>
+                <w:szCs w:val="15"/>
               </w:rPr>
               <w:t xml:space="preserve">Dil Bilgisi</w:t>
             </w:r>
@@ -9085,19 +9023,19 @@
           </w:tcPr>
           <w:p>
             <w:pPr>
-              <w:spacing w:after="0" w:line="270"/>
-              <w:jc w:val="center"/>
-            </w:pPr>
-            <w:r>
-              <w:rPr>
-                <w:rFonts w:ascii="Times New Roman" w:cs="Times New Roman" w:eastAsia="Times New Roman" w:hAnsi="Times New Roman"/>
-                <w:b w:val="false"/>
-                <w:bCs w:val="false"/>
-                <w:i w:val="false"/>
-                <w:iCs w:val="false"/>
-                <w:color w:val="111111"/>
-                <w:sz w:val="18"/>
-                <w:szCs w:val="18"/>
+              <w:spacing w:after="0" w:line="220"/>
+              <w:jc w:val="center"/>
+            </w:pPr>
+            <w:r>
+              <w:rPr>
+                <w:rFonts w:ascii="Times New Roman" w:cs="Times New Roman" w:eastAsia="Times New Roman" w:hAnsi="Times New Roman"/>
+                <w:b w:val="false"/>
+                <w:bCs w:val="false"/>
+                <w:i w:val="false"/>
+                <w:iCs w:val="false"/>
+                <w:color w:val="111111"/>
+                <w:sz w:val="16"/>
+                <w:szCs w:val="16"/>
               </w:rPr>
               <w:t xml:space="preserve">15</w:t>
             </w:r>
@@ -9118,7 +9056,7 @@
           </w:tcPr>
           <w:p>
             <w:pPr>
-              <w:spacing w:after="0" w:line="270"/>
+              <w:spacing w:after="0" w:line="220"/>
               <w:jc w:val="center"/>
             </w:pPr>
             <w:r>
@@ -9129,8 +9067,8 @@
                 <w:i w:val="false"/>
                 <w:iCs w:val="false"/>
                 <w:color w:val="111111"/>
-                <w:sz w:val="18"/>
-                <w:szCs w:val="18"/>
+                <w:sz w:val="16"/>
+                <w:szCs w:val="16"/>
               </w:rPr>
               <w:t xml:space="preserve">7</w:t>
             </w:r>
@@ -9149,18 +9087,18 @@
           </w:tcPr>
           <w:p>
             <w:pPr>
-              <w:spacing w:after="0" w:line="270"/>
-            </w:pPr>
-            <w:r>
-              <w:rPr>
-                <w:rFonts w:ascii="Times New Roman" w:cs="Times New Roman" w:eastAsia="Times New Roman" w:hAnsi="Times New Roman"/>
-                <w:b w:val="false"/>
-                <w:bCs w:val="false"/>
-                <w:i w:val="false"/>
-                <w:iCs w:val="false"/>
-                <w:color w:val="111111"/>
-                <w:sz w:val="17"/>
-                <w:szCs w:val="17"/>
+              <w:spacing w:after="0" w:line="220"/>
+            </w:pPr>
+            <w:r>
+              <w:rPr>
+                <w:rFonts w:ascii="Times New Roman" w:cs="Times New Roman" w:eastAsia="Times New Roman" w:hAnsi="Times New Roman"/>
+                <w:b w:val="false"/>
+                <w:bCs w:val="false"/>
+                <w:i w:val="false"/>
+                <w:iCs w:val="false"/>
+                <w:color w:val="111111"/>
+                <w:sz w:val="15"/>
+                <w:szCs w:val="15"/>
               </w:rPr>
               <w:t xml:space="preserve">ARP.5.1.5.1 — Selamlaşma ve tanışma konuşmalarına karşılık verir.</w:t>
             </w:r>
@@ -9179,19 +9117,19 @@
           </w:tcPr>
           <w:p>
             <w:pPr>
-              <w:spacing w:after="0" w:line="270"/>
-              <w:jc w:val="center"/>
-            </w:pPr>
-            <w:r>
-              <w:rPr>
-                <w:rFonts w:ascii="Times New Roman" w:cs="Times New Roman" w:eastAsia="Times New Roman" w:hAnsi="Times New Roman"/>
-                <w:b w:val="false"/>
-                <w:bCs w:val="false"/>
-                <w:i w:val="false"/>
-                <w:iCs w:val="false"/>
-                <w:color w:val="111111"/>
-                <w:sz w:val="17"/>
-                <w:szCs w:val="17"/>
+              <w:spacing w:after="0" w:line="220"/>
+              <w:jc w:val="center"/>
+            </w:pPr>
+            <w:r>
+              <w:rPr>
+                <w:rFonts w:ascii="Times New Roman" w:cs="Times New Roman" w:eastAsia="Times New Roman" w:hAnsi="Times New Roman"/>
+                <w:b w:val="false"/>
+                <w:bCs w:val="false"/>
+                <w:i w:val="false"/>
+                <w:iCs w:val="false"/>
+                <w:color w:val="111111"/>
+                <w:sz w:val="15"/>
+                <w:szCs w:val="15"/>
               </w:rPr>
               <w:t xml:space="preserve">Konuşma</w:t>
             </w:r>
@@ -9210,19 +9148,19 @@
           </w:tcPr>
           <w:p>
             <w:pPr>
-              <w:spacing w:after="0" w:line="270"/>
-              <w:jc w:val="center"/>
-            </w:pPr>
-            <w:r>
-              <w:rPr>
-                <w:rFonts w:ascii="Times New Roman" w:cs="Times New Roman" w:eastAsia="Times New Roman" w:hAnsi="Times New Roman"/>
-                <w:b w:val="false"/>
-                <w:bCs w:val="false"/>
-                <w:i w:val="false"/>
-                <w:iCs w:val="false"/>
-                <w:color w:val="111111"/>
-                <w:sz w:val="18"/>
-                <w:szCs w:val="18"/>
+              <w:spacing w:after="0" w:line="220"/>
+              <w:jc w:val="center"/>
+            </w:pPr>
+            <w:r>
+              <w:rPr>
+                <w:rFonts w:ascii="Times New Roman" w:cs="Times New Roman" w:eastAsia="Times New Roman" w:hAnsi="Times New Roman"/>
+                <w:b w:val="false"/>
+                <w:bCs w:val="false"/>
+                <w:i w:val="false"/>
+                <w:iCs w:val="false"/>
+                <w:color w:val="111111"/>
+                <w:sz w:val="16"/>
+                <w:szCs w:val="16"/>
               </w:rPr>
               <w:t xml:space="preserve">10</w:t>
             </w:r>
@@ -9243,7 +9181,7 @@
           </w:tcPr>
           <w:p>
             <w:pPr>
-              <w:spacing w:after="0" w:line="270"/>
+              <w:spacing w:after="0" w:line="220"/>
               <w:jc w:val="center"/>
             </w:pPr>
             <w:r>
@@ -9254,8 +9192,8 @@
                 <w:i w:val="false"/>
                 <w:iCs w:val="false"/>
                 <w:color w:val="111111"/>
-                <w:sz w:val="18"/>
-                <w:szCs w:val="18"/>
+                <w:sz w:val="16"/>
+                <w:szCs w:val="16"/>
               </w:rPr>
               <w:t xml:space="preserve">8</w:t>
             </w:r>
@@ -9274,18 +9212,18 @@
           </w:tcPr>
           <w:p>
             <w:pPr>
-              <w:spacing w:after="0" w:line="270"/>
-            </w:pPr>
-            <w:r>
-              <w:rPr>
-                <w:rFonts w:ascii="Times New Roman" w:cs="Times New Roman" w:eastAsia="Times New Roman" w:hAnsi="Times New Roman"/>
-                <w:b w:val="false"/>
-                <w:bCs w:val="false"/>
-                <w:i w:val="false"/>
-                <w:iCs w:val="false"/>
-                <w:color w:val="111111"/>
-                <w:sz w:val="17"/>
-                <w:szCs w:val="17"/>
+              <w:spacing w:after="0" w:line="220"/>
+            </w:pPr>
+            <w:r>
+              <w:rPr>
+                <w:rFonts w:ascii="Times New Roman" w:cs="Times New Roman" w:eastAsia="Times New Roman" w:hAnsi="Times New Roman"/>
+                <w:b w:val="false"/>
+                <w:bCs w:val="false"/>
+                <w:i w:val="false"/>
+                <w:iCs w:val="false"/>
+                <w:color w:val="111111"/>
+                <w:sz w:val="15"/>
+                <w:szCs w:val="15"/>
               </w:rPr>
               <w:t xml:space="preserve">ARP.5.1.6.1 — Kendini tanıtan kısa cümleler yazar.</w:t>
             </w:r>
@@ -9304,19 +9242,19 @@
           </w:tcPr>
           <w:p>
             <w:pPr>
-              <w:spacing w:after="0" w:line="270"/>
-              <w:jc w:val="center"/>
-            </w:pPr>
-            <w:r>
-              <w:rPr>
-                <w:rFonts w:ascii="Times New Roman" w:cs="Times New Roman" w:eastAsia="Times New Roman" w:hAnsi="Times New Roman"/>
-                <w:b w:val="false"/>
-                <w:bCs w:val="false"/>
-                <w:i w:val="false"/>
-                <w:iCs w:val="false"/>
-                <w:color w:val="111111"/>
-                <w:sz w:val="17"/>
-                <w:szCs w:val="17"/>
+              <w:spacing w:after="0" w:line="220"/>
+              <w:jc w:val="center"/>
+            </w:pPr>
+            <w:r>
+              <w:rPr>
+                <w:rFonts w:ascii="Times New Roman" w:cs="Times New Roman" w:eastAsia="Times New Roman" w:hAnsi="Times New Roman"/>
+                <w:b w:val="false"/>
+                <w:bCs w:val="false"/>
+                <w:i w:val="false"/>
+                <w:iCs w:val="false"/>
+                <w:color w:val="111111"/>
+                <w:sz w:val="15"/>
+                <w:szCs w:val="15"/>
               </w:rPr>
               <w:t xml:space="preserve">Yazma</w:t>
             </w:r>
@@ -9335,19 +9273,19 @@
           </w:tcPr>
           <w:p>
             <w:pPr>
-              <w:spacing w:after="0" w:line="270"/>
-              <w:jc w:val="center"/>
-            </w:pPr>
-            <w:r>
-              <w:rPr>
-                <w:rFonts w:ascii="Times New Roman" w:cs="Times New Roman" w:eastAsia="Times New Roman" w:hAnsi="Times New Roman"/>
-                <w:b w:val="false"/>
-                <w:bCs w:val="false"/>
-                <w:i w:val="false"/>
-                <w:iCs w:val="false"/>
-                <w:color w:val="111111"/>
-                <w:sz w:val="18"/>
-                <w:szCs w:val="18"/>
+              <w:spacing w:after="0" w:line="220"/>
+              <w:jc w:val="center"/>
+            </w:pPr>
+            <w:r>
+              <w:rPr>
+                <w:rFonts w:ascii="Times New Roman" w:cs="Times New Roman" w:eastAsia="Times New Roman" w:hAnsi="Times New Roman"/>
+                <w:b w:val="false"/>
+                <w:bCs w:val="false"/>
+                <w:i w:val="false"/>
+                <w:iCs w:val="false"/>
+                <w:color w:val="111111"/>
+                <w:sz w:val="16"/>
+                <w:szCs w:val="16"/>
               </w:rPr>
               <w:t xml:space="preserve">15</w:t>
             </w:r>
@@ -9357,7 +9295,7 @@
     </w:tbl>
     <w:p>
       <w:pPr>
-        <w:spacing w:after="60"/>
+        <w:spacing w:after="24"/>
       </w:pPr>
       <w:r>
         <w:rPr>
@@ -9367,8 +9305,8 @@
           <w:i w:val="false"/>
           <w:iCs w:val="false"/>
           <w:color w:val="111111"/>
-          <w:sz w:val="21"/>
-          <w:szCs w:val="21"/>
+          <w:sz w:val="18"/>
+          <w:szCs w:val="18"/>
         </w:rPr>
         <w:t xml:space="preserve"/>
       </w:r>
@@ -9412,44 +9350,26 @@
           </w:tcPr>
           <w:p>
             <w:pPr>
-              <w:spacing w:after="0" w:line="120"/>
-            </w:pPr>
-            <w:r>
-              <w:rPr>
-                <w:rFonts w:ascii="Times New Roman" w:cs="Times New Roman" w:eastAsia="Times New Roman" w:hAnsi="Times New Roman"/>
-                <w:b w:val="false"/>
-                <w:bCs w:val="false"/>
-                <w:i w:val="false"/>
-                <w:iCs w:val="false"/>
-                <w:color w:val="111111"/>
-                <w:sz w:val="6"/>
-                <w:szCs w:val="6"/>
-              </w:rPr>
-              <w:t xml:space="preserve"/>
-            </w:r>
-          </w:p>
-          <w:p>
-            <w:pPr>
-              <w:spacing w:after="25"/>
-              <w:jc w:val="center"/>
-            </w:pPr>
-            <w:r>
-              <w:rPr>
-                <w:rFonts w:ascii="Times New Roman" w:cs="Times New Roman" w:eastAsia="Times New Roman" w:hAnsi="Times New Roman"/>
-                <w:b w:val="false"/>
-                <w:bCs w:val="false"/>
-                <w:i w:val="false"/>
-                <w:iCs w:val="false"/>
-                <w:color w:val="111111"/>
-                <w:sz w:val="19"/>
-                <w:szCs w:val="19"/>
+              <w:spacing w:after="10"/>
+              <w:jc w:val="center"/>
+            </w:pPr>
+            <w:r>
+              <w:rPr>
+                <w:rFonts w:ascii="Times New Roman" w:cs="Times New Roman" w:eastAsia="Times New Roman" w:hAnsi="Times New Roman"/>
+                <w:b w:val="false"/>
+                <w:bCs w:val="false"/>
+                <w:i w:val="false"/>
+                <w:iCs w:val="false"/>
+                <w:color w:val="111111"/>
+                <w:sz w:val="17"/>
+                <w:szCs w:val="17"/>
               </w:rPr>
               <w:t xml:space="preserve">……………………………………</w:t>
             </w:r>
           </w:p>
           <w:p>
             <w:pPr>
-              <w:spacing w:after="8"/>
+              <w:spacing w:after="3"/>
               <w:jc w:val="center"/>
             </w:pPr>
             <w:r>
@@ -9460,8 +9380,8 @@
                 <w:i w:val="false"/>
                 <w:iCs w:val="false"/>
                 <w:color w:val="111111"/>
-                <w:sz w:val="19"/>
-                <w:szCs w:val="19"/>
+                <w:sz w:val="17"/>
+                <w:szCs w:val="17"/>
               </w:rPr>
               <w:t xml:space="preserve">Ders Öğretmeni</w:t>
             </w:r>
@@ -9479,8 +9399,8 @@
                 <w:i w:val="false"/>
                 <w:iCs w:val="false"/>
                 <w:color w:val="55636F"/>
-                <w:sz w:val="17"/>
-                <w:szCs w:val="17"/>
+                <w:sz w:val="15"/>
+                <w:szCs w:val="15"/>
               </w:rPr>
               <w:t xml:space="preserve">Arapça</w:t>
             </w:r>
@@ -9515,34 +9435,34 @@
                 <w:i w:val="false"/>
                 <w:iCs w:val="false"/>
                 <w:color w:val="111111"/>
-                <w:sz w:val="6"/>
-                <w:szCs w:val="6"/>
+                <w:sz w:val="12"/>
+                <w:szCs w:val="12"/>
               </w:rPr>
               <w:t xml:space="preserve"/>
             </w:r>
           </w:p>
           <w:p>
             <w:pPr>
-              <w:spacing w:after="25"/>
-              <w:jc w:val="center"/>
-            </w:pPr>
-            <w:r>
-              <w:rPr>
-                <w:rFonts w:ascii="Times New Roman" w:cs="Times New Roman" w:eastAsia="Times New Roman" w:hAnsi="Times New Roman"/>
-                <w:b w:val="false"/>
-                <w:bCs w:val="false"/>
-                <w:i w:val="false"/>
-                <w:iCs w:val="false"/>
-                <w:color w:val="111111"/>
-                <w:sz w:val="19"/>
-                <w:szCs w:val="19"/>
+              <w:spacing w:after="10"/>
+              <w:jc w:val="center"/>
+            </w:pPr>
+            <w:r>
+              <w:rPr>
+                <w:rFonts w:ascii="Times New Roman" w:cs="Times New Roman" w:eastAsia="Times New Roman" w:hAnsi="Times New Roman"/>
+                <w:b w:val="false"/>
+                <w:bCs w:val="false"/>
+                <w:i w:val="false"/>
+                <w:iCs w:val="false"/>
+                <w:color w:val="111111"/>
+                <w:sz w:val="17"/>
+                <w:szCs w:val="17"/>
               </w:rPr>
               <w:t xml:space="preserve">……………………………………</w:t>
             </w:r>
           </w:p>
           <w:p>
             <w:pPr>
-              <w:spacing w:after="8"/>
+              <w:spacing w:after="3"/>
               <w:jc w:val="center"/>
             </w:pPr>
             <w:r>
@@ -9553,8 +9473,8 @@
                 <w:i w:val="false"/>
                 <w:iCs w:val="false"/>
                 <w:color w:val="111111"/>
-                <w:sz w:val="19"/>
-                <w:szCs w:val="19"/>
+                <w:sz w:val="17"/>
+                <w:szCs w:val="17"/>
               </w:rPr>
               <w:t xml:space="preserve">Okul Müdürü</w:t>
             </w:r>
@@ -9572,8 +9492,8 @@
                 <w:i w:val="false"/>
                 <w:iCs w:val="false"/>
                 <w:color w:val="55636F"/>
-                <w:sz w:val="17"/>
-                <w:szCs w:val="17"/>
+                <w:sz w:val="15"/>
+                <w:szCs w:val="15"/>
               </w:rPr>
               <w:t xml:space="preserve"/>
             </w:r>
@@ -9584,7 +9504,7 @@
     <w:sectPr>
       <w:footerReference w:type="default" r:id="rId7"/>
       <w:pgSz w:w="11906" w:h="16838" w:orient="portrait"/>
-      <w:pgMar w:top="1021" w:right="1021" w:bottom="1021" w:left="1021" w:header="708" w:footer="708" w:gutter="0"/>
+      <w:pgMar w:top="480" w:right="480" w:bottom="480" w:left="480" w:header="454" w:footer="400" w:gutter="0"/>
       <w:pgNumType/>
       <w:docGrid w:linePitch="360"/>
     </w:sectPr>

--- a/dosyalar/sinavlar/5-sinif/arapca-5-1d1y-klasik.docx
+++ b/dosyalar/sinavlar/5-sinif/arapca-5-1d1y-klasik.docx
@@ -1813,7 +1813,7 @@
                 <w:szCs w:val="27"/>
                 <w:rtl/>
               </w:rPr>
-              <w:t xml:space="preserve">اَلسَّلَامُ عَلَيْكُمْ</w:t>
+              <w:t xml:space="preserve">اَلسَّلَامُ عَلَيْكُمْ</w:t>
             </w:r>
           </w:p>
         </w:tc>
@@ -1909,7 +1909,7 @@
                 <w:szCs w:val="27"/>
                 <w:rtl/>
               </w:rPr>
-              <w:t xml:space="preserve">صَبَاحُ الْخَيْرِ</w:t>
+              <w:t xml:space="preserve">صَبَاحُ الخَيْرِ</w:t>
             </w:r>
           </w:p>
         </w:tc>
@@ -2005,7 +2005,7 @@
                 <w:szCs w:val="27"/>
                 <w:rtl/>
               </w:rPr>
-              <w:t xml:space="preserve">مَعَ السَّلَامَةِ</w:t>
+              <w:t xml:space="preserve">مَعَ السَّلَامَةِ</w:t>
             </w:r>
           </w:p>
         </w:tc>
@@ -3256,7 +3256,7 @@
                 <w:szCs w:val="25"/>
                 <w:rtl/>
               </w:rPr>
-              <w:t xml:space="preserve">كَيْفَ حَالُكَ؟</w:t>
+              <w:t xml:space="preserve">كَيْف حَالُكَ؟</w:t>
             </w:r>
           </w:p>
         </w:tc>
@@ -3596,7 +3596,7 @@
                 <w:szCs w:val="25"/>
                 <w:rtl/>
               </w:rPr>
-              <w:t xml:space="preserve">إِلَى اللِّقَاءِ</w:t>
+              <w:t xml:space="preserve">إِلَى اللِّقَاءِ</w:t>
             </w:r>
           </w:p>
         </w:tc>
@@ -4016,7 +4016,7 @@
                 <w:szCs w:val="27"/>
                 <w:rtl/>
               </w:rPr>
-              <w:t xml:space="preserve">أَنَا   —   اِسْمِي   —   أَنْتَ   —   أَنْتِ   —   مُعَلِّمٌ</w:t>
+              <w:t xml:space="preserve">أَنَا   —   اِسْمِي   —   أَنْتَ   —   أَنْتِ   —   مُعَلِّمٌ</w:t>
             </w:r>
           </w:p>
         </w:tc>
@@ -4123,7 +4123,7 @@
                 <w:szCs w:val="25"/>
                 <w:rtl/>
               </w:rPr>
-              <w:t xml:space="preserve">……………………… مُحَمَّدٌ.</w:t>
+              <w:t xml:space="preserve">……………………… مُحَمَّد.</w:t>
             </w:r>
           </w:p>
         </w:tc>
@@ -4195,7 +4195,7 @@
                 <w:szCs w:val="25"/>
                 <w:rtl/>
               </w:rPr>
-              <w:t xml:space="preserve">……………………… طَالِبٌ فِي الصَّفِّ الْخَامِسِ.</w:t>
+              <w:t xml:space="preserve">……………………… طَالِبٌ فِي الصَّفِّ الخَامِسِ.</w:t>
             </w:r>
           </w:p>
         </w:tc>
@@ -4267,7 +4267,7 @@
                 <w:szCs w:val="25"/>
                 <w:rtl/>
               </w:rPr>
-              <w:t xml:space="preserve">هَلْ ……………………… طَالِبَةٌ يَا زَيْنَبُ؟</w:t>
+              <w:t xml:space="preserve">هَلْ ……………………… طَالِبَةٌ يَا زَيْنَب؟</w:t>
             </w:r>
           </w:p>
         </w:tc>
@@ -4339,7 +4339,7 @@
                 <w:szCs w:val="25"/>
                 <w:rtl/>
               </w:rPr>
-              <w:t xml:space="preserve">هَلْ ……………………… صَدِيقِي يَا عُمَرُ؟</w:t>
+              <w:t xml:space="preserve">هَلْ ……………………… صَدِيقِي يَا عُمَر؟</w:t>
             </w:r>
           </w:p>
         </w:tc>
@@ -4411,7 +4411,7 @@
                 <w:szCs w:val="25"/>
                 <w:rtl/>
               </w:rPr>
-              <w:t xml:space="preserve">أَحْمَدُ ……………………… فِي الْمَدْرَسَةِ.</w:t>
+              <w:t xml:space="preserve">أَحْمَد ……………………… فِي المَدْرَسَةِ.</w:t>
             </w:r>
           </w:p>
         </w:tc>
@@ -4587,7 +4587,7 @@
                 <w:szCs w:val="25"/>
                 <w:rtl/>
               </w:rPr>
-              <w:t xml:space="preserve">صَبَاحُ النُّورِ</w:t>
+              <w:t xml:space="preserve">صَبَاحُ النُّورِ</w:t>
             </w:r>
           </w:p>
         </w:tc>
@@ -4637,7 +4637,7 @@
                 <w:szCs w:val="25"/>
                 <w:rtl/>
               </w:rPr>
-              <w:t xml:space="preserve">مَسَاءُ الْخَيْرِ</w:t>
+              <w:t xml:space="preserve">مَسَاءُ الخَيْرِ</w:t>
             </w:r>
           </w:p>
         </w:tc>
@@ -4692,7 +4692,7 @@
                 <w:szCs w:val="25"/>
                 <w:rtl/>
               </w:rPr>
-              <w:t xml:space="preserve">مَعَ السَّلَامَةِ</w:t>
+              <w:t xml:space="preserve">مَعَ السَّلَامَةِ</w:t>
             </w:r>
           </w:p>
         </w:tc>
@@ -5081,7 +5081,7 @@
                 <w:szCs w:val="25"/>
                 <w:rtl/>
               </w:rPr>
-              <w:t xml:space="preserve">كَيْفَ حَالُكَ؟</w:t>
+              <w:t xml:space="preserve">كَيْف حَالُكَ؟</w:t>
             </w:r>
           </w:p>
         </w:tc>
@@ -5131,7 +5131,7 @@
                 <w:szCs w:val="25"/>
                 <w:rtl/>
               </w:rPr>
-              <w:t xml:space="preserve">كَيْفَ حَالُكِ؟</w:t>
+              <w:t xml:space="preserve">كَيْف حَالُكِ؟</w:t>
             </w:r>
           </w:p>
         </w:tc>
@@ -5378,7 +5378,7 @@
                 <w:szCs w:val="25"/>
                 <w:rtl/>
               </w:rPr>
-              <w:t xml:space="preserve">أَنَا مُعَلِّمَةٌ</w:t>
+              <w:t xml:space="preserve">أَنَا مُعَلِّمَةٌ</w:t>
             </w:r>
           </w:p>
         </w:tc>
@@ -5680,7 +5680,7 @@
                 <w:szCs w:val="25"/>
                 <w:rtl/>
               </w:rPr>
-              <w:t xml:space="preserve">إِلَى اللِّقَاءِ</w:t>
+              <w:t xml:space="preserve">إِلَى اللِّقَاءِ</w:t>
             </w:r>
           </w:p>
         </w:tc>
@@ -5730,7 +5730,7 @@
                 <w:szCs w:val="25"/>
                 <w:rtl/>
               </w:rPr>
-              <w:t xml:space="preserve">صَبَاحُ الْخَيْرِ</w:t>
+              <w:t xml:space="preserve">صَبَاحُ الخَيْرِ</w:t>
             </w:r>
           </w:p>
         </w:tc>
@@ -5882,7 +5882,7 @@
                 <w:szCs w:val="27"/>
                 <w:rtl/>
               </w:rPr>
-              <w:t xml:space="preserve">وَعَلَيْكُمُ السَّلَامُ   —   اِسْمِي   —   بِخَيْرٍ   —   مَعَ السَّلَامَةِ   —   أَهْلًا وَسَهْلًا</w:t>
+              <w:t xml:space="preserve">وَعَلَيْكُمُ السَّلَامُ   —   اِسْمِي   —   بِخَيْرٍ   —   مَعَ السَّلَامَةِ   —   أَهْلًا وَسَهْلًا</w:t>
             </w:r>
           </w:p>
         </w:tc>
@@ -5989,7 +5989,7 @@
                 <w:szCs w:val="25"/>
                 <w:rtl/>
               </w:rPr>
-              <w:t xml:space="preserve">سُؤَالٌ: اَلسَّلَامُ عَلَيْكُمْ.   جَوَابٌ: ………………………………</w:t>
+              <w:t xml:space="preserve">سُؤَالٌ: اَلسَّلَامُ عَلَيْكُمْ.   جَوَابٌ: ………………………………</w:t>
             </w:r>
           </w:p>
         </w:tc>
@@ -6061,7 +6061,7 @@
                 <w:szCs w:val="25"/>
                 <w:rtl/>
               </w:rPr>
-              <w:t xml:space="preserve">سُؤَالٌ: مَا اسْمُكَ؟   جَوَابٌ: ……………………… خَالِدٌ.</w:t>
+              <w:t xml:space="preserve">سُؤَالٌ: مَا اسْمُكَ؟   جَوَابٌ: ……………………… خَالِد.</w:t>
             </w:r>
           </w:p>
         </w:tc>
@@ -6133,7 +6133,7 @@
                 <w:szCs w:val="25"/>
                 <w:rtl/>
               </w:rPr>
-              <w:t xml:space="preserve">سُؤَالٌ: كَيْفَ حَالُكَ؟   جَوَابٌ: ………………………، اَلْحَمْدُ لِلَّهِ.</w:t>
+              <w:t xml:space="preserve">سُؤَالٌ: كَيْف حَالُكَ؟   جَوَابٌ: ………………………، اَلحَمْدُ لِلَّهِ.</w:t>
             </w:r>
           </w:p>
         </w:tc>
@@ -6277,7 +6277,7 @@
                 <w:szCs w:val="25"/>
                 <w:rtl/>
               </w:rPr>
-              <w:t xml:space="preserve">سُؤَالٌ: إِلَى اللِّقَاءِ.   جَوَابٌ: ………………………………</w:t>
+              <w:t xml:space="preserve">سُؤَالٌ: إِلَى اللِّقَاءِ.   جَوَابٌ: ………………………………</w:t>
             </w:r>
           </w:p>
         </w:tc>
@@ -6429,7 +6429,7 @@
                 <w:szCs w:val="27"/>
                 <w:rtl/>
               </w:rPr>
-              <w:t xml:space="preserve">أَنَا   —   اِسْمِي   —   طَالِبٌ   —   طَالِبَةٌ   —   صَدِيقِي   —   اَلْحَمْدُ لِلَّهِ</w:t>
+              <w:t xml:space="preserve">أَنَا   —   اِسْمِي   —   طَالِبٌ   —   طَالِبَةٌ   —   صَدِيقِي   —   اَلحَمْدُ لِلَّهِ</w:t>
             </w:r>
           </w:p>
         </w:tc>
@@ -7097,7 +7097,7 @@
                 <w:szCs w:val="25"/>
                 <w:rtl/>
               </w:rPr>
-              <w:t xml:space="preserve">طَالِبٌ  ،  مُعَلِّمَةٌ  ،  صَدِيقٌ  ،  نَعَمْ  ،  لَا</w:t>
+              <w:t xml:space="preserve">طَالِبٌ  ،  مُعَلِّمَةٌ  ،  صَدِيقٌ  ،  نَعَمْ  ،  لَا</w:t>
             </w:r>
           </w:p>
         </w:tc>
@@ -7285,7 +7285,7 @@
                 <w:szCs w:val="25"/>
                 <w:rtl/>
               </w:rPr>
-              <w:t xml:space="preserve">اِسْمِي  ،  أَنَا  ،  أَنْتِ  ،  أَنْتَ  ،  مُعَلِّمٌ</w:t>
+              <w:t xml:space="preserve">اِسْمِي  ،  أَنَا  ،  أَنْتِ  ،  أَنْتَ  ،  مُعَلِّمٌ</w:t>
             </w:r>
           </w:p>
         </w:tc>
@@ -7473,7 +7473,7 @@
                 <w:szCs w:val="25"/>
                 <w:rtl/>
               </w:rPr>
-              <w:t xml:space="preserve">وَعَلَيْكُمُ السَّلَامُ  ،  اِسْمِي  ،  بِخَيْرٍ  ،  أَهْلًا وَسَهْلًا  ،  مَعَ السَّلَامَةِ</w:t>
+              <w:t xml:space="preserve">وَعَلَيْكُمُ السَّلَامُ  ،  اِسْمِي  ،  بِخَيْرٍ  ،  أَهْلًا وَسَهْلًا  ،  مَعَ السَّلَامَةِ</w:t>
             </w:r>
           </w:p>
         </w:tc>

--- a/dosyalar/sinavlar/5-sinif/arapca-5-1d1y-klasik.docx
+++ b/dosyalar/sinavlar/5-sinif/arapca-5-1d1y-klasik.docx
@@ -633,7 +633,7 @@
             </w:pPr>
             <w:r>
               <w:rPr>
-                <w:rFonts w:ascii="Markazi Text" w:cs="Markazi Text" w:eastAsia="Markazi Text" w:hAnsi="Markazi Text"/>
+                <w:rFonts w:ascii="Arakom" w:cs="Arakom" w:eastAsia="Arakom" w:hAnsi="Arakom"/>
                 <w:b w:val="false"/>
                 <w:bCs w:val="false"/>
                 <w:color w:val="111111"/>
@@ -730,7 +730,7 @@
             </w:pPr>
             <w:r>
               <w:rPr>
-                <w:rFonts w:ascii="Markazi Text" w:cs="Markazi Text" w:eastAsia="Markazi Text" w:hAnsi="Markazi Text"/>
+                <w:rFonts w:ascii="Arakom" w:cs="Arakom" w:eastAsia="Arakom" w:hAnsi="Arakom"/>
                 <w:b w:val="false"/>
                 <w:bCs w:val="false"/>
                 <w:color w:val="111111"/>
@@ -827,7 +827,7 @@
             </w:pPr>
             <w:r>
               <w:rPr>
-                <w:rFonts w:ascii="Markazi Text" w:cs="Markazi Text" w:eastAsia="Markazi Text" w:hAnsi="Markazi Text"/>
+                <w:rFonts w:ascii="Arakom" w:cs="Arakom" w:eastAsia="Arakom" w:hAnsi="Arakom"/>
                 <w:b w:val="false"/>
                 <w:bCs w:val="false"/>
                 <w:color w:val="111111"/>
@@ -924,7 +924,7 @@
             </w:pPr>
             <w:r>
               <w:rPr>
-                <w:rFonts w:ascii="Markazi Text" w:cs="Markazi Text" w:eastAsia="Markazi Text" w:hAnsi="Markazi Text"/>
+                <w:rFonts w:ascii="Arakom" w:cs="Arakom" w:eastAsia="Arakom" w:hAnsi="Arakom"/>
                 <w:b w:val="false"/>
                 <w:bCs w:val="false"/>
                 <w:color w:val="111111"/>
@@ -1021,7 +1021,7 @@
             </w:pPr>
             <w:r>
               <w:rPr>
-                <w:rFonts w:ascii="Markazi Text" w:cs="Markazi Text" w:eastAsia="Markazi Text" w:hAnsi="Markazi Text"/>
+                <w:rFonts w:ascii="Arakom" w:cs="Arakom" w:eastAsia="Arakom" w:hAnsi="Arakom"/>
                 <w:b w:val="false"/>
                 <w:bCs w:val="false"/>
                 <w:color w:val="111111"/>
@@ -1118,7 +1118,7 @@
             </w:pPr>
             <w:r>
               <w:rPr>
-                <w:rFonts w:ascii="Markazi Text" w:cs="Markazi Text" w:eastAsia="Markazi Text" w:hAnsi="Markazi Text"/>
+                <w:rFonts w:ascii="Arakom" w:cs="Arakom" w:eastAsia="Arakom" w:hAnsi="Arakom"/>
                 <w:b w:val="false"/>
                 <w:bCs w:val="false"/>
                 <w:color w:val="111111"/>
@@ -1215,7 +1215,7 @@
             </w:pPr>
             <w:r>
               <w:rPr>
-                <w:rFonts w:ascii="Markazi Text" w:cs="Markazi Text" w:eastAsia="Markazi Text" w:hAnsi="Markazi Text"/>
+                <w:rFonts w:ascii="Arakom" w:cs="Arakom" w:eastAsia="Arakom" w:hAnsi="Arakom"/>
                 <w:b w:val="false"/>
                 <w:bCs w:val="false"/>
                 <w:color w:val="111111"/>
@@ -1312,7 +1312,7 @@
             </w:pPr>
             <w:r>
               <w:rPr>
-                <w:rFonts w:ascii="Markazi Text" w:cs="Markazi Text" w:eastAsia="Markazi Text" w:hAnsi="Markazi Text"/>
+                <w:rFonts w:ascii="Arakom" w:cs="Arakom" w:eastAsia="Arakom" w:hAnsi="Arakom"/>
                 <w:b w:val="false"/>
                 <w:bCs w:val="false"/>
                 <w:color w:val="111111"/>
@@ -1409,7 +1409,7 @@
             </w:pPr>
             <w:r>
               <w:rPr>
-                <w:rFonts w:ascii="Markazi Text" w:cs="Markazi Text" w:eastAsia="Markazi Text" w:hAnsi="Markazi Text"/>
+                <w:rFonts w:ascii="Arakom" w:cs="Arakom" w:eastAsia="Arakom" w:hAnsi="Arakom"/>
                 <w:b w:val="false"/>
                 <w:bCs w:val="false"/>
                 <w:color w:val="111111"/>
@@ -1506,7 +1506,7 @@
             </w:pPr>
             <w:r>
               <w:rPr>
-                <w:rFonts w:ascii="Markazi Text" w:cs="Markazi Text" w:eastAsia="Markazi Text" w:hAnsi="Markazi Text"/>
+                <w:rFonts w:ascii="Arakom" w:cs="Arakom" w:eastAsia="Arakom" w:hAnsi="Arakom"/>
                 <w:b w:val="false"/>
                 <w:bCs w:val="false"/>
                 <w:color w:val="111111"/>
@@ -1805,7 +1805,7 @@
             </w:pPr>
             <w:r>
               <w:rPr>
-                <w:rFonts w:ascii="Markazi Text" w:cs="Markazi Text" w:eastAsia="Markazi Text" w:hAnsi="Markazi Text"/>
+                <w:rFonts w:ascii="Arakom" w:cs="Arakom" w:eastAsia="Arakom" w:hAnsi="Arakom"/>
                 <w:b w:val="false"/>
                 <w:bCs w:val="false"/>
                 <w:color w:val="111111"/>
@@ -1901,7 +1901,7 @@
             </w:pPr>
             <w:r>
               <w:rPr>
-                <w:rFonts w:ascii="Markazi Text" w:cs="Markazi Text" w:eastAsia="Markazi Text" w:hAnsi="Markazi Text"/>
+                <w:rFonts w:ascii="Arakom" w:cs="Arakom" w:eastAsia="Arakom" w:hAnsi="Arakom"/>
                 <w:b w:val="false"/>
                 <w:bCs w:val="false"/>
                 <w:color w:val="111111"/>
@@ -1997,7 +1997,7 @@
             </w:pPr>
             <w:r>
               <w:rPr>
-                <w:rFonts w:ascii="Markazi Text" w:cs="Markazi Text" w:eastAsia="Markazi Text" w:hAnsi="Markazi Text"/>
+                <w:rFonts w:ascii="Arakom" w:cs="Arakom" w:eastAsia="Arakom" w:hAnsi="Arakom"/>
                 <w:b w:val="false"/>
                 <w:bCs w:val="false"/>
                 <w:color w:val="111111"/>
@@ -2093,7 +2093,7 @@
             </w:pPr>
             <w:r>
               <w:rPr>
-                <w:rFonts w:ascii="Markazi Text" w:cs="Markazi Text" w:eastAsia="Markazi Text" w:hAnsi="Markazi Text"/>
+                <w:rFonts w:ascii="Arakom" w:cs="Arakom" w:eastAsia="Arakom" w:hAnsi="Arakom"/>
                 <w:b w:val="false"/>
                 <w:bCs w:val="false"/>
                 <w:color w:val="111111"/>
@@ -2189,7 +2189,7 @@
             </w:pPr>
             <w:r>
               <w:rPr>
-                <w:rFonts w:ascii="Markazi Text" w:cs="Markazi Text" w:eastAsia="Markazi Text" w:hAnsi="Markazi Text"/>
+                <w:rFonts w:ascii="Arakom" w:cs="Arakom" w:eastAsia="Arakom" w:hAnsi="Arakom"/>
                 <w:b w:val="false"/>
                 <w:bCs w:val="false"/>
                 <w:color w:val="111111"/>
@@ -2518,7 +2518,7 @@
             </w:pPr>
             <w:r>
               <w:rPr>
-                <w:rFonts w:ascii="Markazi Text" w:cs="Markazi Text" w:eastAsia="Markazi Text" w:hAnsi="Markazi Text"/>
+                <w:rFonts w:ascii="Arakom" w:cs="Arakom" w:eastAsia="Arakom" w:hAnsi="Arakom"/>
                 <w:b w:val="false"/>
                 <w:bCs w:val="false"/>
                 <w:color w:val="111111"/>
@@ -2614,7 +2614,7 @@
             </w:pPr>
             <w:r>
               <w:rPr>
-                <w:rFonts w:ascii="Markazi Text" w:cs="Markazi Text" w:eastAsia="Markazi Text" w:hAnsi="Markazi Text"/>
+                <w:rFonts w:ascii="Arakom" w:cs="Arakom" w:eastAsia="Arakom" w:hAnsi="Arakom"/>
                 <w:b w:val="false"/>
                 <w:bCs w:val="false"/>
                 <w:color w:val="111111"/>
@@ -2710,7 +2710,7 @@
             </w:pPr>
             <w:r>
               <w:rPr>
-                <w:rFonts w:ascii="Markazi Text" w:cs="Markazi Text" w:eastAsia="Markazi Text" w:hAnsi="Markazi Text"/>
+                <w:rFonts w:ascii="Arakom" w:cs="Arakom" w:eastAsia="Arakom" w:hAnsi="Arakom"/>
                 <w:b w:val="false"/>
                 <w:bCs w:val="false"/>
                 <w:color w:val="111111"/>
@@ -2806,7 +2806,7 @@
             </w:pPr>
             <w:r>
               <w:rPr>
-                <w:rFonts w:ascii="Markazi Text" w:cs="Markazi Text" w:eastAsia="Markazi Text" w:hAnsi="Markazi Text"/>
+                <w:rFonts w:ascii="Arakom" w:cs="Arakom" w:eastAsia="Arakom" w:hAnsi="Arakom"/>
                 <w:b w:val="false"/>
                 <w:bCs w:val="false"/>
                 <w:color w:val="111111"/>
@@ -2902,7 +2902,7 @@
             </w:pPr>
             <w:r>
               <w:rPr>
-                <w:rFonts w:ascii="Markazi Text" w:cs="Markazi Text" w:eastAsia="Markazi Text" w:hAnsi="Markazi Text"/>
+                <w:rFonts w:ascii="Arakom" w:cs="Arakom" w:eastAsia="Arakom" w:hAnsi="Arakom"/>
                 <w:b w:val="false"/>
                 <w:bCs w:val="false"/>
                 <w:color w:val="111111"/>
@@ -3078,7 +3078,7 @@
             </w:pPr>
             <w:r>
               <w:rPr>
-                <w:rFonts w:ascii="Markazi Text" w:cs="Markazi Text" w:eastAsia="Markazi Text" w:hAnsi="Markazi Text"/>
+                <w:rFonts w:ascii="Arakom" w:cs="Arakom" w:eastAsia="Arakom" w:hAnsi="Arakom"/>
                 <w:b w:val="false"/>
                 <w:bCs w:val="false"/>
                 <w:color w:val="111111"/>
@@ -3248,7 +3248,7 @@
             </w:pPr>
             <w:r>
               <w:rPr>
-                <w:rFonts w:ascii="Markazi Text" w:cs="Markazi Text" w:eastAsia="Markazi Text" w:hAnsi="Markazi Text"/>
+                <w:rFonts w:ascii="Arakom" w:cs="Arakom" w:eastAsia="Arakom" w:hAnsi="Arakom"/>
                 <w:b w:val="false"/>
                 <w:bCs w:val="false"/>
                 <w:color w:val="111111"/>
@@ -3418,7 +3418,7 @@
             </w:pPr>
             <w:r>
               <w:rPr>
-                <w:rFonts w:ascii="Markazi Text" w:cs="Markazi Text" w:eastAsia="Markazi Text" w:hAnsi="Markazi Text"/>
+                <w:rFonts w:ascii="Arakom" w:cs="Arakom" w:eastAsia="Arakom" w:hAnsi="Arakom"/>
                 <w:b w:val="false"/>
                 <w:bCs w:val="false"/>
                 <w:color w:val="111111"/>
@@ -3588,7 +3588,7 @@
             </w:pPr>
             <w:r>
               <w:rPr>
-                <w:rFonts w:ascii="Markazi Text" w:cs="Markazi Text" w:eastAsia="Markazi Text" w:hAnsi="Markazi Text"/>
+                <w:rFonts w:ascii="Arakom" w:cs="Arakom" w:eastAsia="Arakom" w:hAnsi="Arakom"/>
                 <w:b w:val="false"/>
                 <w:bCs w:val="false"/>
                 <w:color w:val="111111"/>
@@ -3758,7 +3758,7 @@
             </w:pPr>
             <w:r>
               <w:rPr>
-                <w:rFonts w:ascii="Markazi Text" w:cs="Markazi Text" w:eastAsia="Markazi Text" w:hAnsi="Markazi Text"/>
+                <w:rFonts w:ascii="Arakom" w:cs="Arakom" w:eastAsia="Arakom" w:hAnsi="Arakom"/>
                 <w:b w:val="false"/>
                 <w:bCs w:val="false"/>
                 <w:color w:val="111111"/>
@@ -4008,7 +4008,7 @@
             </w:pPr>
             <w:r>
               <w:rPr>
-                <w:rFonts w:ascii="Markazi Text" w:cs="Markazi Text" w:eastAsia="Markazi Text" w:hAnsi="Markazi Text"/>
+                <w:rFonts w:ascii="Arakom" w:cs="Arakom" w:eastAsia="Arakom" w:hAnsi="Arakom"/>
                 <w:b w:val="false"/>
                 <w:bCs w:val="false"/>
                 <w:color w:val="111111"/>
@@ -4115,7 +4115,7 @@
             </w:pPr>
             <w:r>
               <w:rPr>
-                <w:rFonts w:ascii="Markazi Text" w:cs="Markazi Text" w:eastAsia="Markazi Text" w:hAnsi="Markazi Text"/>
+                <w:rFonts w:ascii="Arakom" w:cs="Arakom" w:eastAsia="Arakom" w:hAnsi="Arakom"/>
                 <w:b w:val="false"/>
                 <w:bCs w:val="false"/>
                 <w:color w:val="111111"/>
@@ -4187,7 +4187,7 @@
             </w:pPr>
             <w:r>
               <w:rPr>
-                <w:rFonts w:ascii="Markazi Text" w:cs="Markazi Text" w:eastAsia="Markazi Text" w:hAnsi="Markazi Text"/>
+                <w:rFonts w:ascii="Arakom" w:cs="Arakom" w:eastAsia="Arakom" w:hAnsi="Arakom"/>
                 <w:b w:val="false"/>
                 <w:bCs w:val="false"/>
                 <w:color w:val="111111"/>
@@ -4259,7 +4259,7 @@
             </w:pPr>
             <w:r>
               <w:rPr>
-                <w:rFonts w:ascii="Markazi Text" w:cs="Markazi Text" w:eastAsia="Markazi Text" w:hAnsi="Markazi Text"/>
+                <w:rFonts w:ascii="Arakom" w:cs="Arakom" w:eastAsia="Arakom" w:hAnsi="Arakom"/>
                 <w:b w:val="false"/>
                 <w:bCs w:val="false"/>
                 <w:color w:val="111111"/>
@@ -4331,7 +4331,7 @@
             </w:pPr>
             <w:r>
               <w:rPr>
-                <w:rFonts w:ascii="Markazi Text" w:cs="Markazi Text" w:eastAsia="Markazi Text" w:hAnsi="Markazi Text"/>
+                <w:rFonts w:ascii="Arakom" w:cs="Arakom" w:eastAsia="Arakom" w:hAnsi="Arakom"/>
                 <w:b w:val="false"/>
                 <w:bCs w:val="false"/>
                 <w:color w:val="111111"/>
@@ -4403,7 +4403,7 @@
             </w:pPr>
             <w:r>
               <w:rPr>
-                <w:rFonts w:ascii="Markazi Text" w:cs="Markazi Text" w:eastAsia="Markazi Text" w:hAnsi="Markazi Text"/>
+                <w:rFonts w:ascii="Arakom" w:cs="Arakom" w:eastAsia="Arakom" w:hAnsi="Arakom"/>
                 <w:b w:val="false"/>
                 <w:bCs w:val="false"/>
                 <w:color w:val="111111"/>
@@ -4579,7 +4579,7 @@
             </w:r>
             <w:r>
               <w:rPr>
-                <w:rFonts w:ascii="Markazi Text" w:cs="Markazi Text" w:eastAsia="Markazi Text" w:hAnsi="Markazi Text"/>
+                <w:rFonts w:ascii="Arakom" w:cs="Arakom" w:eastAsia="Arakom" w:hAnsi="Arakom"/>
                 <w:b w:val="false"/>
                 <w:bCs w:val="false"/>
                 <w:color w:val="111111"/>
@@ -4629,7 +4629,7 @@
             </w:r>
             <w:r>
               <w:rPr>
-                <w:rFonts w:ascii="Markazi Text" w:cs="Markazi Text" w:eastAsia="Markazi Text" w:hAnsi="Markazi Text"/>
+                <w:rFonts w:ascii="Arakom" w:cs="Arakom" w:eastAsia="Arakom" w:hAnsi="Arakom"/>
                 <w:b w:val="false"/>
                 <w:bCs w:val="false"/>
                 <w:color w:val="111111"/>
@@ -4684,7 +4684,7 @@
             </w:r>
             <w:r>
               <w:rPr>
-                <w:rFonts w:ascii="Markazi Text" w:cs="Markazi Text" w:eastAsia="Markazi Text" w:hAnsi="Markazi Text"/>
+                <w:rFonts w:ascii="Arakom" w:cs="Arakom" w:eastAsia="Arakom" w:hAnsi="Arakom"/>
                 <w:b w:val="false"/>
                 <w:bCs w:val="false"/>
                 <w:color w:val="111111"/>
@@ -4734,7 +4734,7 @@
             </w:r>
             <w:r>
               <w:rPr>
-                <w:rFonts w:ascii="Markazi Text" w:cs="Markazi Text" w:eastAsia="Markazi Text" w:hAnsi="Markazi Text"/>
+                <w:rFonts w:ascii="Arakom" w:cs="Arakom" w:eastAsia="Arakom" w:hAnsi="Arakom"/>
                 <w:b w:val="false"/>
                 <w:bCs w:val="false"/>
                 <w:color w:val="111111"/>
@@ -4826,7 +4826,7 @@
             </w:r>
             <w:r>
               <w:rPr>
-                <w:rFonts w:ascii="Markazi Text" w:cs="Markazi Text" w:eastAsia="Markazi Text" w:hAnsi="Markazi Text"/>
+                <w:rFonts w:ascii="Arakom" w:cs="Arakom" w:eastAsia="Arakom" w:hAnsi="Arakom"/>
                 <w:b w:val="false"/>
                 <w:bCs w:val="false"/>
                 <w:color w:val="111111"/>
@@ -4876,7 +4876,7 @@
             </w:r>
             <w:r>
               <w:rPr>
-                <w:rFonts w:ascii="Markazi Text" w:cs="Markazi Text" w:eastAsia="Markazi Text" w:hAnsi="Markazi Text"/>
+                <w:rFonts w:ascii="Arakom" w:cs="Arakom" w:eastAsia="Arakom" w:hAnsi="Arakom"/>
                 <w:b w:val="false"/>
                 <w:bCs w:val="false"/>
                 <w:color w:val="111111"/>
@@ -4931,7 +4931,7 @@
             </w:r>
             <w:r>
               <w:rPr>
-                <w:rFonts w:ascii="Markazi Text" w:cs="Markazi Text" w:eastAsia="Markazi Text" w:hAnsi="Markazi Text"/>
+                <w:rFonts w:ascii="Arakom" w:cs="Arakom" w:eastAsia="Arakom" w:hAnsi="Arakom"/>
                 <w:b w:val="false"/>
                 <w:bCs w:val="false"/>
                 <w:color w:val="111111"/>
@@ -4981,7 +4981,7 @@
             </w:r>
             <w:r>
               <w:rPr>
-                <w:rFonts w:ascii="Markazi Text" w:cs="Markazi Text" w:eastAsia="Markazi Text" w:hAnsi="Markazi Text"/>
+                <w:rFonts w:ascii="Arakom" w:cs="Arakom" w:eastAsia="Arakom" w:hAnsi="Arakom"/>
                 <w:b w:val="false"/>
                 <w:bCs w:val="false"/>
                 <w:color w:val="111111"/>
@@ -5073,7 +5073,7 @@
             </w:r>
             <w:r>
               <w:rPr>
-                <w:rFonts w:ascii="Markazi Text" w:cs="Markazi Text" w:eastAsia="Markazi Text" w:hAnsi="Markazi Text"/>
+                <w:rFonts w:ascii="Arakom" w:cs="Arakom" w:eastAsia="Arakom" w:hAnsi="Arakom"/>
                 <w:b w:val="false"/>
                 <w:bCs w:val="false"/>
                 <w:color w:val="111111"/>
@@ -5123,7 +5123,7 @@
             </w:r>
             <w:r>
               <w:rPr>
-                <w:rFonts w:ascii="Markazi Text" w:cs="Markazi Text" w:eastAsia="Markazi Text" w:hAnsi="Markazi Text"/>
+                <w:rFonts w:ascii="Arakom" w:cs="Arakom" w:eastAsia="Arakom" w:hAnsi="Arakom"/>
                 <w:b w:val="false"/>
                 <w:bCs w:val="false"/>
                 <w:color w:val="111111"/>
@@ -5178,7 +5178,7 @@
             </w:r>
             <w:r>
               <w:rPr>
-                <w:rFonts w:ascii="Markazi Text" w:cs="Markazi Text" w:eastAsia="Markazi Text" w:hAnsi="Markazi Text"/>
+                <w:rFonts w:ascii="Arakom" w:cs="Arakom" w:eastAsia="Arakom" w:hAnsi="Arakom"/>
                 <w:b w:val="false"/>
                 <w:bCs w:val="false"/>
                 <w:color w:val="111111"/>
@@ -5228,7 +5228,7 @@
             </w:r>
             <w:r>
               <w:rPr>
-                <w:rFonts w:ascii="Markazi Text" w:cs="Markazi Text" w:eastAsia="Markazi Text" w:hAnsi="Markazi Text"/>
+                <w:rFonts w:ascii="Arakom" w:cs="Arakom" w:eastAsia="Arakom" w:hAnsi="Arakom"/>
                 <w:b w:val="false"/>
                 <w:bCs w:val="false"/>
                 <w:color w:val="111111"/>
@@ -5320,7 +5320,7 @@
             </w:r>
             <w:r>
               <w:rPr>
-                <w:rFonts w:ascii="Markazi Text" w:cs="Markazi Text" w:eastAsia="Markazi Text" w:hAnsi="Markazi Text"/>
+                <w:rFonts w:ascii="Arakom" w:cs="Arakom" w:eastAsia="Arakom" w:hAnsi="Arakom"/>
                 <w:b w:val="false"/>
                 <w:bCs w:val="false"/>
                 <w:color w:val="111111"/>
@@ -5370,7 +5370,7 @@
             </w:r>
             <w:r>
               <w:rPr>
-                <w:rFonts w:ascii="Markazi Text" w:cs="Markazi Text" w:eastAsia="Markazi Text" w:hAnsi="Markazi Text"/>
+                <w:rFonts w:ascii="Arakom" w:cs="Arakom" w:eastAsia="Arakom" w:hAnsi="Arakom"/>
                 <w:b w:val="false"/>
                 <w:bCs w:val="false"/>
                 <w:color w:val="111111"/>
@@ -5425,7 +5425,7 @@
             </w:r>
             <w:r>
               <w:rPr>
-                <w:rFonts w:ascii="Markazi Text" w:cs="Markazi Text" w:eastAsia="Markazi Text" w:hAnsi="Markazi Text"/>
+                <w:rFonts w:ascii="Arakom" w:cs="Arakom" w:eastAsia="Arakom" w:hAnsi="Arakom"/>
                 <w:b w:val="false"/>
                 <w:bCs w:val="false"/>
                 <w:color w:val="111111"/>
@@ -5475,7 +5475,7 @@
             </w:r>
             <w:r>
               <w:rPr>
-                <w:rFonts w:ascii="Markazi Text" w:cs="Markazi Text" w:eastAsia="Markazi Text" w:hAnsi="Markazi Text"/>
+                <w:rFonts w:ascii="Arakom" w:cs="Arakom" w:eastAsia="Arakom" w:hAnsi="Arakom"/>
                 <w:b w:val="false"/>
                 <w:bCs w:val="false"/>
                 <w:color w:val="111111"/>
@@ -5567,7 +5567,7 @@
             </w:r>
             <w:r>
               <w:rPr>
-                <w:rFonts w:ascii="Markazi Text" w:cs="Markazi Text" w:eastAsia="Markazi Text" w:hAnsi="Markazi Text"/>
+                <w:rFonts w:ascii="Arakom" w:cs="Arakom" w:eastAsia="Arakom" w:hAnsi="Arakom"/>
                 <w:b w:val="false"/>
                 <w:bCs w:val="false"/>
                 <w:color w:val="111111"/>
@@ -5617,7 +5617,7 @@
             </w:r>
             <w:r>
               <w:rPr>
-                <w:rFonts w:ascii="Markazi Text" w:cs="Markazi Text" w:eastAsia="Markazi Text" w:hAnsi="Markazi Text"/>
+                <w:rFonts w:ascii="Arakom" w:cs="Arakom" w:eastAsia="Arakom" w:hAnsi="Arakom"/>
                 <w:b w:val="false"/>
                 <w:bCs w:val="false"/>
                 <w:color w:val="111111"/>
@@ -5672,7 +5672,7 @@
             </w:r>
             <w:r>
               <w:rPr>
-                <w:rFonts w:ascii="Markazi Text" w:cs="Markazi Text" w:eastAsia="Markazi Text" w:hAnsi="Markazi Text"/>
+                <w:rFonts w:ascii="Arakom" w:cs="Arakom" w:eastAsia="Arakom" w:hAnsi="Arakom"/>
                 <w:b w:val="false"/>
                 <w:bCs w:val="false"/>
                 <w:color w:val="111111"/>
@@ -5722,7 +5722,7 @@
             </w:r>
             <w:r>
               <w:rPr>
-                <w:rFonts w:ascii="Markazi Text" w:cs="Markazi Text" w:eastAsia="Markazi Text" w:hAnsi="Markazi Text"/>
+                <w:rFonts w:ascii="Arakom" w:cs="Arakom" w:eastAsia="Arakom" w:hAnsi="Arakom"/>
                 <w:b w:val="false"/>
                 <w:bCs w:val="false"/>
                 <w:color w:val="111111"/>
@@ -5874,7 +5874,7 @@
             </w:pPr>
             <w:r>
               <w:rPr>
-                <w:rFonts w:ascii="Markazi Text" w:cs="Markazi Text" w:eastAsia="Markazi Text" w:hAnsi="Markazi Text"/>
+                <w:rFonts w:ascii="Arakom" w:cs="Arakom" w:eastAsia="Arakom" w:hAnsi="Arakom"/>
                 <w:b w:val="false"/>
                 <w:bCs w:val="false"/>
                 <w:color w:val="111111"/>
@@ -5981,7 +5981,7 @@
             </w:pPr>
             <w:r>
               <w:rPr>
-                <w:rFonts w:ascii="Markazi Text" w:cs="Markazi Text" w:eastAsia="Markazi Text" w:hAnsi="Markazi Text"/>
+                <w:rFonts w:ascii="Arakom" w:cs="Arakom" w:eastAsia="Arakom" w:hAnsi="Arakom"/>
                 <w:b w:val="false"/>
                 <w:bCs w:val="false"/>
                 <w:color w:val="111111"/>
@@ -6053,7 +6053,7 @@
             </w:pPr>
             <w:r>
               <w:rPr>
-                <w:rFonts w:ascii="Markazi Text" w:cs="Markazi Text" w:eastAsia="Markazi Text" w:hAnsi="Markazi Text"/>
+                <w:rFonts w:ascii="Arakom" w:cs="Arakom" w:eastAsia="Arakom" w:hAnsi="Arakom"/>
                 <w:b w:val="false"/>
                 <w:bCs w:val="false"/>
                 <w:color w:val="111111"/>
@@ -6125,7 +6125,7 @@
             </w:pPr>
             <w:r>
               <w:rPr>
-                <w:rFonts w:ascii="Markazi Text" w:cs="Markazi Text" w:eastAsia="Markazi Text" w:hAnsi="Markazi Text"/>
+                <w:rFonts w:ascii="Arakom" w:cs="Arakom" w:eastAsia="Arakom" w:hAnsi="Arakom"/>
                 <w:b w:val="false"/>
                 <w:bCs w:val="false"/>
                 <w:color w:val="111111"/>
@@ -6197,7 +6197,7 @@
             </w:pPr>
             <w:r>
               <w:rPr>
-                <w:rFonts w:ascii="Markazi Text" w:cs="Markazi Text" w:eastAsia="Markazi Text" w:hAnsi="Markazi Text"/>
+                <w:rFonts w:ascii="Arakom" w:cs="Arakom" w:eastAsia="Arakom" w:hAnsi="Arakom"/>
                 <w:b w:val="false"/>
                 <w:bCs w:val="false"/>
                 <w:color w:val="111111"/>
@@ -6269,7 +6269,7 @@
             </w:pPr>
             <w:r>
               <w:rPr>
-                <w:rFonts w:ascii="Markazi Text" w:cs="Markazi Text" w:eastAsia="Markazi Text" w:hAnsi="Markazi Text"/>
+                <w:rFonts w:ascii="Arakom" w:cs="Arakom" w:eastAsia="Arakom" w:hAnsi="Arakom"/>
                 <w:b w:val="false"/>
                 <w:bCs w:val="false"/>
                 <w:color w:val="111111"/>
@@ -6421,7 +6421,7 @@
             </w:pPr>
             <w:r>
               <w:rPr>
-                <w:rFonts w:ascii="Markazi Text" w:cs="Markazi Text" w:eastAsia="Markazi Text" w:hAnsi="Markazi Text"/>
+                <w:rFonts w:ascii="Arakom" w:cs="Arakom" w:eastAsia="Arakom" w:hAnsi="Arakom"/>
                 <w:b w:val="false"/>
                 <w:bCs w:val="false"/>
                 <w:color w:val="111111"/>
@@ -7089,7 +7089,7 @@
             </w:pPr>
             <w:r>
               <w:rPr>
-                <w:rFonts w:ascii="Markazi Text" w:cs="Markazi Text" w:eastAsia="Markazi Text" w:hAnsi="Markazi Text"/>
+                <w:rFonts w:ascii="Arakom" w:cs="Arakom" w:eastAsia="Arakom" w:hAnsi="Arakom"/>
                 <w:b w:val="false"/>
                 <w:bCs w:val="false"/>
                 <w:color w:val="111111"/>
@@ -7277,7 +7277,7 @@
             </w:pPr>
             <w:r>
               <w:rPr>
-                <w:rFonts w:ascii="Markazi Text" w:cs="Markazi Text" w:eastAsia="Markazi Text" w:hAnsi="Markazi Text"/>
+                <w:rFonts w:ascii="Arakom" w:cs="Arakom" w:eastAsia="Arakom" w:hAnsi="Arakom"/>
                 <w:b w:val="false"/>
                 <w:bCs w:val="false"/>
                 <w:color w:val="111111"/>
@@ -7465,7 +7465,7 @@
             </w:pPr>
             <w:r>
               <w:rPr>
-                <w:rFonts w:ascii="Markazi Text" w:cs="Markazi Text" w:eastAsia="Markazi Text" w:hAnsi="Markazi Text"/>
+                <w:rFonts w:ascii="Arakom" w:cs="Arakom" w:eastAsia="Arakom" w:hAnsi="Arakom"/>
                 <w:b w:val="false"/>
                 <w:bCs w:val="false"/>
                 <w:color w:val="111111"/>
